--- a/Fase 1/Evidencias Individuales/Tania_Herrera_1.1_APT122_AutoevaluacionCompetenciasFase1.docx
+++ b/Fase 1/Evidencias Individuales/Tania_Herrera_1.1_APT122_AutoevaluacionCompetenciasFase1.docx
@@ -1,16 +1,13 @@
 
 <file path=word/document.xml><?xml version="1.0" encoding="utf-8"?>
-<w:document xmlns:mc="http://schemas.openxmlformats.org/markup-compatibility/2006" xmlns:ve="http://schemas.openxmlformats.org/markup-compatibility/2006" xmlns:o="urn:schemas-microsoft-com:office:office" xmlns:r="http://schemas.openxmlformats.org/officeDocument/2006/relationships" xmlns:m="http://schemas.openxmlformats.org/officeDocument/2006/math" xmlns:v="urn:schemas-microsoft-com:vml" xmlns:wp="http://schemas.openxmlformats.org/drawingml/2006/wordprocessingDrawing" xmlns:w10="urn:schemas-microsoft-com:office:word" xmlns:w="http://schemas.openxmlformats.org/wordprocessingml/2006/main" xmlns:wne="http://schemas.microsoft.com/office/word/2006/wordml" xmlns:a="http://schemas.openxmlformats.org/drawingml/2006/main" xmlns:pic="http://schemas.openxmlformats.org/drawingml/2006/picture" xmlns:wpg="http://schemas.microsoft.com/office/word/2010/wordprocessingGroup" xmlns:wps="http://schemas.microsoft.com/office/word/2010/wordprocessingShape" xmlns:w14="http://schemas.microsoft.com/office/word/2010/wordml" mc:Ignorable="w14" xml:space="preserve">
+<w:document xmlns:wpc="http://schemas.microsoft.com/office/word/2010/wordprocessingCanvas" xmlns:cx="http://schemas.microsoft.com/office/drawing/2014/chartex" xmlns:cx1="http://schemas.microsoft.com/office/drawing/2015/9/8/chartex" xmlns:cx2="http://schemas.microsoft.com/office/drawing/2015/10/21/chartex" xmlns:cx3="http://schemas.microsoft.com/office/drawing/2016/5/9/chartex" xmlns:cx4="http://schemas.microsoft.com/office/drawing/2016/5/10/chartex" xmlns:cx5="http://schemas.microsoft.com/office/drawing/2016/5/11/chartex" xmlns:cx6="http://schemas.microsoft.com/office/drawing/2016/5/12/chartex" xmlns:cx7="http://schemas.microsoft.com/office/drawing/2016/5/13/chartex" xmlns:cx8="http://schemas.microsoft.com/office/drawing/2016/5/14/chartex" xmlns:mc="http://schemas.openxmlformats.org/markup-compatibility/2006" xmlns:aink="http://schemas.microsoft.com/office/drawing/2016/ink" xmlns:am3d="http://schemas.microsoft.com/office/drawing/2017/model3d" xmlns:o="urn:schemas-microsoft-com:office:office" xmlns:oel="http://schemas.microsoft.com/office/2019/extlst" xmlns:r="http://schemas.openxmlformats.org/officeDocument/2006/relationships" xmlns:m="http://schemas.openxmlformats.org/officeDocument/2006/math" xmlns:v="urn:schemas-microsoft-com:vml" xmlns:wp14="http://schemas.microsoft.com/office/word/2010/wordprocessingDrawing" xmlns:wp="http://schemas.openxmlformats.org/drawingml/2006/wordprocessingDrawing" xmlns:w10="urn:schemas-microsoft-com:office:word" xmlns:w="http://schemas.openxmlformats.org/wordprocessingml/2006/main" xmlns:w14="http://schemas.microsoft.com/office/word/2010/wordml" xmlns:w15="http://schemas.microsoft.com/office/word/2012/wordml" xmlns:w16cex="http://schemas.microsoft.com/office/word/2018/wordml/cex" xmlns:w16cid="http://schemas.microsoft.com/office/word/2016/wordml/cid" xmlns:w16="http://schemas.microsoft.com/office/word/2018/wordml" xmlns:w16du="http://schemas.microsoft.com/office/word/2023/wordml/word16du" xmlns:w16sdtdh="http://schemas.microsoft.com/office/word/2020/wordml/sdtdatahash" xmlns:w16sdtfl="http://schemas.microsoft.com/office/word/2024/wordml/sdtformatlock" xmlns:w16se="http://schemas.microsoft.com/office/word/2015/wordml/symex" xmlns:wpg="http://schemas.microsoft.com/office/word/2010/wordprocessingGroup" xmlns:wpi="http://schemas.microsoft.com/office/word/2010/wordprocessingInk" xmlns:wne="http://schemas.microsoft.com/office/word/2006/wordml" xmlns:wps="http://schemas.microsoft.com/office/word/2010/wordprocessingShape" mc:Ignorable="w14 w15 w16se w16cid w16 w16cex w16sdtdh w16sdtfl w16du wp14">
   <w:body>
     <w:p>
       <w:pPr>
-        <w:pStyle w:val="Heading1"/>
+        <w:pStyle w:val="Ttulo1"/>
       </w:pPr>
-      <w:bookmarkStart w:name="Pauta de Autoevaluación de Competencias" w:id="1"/>
-      <w:bookmarkEnd w:id="1"/>
-      <w:r>
-        <w:rPr/>
-      </w:r>
+      <w:bookmarkStart w:id="0" w:name="Pauta_de_Autoevaluación_de_Competencias"/>
+      <w:bookmarkEnd w:id="0"/>
       <w:r>
         <w:rPr>
           <w:color w:val="2D74B5"/>
@@ -22,7 +19,7 @@
           <w:color w:val="2D74B5"/>
           <w:spacing w:val="-2"/>
         </w:rPr>
-        <w:t> </w:t>
+        <w:t xml:space="preserve"> </w:t>
       </w:r>
       <w:r>
         <w:rPr>
@@ -35,7 +32,7 @@
           <w:color w:val="2D74B5"/>
           <w:spacing w:val="-1"/>
         </w:rPr>
-        <w:t> </w:t>
+        <w:t xml:space="preserve"> </w:t>
       </w:r>
       <w:r>
         <w:rPr>
@@ -48,7 +45,7 @@
           <w:color w:val="2D74B5"/>
           <w:spacing w:val="-2"/>
         </w:rPr>
-        <w:t> </w:t>
+        <w:t xml:space="preserve"> </w:t>
       </w:r>
       <w:r>
         <w:rPr>
@@ -61,7 +58,7 @@
           <w:color w:val="2D74B5"/>
           <w:spacing w:val="-1"/>
         </w:rPr>
-        <w:t> </w:t>
+        <w:t xml:space="preserve"> </w:t>
       </w:r>
       <w:r>
         <w:rPr>
@@ -74,480 +71,402 @@
     <w:p>
       <w:pPr>
         <w:spacing w:before="26"/>
-        <w:ind w:left="355" w:right="0" w:firstLine="0"/>
-        <w:jc w:val="left"/>
-        <w:rPr>
-          <w:sz w:val="22"/>
-        </w:rPr>
+        <w:ind w:left="355"/>
       </w:pPr>
       <w:r>
-        <w:rPr>
-          <w:sz w:val="22"/>
-        </w:rPr>
         <w:t>(complemento</w:t>
       </w:r>
       <w:r>
         <w:rPr>
           <w:spacing w:val="-3"/>
-          <w:sz w:val="22"/>
-        </w:rPr>
-        <w:t> </w:t>
-      </w:r>
-      <w:r>
-        <w:rPr>
-          <w:sz w:val="22"/>
-        </w:rPr>
+        </w:rPr>
+        <w:t xml:space="preserve"> </w:t>
+      </w:r>
+      <w:r>
         <w:t>de</w:t>
       </w:r>
       <w:r>
         <w:rPr>
           <w:spacing w:val="-1"/>
-          <w:sz w:val="22"/>
-        </w:rPr>
-        <w:t> </w:t>
-      </w:r>
-      <w:r>
-        <w:rPr>
-          <w:sz w:val="22"/>
-        </w:rPr>
+        </w:rPr>
+        <w:t xml:space="preserve"> </w:t>
+      </w:r>
+      <w:r>
         <w:t>la</w:t>
       </w:r>
       <w:r>
         <w:rPr>
           <w:spacing w:val="-3"/>
-          <w:sz w:val="22"/>
-        </w:rPr>
-        <w:t> </w:t>
-      </w:r>
-      <w:r>
-        <w:rPr>
-          <w:sz w:val="22"/>
-        </w:rPr>
+        </w:rPr>
+        <w:t xml:space="preserve"> </w:t>
+      </w:r>
+      <w:r>
         <w:t>Pauta</w:t>
       </w:r>
       <w:r>
         <w:rPr>
           <w:spacing w:val="-2"/>
-          <w:sz w:val="22"/>
-        </w:rPr>
-        <w:t> </w:t>
-      </w:r>
-      <w:r>
-        <w:rPr>
-          <w:sz w:val="22"/>
-        </w:rPr>
+        </w:rPr>
+        <w:t xml:space="preserve"> </w:t>
+      </w:r>
+      <w:r>
         <w:t>de</w:t>
       </w:r>
       <w:r>
         <w:rPr>
           <w:spacing w:val="-1"/>
-          <w:sz w:val="22"/>
-        </w:rPr>
-        <w:t> </w:t>
-      </w:r>
-      <w:r>
-        <w:rPr>
-          <w:sz w:val="22"/>
-        </w:rPr>
+        </w:rPr>
+        <w:t xml:space="preserve"> </w:t>
+      </w:r>
+      <w:r>
         <w:t>Reflexión</w:t>
       </w:r>
       <w:r>
         <w:rPr>
           <w:spacing w:val="-3"/>
-          <w:sz w:val="22"/>
-        </w:rPr>
-        <w:t> </w:t>
-      </w:r>
-      <w:r>
-        <w:rPr>
-          <w:sz w:val="22"/>
-        </w:rPr>
+        </w:rPr>
+        <w:t xml:space="preserve"> </w:t>
+      </w:r>
+      <w:r>
         <w:t>Definición</w:t>
       </w:r>
       <w:r>
         <w:rPr>
           <w:spacing w:val="-2"/>
-          <w:sz w:val="22"/>
-        </w:rPr>
-        <w:t> </w:t>
-      </w:r>
-      <w:r>
-        <w:rPr>
-          <w:sz w:val="22"/>
-        </w:rPr>
+        </w:rPr>
+        <w:t xml:space="preserve"> </w:t>
+      </w:r>
+      <w:r>
         <w:t>Proyecto</w:t>
       </w:r>
       <w:r>
         <w:rPr>
           <w:spacing w:val="-2"/>
-          <w:sz w:val="22"/>
-        </w:rPr>
-        <w:t> </w:t>
+        </w:rPr>
+        <w:t xml:space="preserve"> </w:t>
       </w:r>
       <w:r>
         <w:rPr>
           <w:spacing w:val="-4"/>
-          <w:sz w:val="22"/>
         </w:rPr>
         <w:t>APT)</w:t>
       </w:r>
     </w:p>
+    <w:p/>
     <w:p>
       <w:pPr>
-        <w:spacing w:line="240" w:lineRule="auto" w:before="0"/>
-        <w:rPr>
-          <w:sz w:val="22"/>
-        </w:rPr>
+        <w:spacing w:before="120"/>
       </w:pPr>
     </w:p>
     <w:p>
       <w:pPr>
-        <w:spacing w:line="240" w:lineRule="auto" w:before="120"/>
-        <w:rPr>
-          <w:sz w:val="22"/>
-        </w:rPr>
+        <w:pStyle w:val="Textoindependiente"/>
+        <w:ind w:left="355"/>
       </w:pPr>
+      <w:r>
+        <w:rPr>
+          <w:spacing w:val="-2"/>
+        </w:rPr>
+        <w:t>Objetivo:</w:t>
+      </w:r>
     </w:p>
     <w:p>
       <w:pPr>
-        <w:pStyle w:val="BodyText"/>
-        <w:ind w:left="355"/>
+        <w:pStyle w:val="Textoindependiente"/>
+        <w:spacing w:before="183" w:line="259" w:lineRule="auto"/>
+        <w:ind w:left="355" w:right="363"/>
+        <w:jc w:val="both"/>
       </w:pPr>
       <w:r>
-        <w:rPr>
-          <w:spacing w:val="-2"/>
-        </w:rPr>
-        <w:t>Objetivo:</w:t>
+        <w:t>El</w:t>
+      </w:r>
+      <w:r>
+        <w:rPr>
+          <w:spacing w:val="-7"/>
+        </w:rPr>
+        <w:t xml:space="preserve"> </w:t>
+      </w:r>
+      <w:r>
+        <w:t>objetivo</w:t>
+      </w:r>
+      <w:r>
+        <w:rPr>
+          <w:spacing w:val="-8"/>
+        </w:rPr>
+        <w:t xml:space="preserve"> </w:t>
+      </w:r>
+      <w:r>
+        <w:t>de</w:t>
+      </w:r>
+      <w:r>
+        <w:rPr>
+          <w:spacing w:val="-6"/>
+        </w:rPr>
+        <w:t xml:space="preserve"> </w:t>
+      </w:r>
+      <w:r>
+        <w:t>esta</w:t>
+      </w:r>
+      <w:r>
+        <w:rPr>
+          <w:spacing w:val="-3"/>
+        </w:rPr>
+        <w:t xml:space="preserve"> </w:t>
+      </w:r>
+      <w:r>
+        <w:t>pauta</w:t>
+      </w:r>
+      <w:r>
+        <w:rPr>
+          <w:spacing w:val="-7"/>
+        </w:rPr>
+        <w:t xml:space="preserve"> </w:t>
+      </w:r>
+      <w:r>
+        <w:t>de</w:t>
+      </w:r>
+      <w:r>
+        <w:rPr>
+          <w:spacing w:val="-6"/>
+        </w:rPr>
+        <w:t xml:space="preserve"> </w:t>
+      </w:r>
+      <w:r>
+        <w:t>autoevaluación</w:t>
+      </w:r>
+      <w:r>
+        <w:rPr>
+          <w:spacing w:val="-8"/>
+        </w:rPr>
+        <w:t xml:space="preserve"> </w:t>
+      </w:r>
+      <w:r>
+        <w:t>es</w:t>
+      </w:r>
+      <w:r>
+        <w:rPr>
+          <w:spacing w:val="-5"/>
+        </w:rPr>
+        <w:t xml:space="preserve"> </w:t>
+      </w:r>
+      <w:r>
+        <w:t>que</w:t>
+      </w:r>
+      <w:r>
+        <w:rPr>
+          <w:spacing w:val="-6"/>
+        </w:rPr>
+        <w:t xml:space="preserve"> </w:t>
+      </w:r>
+      <w:r>
+        <w:t>identifiques</w:t>
+      </w:r>
+      <w:r>
+        <w:rPr>
+          <w:spacing w:val="-5"/>
+        </w:rPr>
+        <w:t xml:space="preserve"> </w:t>
+      </w:r>
+      <w:r>
+        <w:t>tus</w:t>
+      </w:r>
+      <w:r>
+        <w:rPr>
+          <w:spacing w:val="-6"/>
+        </w:rPr>
+        <w:t xml:space="preserve"> </w:t>
+      </w:r>
+      <w:r>
+        <w:t>niveles</w:t>
+      </w:r>
+      <w:r>
+        <w:rPr>
+          <w:spacing w:val="-6"/>
+        </w:rPr>
+        <w:t xml:space="preserve"> </w:t>
+      </w:r>
+      <w:r>
+        <w:t>de</w:t>
+      </w:r>
+      <w:r>
+        <w:rPr>
+          <w:spacing w:val="-6"/>
+        </w:rPr>
+        <w:t xml:space="preserve"> </w:t>
+      </w:r>
+      <w:r>
+        <w:t>logro</w:t>
+      </w:r>
+      <w:r>
+        <w:rPr>
+          <w:spacing w:val="-8"/>
+        </w:rPr>
+        <w:t xml:space="preserve"> </w:t>
+      </w:r>
+      <w:r>
+        <w:t>en</w:t>
+      </w:r>
+      <w:r>
+        <w:rPr>
+          <w:spacing w:val="-7"/>
+        </w:rPr>
+        <w:t xml:space="preserve"> </w:t>
+      </w:r>
+      <w:r>
+        <w:t>las</w:t>
+      </w:r>
+      <w:r>
+        <w:rPr>
+          <w:spacing w:val="-1"/>
+        </w:rPr>
+        <w:t xml:space="preserve"> </w:t>
+      </w:r>
+      <w:r>
+        <w:t>competencias de tu plan de estudio para que, a partir de tus fortalezas y oportunidades de mejora, puedas definir mejor</w:t>
+      </w:r>
+      <w:r>
+        <w:rPr>
+          <w:spacing w:val="-1"/>
+        </w:rPr>
+        <w:t xml:space="preserve"> </w:t>
+      </w:r>
+      <w:r>
+        <w:t>tu</w:t>
+      </w:r>
+      <w:r>
+        <w:rPr>
+          <w:spacing w:val="-4"/>
+        </w:rPr>
+        <w:t xml:space="preserve"> </w:t>
+      </w:r>
+      <w:r>
+        <w:t>proyecto</w:t>
+      </w:r>
+      <w:r>
+        <w:rPr>
+          <w:spacing w:val="-4"/>
+        </w:rPr>
+        <w:t xml:space="preserve"> </w:t>
+      </w:r>
+      <w:r>
+        <w:t>APT. Esta</w:t>
+      </w:r>
+      <w:r>
+        <w:rPr>
+          <w:spacing w:val="-3"/>
+        </w:rPr>
+        <w:t xml:space="preserve"> </w:t>
+      </w:r>
+      <w:r>
+        <w:t>pauta de</w:t>
+      </w:r>
+      <w:r>
+        <w:rPr>
+          <w:spacing w:val="-1"/>
+        </w:rPr>
+        <w:t xml:space="preserve"> </w:t>
+      </w:r>
+      <w:r>
+        <w:t>autoevaluación</w:t>
+      </w:r>
+      <w:r>
+        <w:rPr>
+          <w:spacing w:val="-3"/>
+        </w:rPr>
+        <w:t xml:space="preserve"> </w:t>
+      </w:r>
+      <w:r>
+        <w:t>es</w:t>
+      </w:r>
+      <w:r>
+        <w:rPr>
+          <w:spacing w:val="-1"/>
+        </w:rPr>
+        <w:t xml:space="preserve"> </w:t>
+      </w:r>
+      <w:r>
+        <w:t>un</w:t>
+      </w:r>
+      <w:r>
+        <w:rPr>
+          <w:spacing w:val="-3"/>
+        </w:rPr>
+        <w:t xml:space="preserve"> </w:t>
+      </w:r>
+      <w:r>
+        <w:t>complemento</w:t>
+      </w:r>
+      <w:r>
+        <w:rPr>
+          <w:spacing w:val="-4"/>
+        </w:rPr>
+        <w:t xml:space="preserve"> </w:t>
+      </w:r>
+      <w:r>
+        <w:t>de</w:t>
+      </w:r>
+      <w:r>
+        <w:rPr>
+          <w:spacing w:val="-1"/>
+        </w:rPr>
+        <w:t xml:space="preserve"> </w:t>
+      </w:r>
+      <w:r>
+        <w:t>las</w:t>
+      </w:r>
+      <w:r>
+        <w:rPr>
+          <w:spacing w:val="-1"/>
+        </w:rPr>
+        <w:t xml:space="preserve"> </w:t>
+      </w:r>
+      <w:r>
+        <w:t>reflexiones</w:t>
+      </w:r>
+      <w:r>
+        <w:rPr>
+          <w:spacing w:val="-1"/>
+        </w:rPr>
+        <w:t xml:space="preserve"> </w:t>
+      </w:r>
+      <w:r>
+        <w:t>iniciales</w:t>
+      </w:r>
+      <w:r>
+        <w:rPr>
+          <w:spacing w:val="-1"/>
+        </w:rPr>
+        <w:t xml:space="preserve"> </w:t>
+      </w:r>
+      <w:r>
+        <w:t>de APT que también te ayudarán a definir tu Proyecto APT.</w:t>
       </w:r>
     </w:p>
     <w:p>
       <w:pPr>
-        <w:pStyle w:val="BodyText"/>
-        <w:spacing w:line="259" w:lineRule="auto" w:before="183"/>
-        <w:ind w:left="355" w:right="363"/>
-        <w:jc w:val="both"/>
+        <w:pStyle w:val="Textoindependiente"/>
+        <w:spacing w:before="159"/>
+        <w:ind w:left="355"/>
       </w:pPr>
       <w:r>
-        <w:rPr/>
-        <w:t>El</w:t>
-      </w:r>
-      <w:r>
-        <w:rPr>
-          <w:spacing w:val="-7"/>
-        </w:rPr>
-        <w:t> </w:t>
-      </w:r>
-      <w:r>
-        <w:rPr/>
-        <w:t>objetivo</w:t>
-      </w:r>
-      <w:r>
-        <w:rPr>
-          <w:spacing w:val="-8"/>
-        </w:rPr>
-        <w:t> </w:t>
-      </w:r>
-      <w:r>
-        <w:rPr/>
-        <w:t>de</w:t>
-      </w:r>
-      <w:r>
-        <w:rPr>
-          <w:spacing w:val="-6"/>
-        </w:rPr>
-        <w:t> </w:t>
-      </w:r>
-      <w:r>
-        <w:rPr/>
-        <w:t>esta</w:t>
-      </w:r>
-      <w:r>
-        <w:rPr>
-          <w:spacing w:val="-3"/>
-        </w:rPr>
-        <w:t> </w:t>
-      </w:r>
-      <w:r>
-        <w:rPr/>
-        <w:t>pauta</w:t>
-      </w:r>
-      <w:r>
-        <w:rPr>
-          <w:spacing w:val="-7"/>
-        </w:rPr>
-        <w:t> </w:t>
-      </w:r>
-      <w:r>
-        <w:rPr/>
-        <w:t>de</w:t>
-      </w:r>
-      <w:r>
-        <w:rPr>
-          <w:spacing w:val="-6"/>
-        </w:rPr>
-        <w:t> </w:t>
-      </w:r>
-      <w:r>
-        <w:rPr/>
-        <w:t>autoevaluación</w:t>
-      </w:r>
-      <w:r>
-        <w:rPr>
-          <w:spacing w:val="-8"/>
-        </w:rPr>
-        <w:t> </w:t>
-      </w:r>
-      <w:r>
-        <w:rPr/>
-        <w:t>es</w:t>
-      </w:r>
-      <w:r>
-        <w:rPr>
-          <w:spacing w:val="-5"/>
-        </w:rPr>
-        <w:t> </w:t>
-      </w:r>
-      <w:r>
-        <w:rPr/>
-        <w:t>que</w:t>
-      </w:r>
-      <w:r>
-        <w:rPr>
-          <w:spacing w:val="-6"/>
-        </w:rPr>
-        <w:t> </w:t>
-      </w:r>
-      <w:r>
-        <w:rPr/>
-        <w:t>identifiques</w:t>
-      </w:r>
-      <w:r>
-        <w:rPr>
-          <w:spacing w:val="-5"/>
-        </w:rPr>
-        <w:t> </w:t>
-      </w:r>
-      <w:r>
-        <w:rPr/>
-        <w:t>tus</w:t>
-      </w:r>
-      <w:r>
-        <w:rPr>
-          <w:spacing w:val="-6"/>
-        </w:rPr>
-        <w:t> </w:t>
-      </w:r>
-      <w:r>
-        <w:rPr/>
-        <w:t>niveles</w:t>
-      </w:r>
-      <w:r>
-        <w:rPr>
-          <w:spacing w:val="-6"/>
-        </w:rPr>
-        <w:t> </w:t>
-      </w:r>
-      <w:r>
-        <w:rPr/>
-        <w:t>de</w:t>
-      </w:r>
-      <w:r>
-        <w:rPr>
-          <w:spacing w:val="-6"/>
-        </w:rPr>
-        <w:t> </w:t>
-      </w:r>
-      <w:r>
-        <w:rPr/>
-        <w:t>logro</w:t>
-      </w:r>
-      <w:r>
-        <w:rPr>
-          <w:spacing w:val="-8"/>
-        </w:rPr>
-        <w:t> </w:t>
-      </w:r>
-      <w:r>
-        <w:rPr/>
-        <w:t>en</w:t>
-      </w:r>
-      <w:r>
-        <w:rPr>
-          <w:spacing w:val="-7"/>
-        </w:rPr>
-        <w:t> </w:t>
-      </w:r>
-      <w:r>
-        <w:rPr/>
-        <w:t>las</w:t>
-      </w:r>
-      <w:r>
-        <w:rPr>
-          <w:spacing w:val="-1"/>
-        </w:rPr>
-        <w:t> </w:t>
-      </w:r>
-      <w:r>
-        <w:rPr/>
-        <w:t>competencias de tu plan de estudio para que, a partir de tus fortalezas y oportunidades de mejora, puedas definir mejor</w:t>
-      </w:r>
-      <w:r>
-        <w:rPr>
-          <w:spacing w:val="-1"/>
-        </w:rPr>
-        <w:t> </w:t>
-      </w:r>
-      <w:r>
-        <w:rPr/>
-        <w:t>tu</w:t>
-      </w:r>
-      <w:r>
-        <w:rPr>
-          <w:spacing w:val="-4"/>
-        </w:rPr>
-        <w:t> </w:t>
-      </w:r>
-      <w:r>
-        <w:rPr/>
-        <w:t>proyecto</w:t>
-      </w:r>
-      <w:r>
-        <w:rPr>
-          <w:spacing w:val="-4"/>
-        </w:rPr>
-        <w:t> </w:t>
-      </w:r>
-      <w:r>
-        <w:rPr/>
-        <w:t>APT. Esta</w:t>
-      </w:r>
-      <w:r>
-        <w:rPr>
-          <w:spacing w:val="-3"/>
-        </w:rPr>
-        <w:t> </w:t>
-      </w:r>
-      <w:r>
-        <w:rPr/>
-        <w:t>pauta de</w:t>
-      </w:r>
-      <w:r>
-        <w:rPr>
-          <w:spacing w:val="-1"/>
-        </w:rPr>
-        <w:t> </w:t>
-      </w:r>
-      <w:r>
-        <w:rPr/>
-        <w:t>autoevaluación</w:t>
-      </w:r>
-      <w:r>
-        <w:rPr>
-          <w:spacing w:val="-3"/>
-        </w:rPr>
-        <w:t> </w:t>
-      </w:r>
-      <w:r>
-        <w:rPr/>
-        <w:t>es</w:t>
-      </w:r>
-      <w:r>
-        <w:rPr>
-          <w:spacing w:val="-1"/>
-        </w:rPr>
-        <w:t> </w:t>
-      </w:r>
-      <w:r>
-        <w:rPr/>
-        <w:t>un</w:t>
-      </w:r>
-      <w:r>
-        <w:rPr>
-          <w:spacing w:val="-3"/>
-        </w:rPr>
-        <w:t> </w:t>
-      </w:r>
-      <w:r>
-        <w:rPr/>
-        <w:t>complemento</w:t>
-      </w:r>
-      <w:r>
-        <w:rPr>
-          <w:spacing w:val="-4"/>
-        </w:rPr>
-        <w:t> </w:t>
-      </w:r>
-      <w:r>
-        <w:rPr/>
-        <w:t>de</w:t>
-      </w:r>
-      <w:r>
-        <w:rPr>
-          <w:spacing w:val="-1"/>
-        </w:rPr>
-        <w:t> </w:t>
-      </w:r>
-      <w:r>
-        <w:rPr/>
-        <w:t>las</w:t>
-      </w:r>
-      <w:r>
-        <w:rPr>
-          <w:spacing w:val="-1"/>
-        </w:rPr>
-        <w:t> </w:t>
-      </w:r>
-      <w:r>
-        <w:rPr/>
-        <w:t>reflexiones</w:t>
-      </w:r>
-      <w:r>
-        <w:rPr>
-          <w:spacing w:val="-1"/>
-        </w:rPr>
-        <w:t> </w:t>
-      </w:r>
-      <w:r>
-        <w:rPr/>
-        <w:t>iniciales</w:t>
-      </w:r>
-      <w:r>
-        <w:rPr>
-          <w:spacing w:val="-1"/>
-        </w:rPr>
-        <w:t> </w:t>
-      </w:r>
-      <w:r>
-        <w:rPr/>
-        <w:t>de APT que también te ayudarán a definir tu Proyecto APT.</w:t>
+        <w:rPr>
+          <w:spacing w:val="-2"/>
+        </w:rPr>
+        <w:t>Instrucciones:</w:t>
       </w:r>
     </w:p>
     <w:p>
       <w:pPr>
-        <w:pStyle w:val="BodyText"/>
-        <w:spacing w:before="159"/>
-        <w:ind w:left="355"/>
-      </w:pPr>
-      <w:r>
-        <w:rPr>
-          <w:spacing w:val="-2"/>
-        </w:rPr>
-        <w:t>Instrucciones:</w:t>
-      </w:r>
-    </w:p>
-    <w:p>
-      <w:pPr>
-        <w:pStyle w:val="ListParagraph"/>
+        <w:pStyle w:val="Prrafodelista"/>
         <w:numPr>
           <w:ilvl w:val="0"/>
           <w:numId w:val="1"/>
         </w:numPr>
         <w:tabs>
-          <w:tab w:pos="1150" w:val="left" w:leader="none"/>
+          <w:tab w:val="left" w:pos="1150"/>
         </w:tabs>
-        <w:spacing w:line="240" w:lineRule="auto" w:before="183" w:after="0"/>
-        <w:ind w:left="1150" w:right="0" w:hanging="360"/>
-        <w:jc w:val="left"/>
+        <w:spacing w:before="183"/>
+        <w:ind w:left="1150" w:hanging="360"/>
         <w:rPr>
           <w:sz w:val="24"/>
         </w:rPr>
@@ -563,7 +482,7 @@
           <w:spacing w:val="-14"/>
           <w:sz w:val="24"/>
         </w:rPr>
-        <w:t> </w:t>
+        <w:t xml:space="preserve"> </w:t>
       </w:r>
       <w:r>
         <w:rPr>
@@ -576,7 +495,7 @@
           <w:spacing w:val="-14"/>
           <w:sz w:val="24"/>
         </w:rPr>
-        <w:t> </w:t>
+        <w:t xml:space="preserve"> </w:t>
       </w:r>
       <w:r>
         <w:rPr>
@@ -589,7 +508,7 @@
           <w:spacing w:val="-12"/>
           <w:sz w:val="24"/>
         </w:rPr>
-        <w:t> </w:t>
+        <w:t xml:space="preserve"> </w:t>
       </w:r>
       <w:r>
         <w:rPr>
@@ -602,7 +521,7 @@
           <w:spacing w:val="-14"/>
           <w:sz w:val="24"/>
         </w:rPr>
-        <w:t> </w:t>
+        <w:t xml:space="preserve"> </w:t>
       </w:r>
       <w:r>
         <w:rPr>
@@ -615,7 +534,7 @@
           <w:spacing w:val="-12"/>
           <w:sz w:val="24"/>
         </w:rPr>
-        <w:t> </w:t>
+        <w:t xml:space="preserve"> </w:t>
       </w:r>
       <w:r>
         <w:rPr>
@@ -628,7 +547,7 @@
           <w:spacing w:val="-11"/>
           <w:sz w:val="24"/>
         </w:rPr>
-        <w:t> </w:t>
+        <w:t xml:space="preserve"> </w:t>
       </w:r>
       <w:r>
         <w:rPr>
@@ -641,7 +560,7 @@
           <w:spacing w:val="-12"/>
           <w:sz w:val="24"/>
         </w:rPr>
-        <w:t> </w:t>
+        <w:t xml:space="preserve"> </w:t>
       </w:r>
       <w:r>
         <w:rPr>
@@ -654,7 +573,7 @@
           <w:spacing w:val="-13"/>
           <w:sz w:val="24"/>
         </w:rPr>
-        <w:t> </w:t>
+        <w:t xml:space="preserve"> </w:t>
       </w:r>
       <w:r>
         <w:rPr>
@@ -667,7 +586,7 @@
           <w:spacing w:val="-13"/>
           <w:sz w:val="24"/>
         </w:rPr>
-        <w:t> </w:t>
+        <w:t xml:space="preserve"> </w:t>
       </w:r>
       <w:r>
         <w:rPr>
@@ -680,7 +599,7 @@
           <w:spacing w:val="-12"/>
           <w:sz w:val="24"/>
         </w:rPr>
-        <w:t> </w:t>
+        <w:t xml:space="preserve"> </w:t>
       </w:r>
       <w:r>
         <w:rPr>
@@ -693,7 +612,7 @@
           <w:spacing w:val="-16"/>
           <w:sz w:val="24"/>
         </w:rPr>
-        <w:t> </w:t>
+        <w:t xml:space="preserve"> </w:t>
       </w:r>
       <w:r>
         <w:rPr>
@@ -706,7 +625,7 @@
           <w:spacing w:val="-11"/>
           <w:sz w:val="24"/>
         </w:rPr>
-        <w:t> </w:t>
+        <w:t xml:space="preserve"> </w:t>
       </w:r>
       <w:r>
         <w:rPr>
@@ -719,7 +638,7 @@
           <w:spacing w:val="-12"/>
           <w:sz w:val="24"/>
         </w:rPr>
-        <w:t> </w:t>
+        <w:t xml:space="preserve"> </w:t>
       </w:r>
       <w:r>
         <w:rPr>
@@ -732,7 +651,7 @@
           <w:spacing w:val="-11"/>
           <w:sz w:val="24"/>
         </w:rPr>
-        <w:t> </w:t>
+        <w:t xml:space="preserve"> </w:t>
       </w:r>
       <w:r>
         <w:rPr>
@@ -745,7 +664,7 @@
           <w:spacing w:val="-14"/>
           <w:sz w:val="24"/>
         </w:rPr>
-        <w:t> </w:t>
+        <w:t xml:space="preserve"> </w:t>
       </w:r>
       <w:r>
         <w:rPr>
@@ -758,7 +677,7 @@
           <w:spacing w:val="-13"/>
           <w:sz w:val="24"/>
         </w:rPr>
-        <w:t> </w:t>
+        <w:t xml:space="preserve"> </w:t>
       </w:r>
       <w:r>
         <w:rPr>
@@ -770,17 +689,16 @@
     </w:p>
     <w:p>
       <w:pPr>
-        <w:pStyle w:val="ListParagraph"/>
+        <w:pStyle w:val="Prrafodelista"/>
         <w:numPr>
           <w:ilvl w:val="0"/>
           <w:numId w:val="1"/>
         </w:numPr>
         <w:tabs>
-          <w:tab w:pos="1151" w:val="left" w:leader="none"/>
+          <w:tab w:val="left" w:pos="1151"/>
         </w:tabs>
-        <w:spacing w:line="259" w:lineRule="auto" w:before="27" w:after="0"/>
-        <w:ind w:left="1151" w:right="368" w:hanging="361"/>
-        <w:jc w:val="left"/>
+        <w:spacing w:before="27" w:line="259" w:lineRule="auto"/>
+        <w:ind w:right="368"/>
         <w:rPr>
           <w:sz w:val="24"/>
         </w:rPr>
@@ -796,7 +714,7 @@
           <w:spacing w:val="-8"/>
           <w:sz w:val="24"/>
         </w:rPr>
-        <w:t> </w:t>
+        <w:t xml:space="preserve"> </w:t>
       </w:r>
       <w:r>
         <w:rPr>
@@ -809,7 +727,7 @@
           <w:spacing w:val="-8"/>
           <w:sz w:val="24"/>
         </w:rPr>
-        <w:t> </w:t>
+        <w:t xml:space="preserve"> </w:t>
       </w:r>
       <w:r>
         <w:rPr>
@@ -822,7 +740,7 @@
           <w:spacing w:val="-9"/>
           <w:sz w:val="24"/>
         </w:rPr>
-        <w:t> </w:t>
+        <w:t xml:space="preserve"> </w:t>
       </w:r>
       <w:r>
         <w:rPr>
@@ -835,7 +753,7 @@
           <w:spacing w:val="-5"/>
           <w:sz w:val="24"/>
         </w:rPr>
-        <w:t> </w:t>
+        <w:t xml:space="preserve"> </w:t>
       </w:r>
       <w:r>
         <w:rPr>
@@ -848,7 +766,7 @@
           <w:spacing w:val="-7"/>
           <w:sz w:val="24"/>
         </w:rPr>
-        <w:t> </w:t>
+        <w:t xml:space="preserve"> </w:t>
       </w:r>
       <w:r>
         <w:rPr>
@@ -861,7 +779,7 @@
           <w:spacing w:val="-7"/>
           <w:sz w:val="24"/>
         </w:rPr>
-        <w:t> </w:t>
+        <w:t xml:space="preserve"> </w:t>
       </w:r>
       <w:r>
         <w:rPr>
@@ -874,7 +792,7 @@
           <w:spacing w:val="-7"/>
           <w:sz w:val="24"/>
         </w:rPr>
-        <w:t> </w:t>
+        <w:t xml:space="preserve"> </w:t>
       </w:r>
       <w:r>
         <w:rPr>
@@ -887,7 +805,7 @@
           <w:spacing w:val="-7"/>
           <w:sz w:val="24"/>
         </w:rPr>
-        <w:t> </w:t>
+        <w:t xml:space="preserve"> </w:t>
       </w:r>
       <w:r>
         <w:rPr>
@@ -900,7 +818,7 @@
           <w:spacing w:val="-9"/>
           <w:sz w:val="24"/>
         </w:rPr>
-        <w:t> </w:t>
+        <w:t xml:space="preserve"> </w:t>
       </w:r>
       <w:r>
         <w:rPr>
@@ -913,7 +831,7 @@
           <w:spacing w:val="-7"/>
           <w:sz w:val="24"/>
         </w:rPr>
-        <w:t> </w:t>
+        <w:t xml:space="preserve"> </w:t>
       </w:r>
       <w:r>
         <w:rPr>
@@ -926,20 +844,22 @@
           <w:spacing w:val="-7"/>
           <w:sz w:val="24"/>
         </w:rPr>
-        <w:t> </w:t>
-      </w:r>
+        <w:t xml:space="preserve"> </w:t>
+      </w:r>
+      <w:proofErr w:type="gramStart"/>
       <w:r>
         <w:rPr>
           <w:sz w:val="24"/>
         </w:rPr>
         <w:t>estudiando</w:t>
       </w:r>
+      <w:proofErr w:type="gramEnd"/>
       <w:r>
         <w:rPr>
           <w:spacing w:val="-5"/>
           <w:sz w:val="24"/>
         </w:rPr>
-        <w:t> </w:t>
+        <w:t xml:space="preserve"> </w:t>
       </w:r>
       <w:r>
         <w:rPr>
@@ -952,7 +872,7 @@
           <w:spacing w:val="-8"/>
           <w:sz w:val="24"/>
         </w:rPr>
-        <w:t> </w:t>
+        <w:t xml:space="preserve"> </w:t>
       </w:r>
       <w:r>
         <w:rPr>
@@ -965,7 +885,7 @@
           <w:spacing w:val="-9"/>
           <w:sz w:val="24"/>
         </w:rPr>
-        <w:t> </w:t>
+        <w:t xml:space="preserve"> </w:t>
       </w:r>
       <w:r>
         <w:rPr>
@@ -978,7 +898,7 @@
           <w:spacing w:val="-6"/>
           <w:sz w:val="24"/>
         </w:rPr>
-        <w:t> </w:t>
+        <w:t xml:space="preserve"> </w:t>
       </w:r>
       <w:r>
         <w:rPr>
@@ -991,7 +911,7 @@
           <w:spacing w:val="-7"/>
           <w:sz w:val="24"/>
         </w:rPr>
-        <w:t> </w:t>
+        <w:t xml:space="preserve"> </w:t>
       </w:r>
       <w:r>
         <w:rPr>
@@ -1002,17 +922,16 @@
     </w:p>
     <w:p>
       <w:pPr>
-        <w:pStyle w:val="ListParagraph"/>
+        <w:pStyle w:val="Prrafodelista"/>
         <w:numPr>
           <w:ilvl w:val="0"/>
           <w:numId w:val="1"/>
         </w:numPr>
         <w:tabs>
-          <w:tab w:pos="1151" w:val="left" w:leader="none"/>
+          <w:tab w:val="left" w:pos="1151"/>
         </w:tabs>
-        <w:spacing w:line="259" w:lineRule="auto" w:before="0" w:after="0"/>
-        <w:ind w:left="1151" w:right="363" w:hanging="361"/>
-        <w:jc w:val="left"/>
+        <w:spacing w:line="259" w:lineRule="auto"/>
+        <w:ind w:right="363"/>
         <w:rPr>
           <w:sz w:val="24"/>
         </w:rPr>
@@ -1028,7 +947,7 @@
           <w:spacing w:val="40"/>
           <w:sz w:val="24"/>
         </w:rPr>
-        <w:t> </w:t>
+        <w:t xml:space="preserve"> </w:t>
       </w:r>
       <w:r>
         <w:rPr>
@@ -1041,7 +960,7 @@
           <w:spacing w:val="40"/>
           <w:sz w:val="24"/>
         </w:rPr>
-        <w:t> </w:t>
+        <w:t xml:space="preserve"> </w:t>
       </w:r>
       <w:r>
         <w:rPr>
@@ -1054,7 +973,7 @@
           <w:spacing w:val="40"/>
           <w:sz w:val="24"/>
         </w:rPr>
-        <w:t> </w:t>
+        <w:t xml:space="preserve"> </w:t>
       </w:r>
       <w:r>
         <w:rPr>
@@ -1067,7 +986,7 @@
           <w:spacing w:val="40"/>
           <w:sz w:val="24"/>
         </w:rPr>
-        <w:t> </w:t>
+        <w:t xml:space="preserve"> </w:t>
       </w:r>
       <w:r>
         <w:rPr>
@@ -1080,7 +999,7 @@
           <w:spacing w:val="40"/>
           <w:sz w:val="24"/>
         </w:rPr>
-        <w:t> </w:t>
+        <w:t xml:space="preserve"> </w:t>
       </w:r>
       <w:r>
         <w:rPr>
@@ -1093,7 +1012,7 @@
           <w:spacing w:val="40"/>
           <w:sz w:val="24"/>
         </w:rPr>
-        <w:t> </w:t>
+        <w:t xml:space="preserve"> </w:t>
       </w:r>
       <w:r>
         <w:rPr>
@@ -1106,7 +1025,7 @@
           <w:spacing w:val="40"/>
           <w:sz w:val="24"/>
         </w:rPr>
-        <w:t> </w:t>
+        <w:t xml:space="preserve"> </w:t>
       </w:r>
       <w:r>
         <w:rPr>
@@ -1119,7 +1038,7 @@
           <w:spacing w:val="40"/>
           <w:sz w:val="24"/>
         </w:rPr>
-        <w:t> </w:t>
+        <w:t xml:space="preserve"> </w:t>
       </w:r>
       <w:r>
         <w:rPr>
@@ -1132,7 +1051,7 @@
           <w:spacing w:val="40"/>
           <w:sz w:val="24"/>
         </w:rPr>
-        <w:t> </w:t>
+        <w:t xml:space="preserve"> </w:t>
       </w:r>
       <w:r>
         <w:rPr>
@@ -1145,7 +1064,7 @@
           <w:spacing w:val="40"/>
           <w:sz w:val="24"/>
         </w:rPr>
-        <w:t> </w:t>
+        <w:t xml:space="preserve"> </w:t>
       </w:r>
       <w:r>
         <w:rPr>
@@ -1158,7 +1077,7 @@
           <w:spacing w:val="40"/>
           <w:sz w:val="24"/>
         </w:rPr>
-        <w:t> </w:t>
+        <w:t xml:space="preserve"> </w:t>
       </w:r>
       <w:r>
         <w:rPr>
@@ -1171,7 +1090,7 @@
           <w:spacing w:val="40"/>
           <w:sz w:val="24"/>
         </w:rPr>
-        <w:t> </w:t>
+        <w:t xml:space="preserve"> </w:t>
       </w:r>
       <w:r>
         <w:rPr>
@@ -1184,7 +1103,7 @@
           <w:spacing w:val="40"/>
           <w:sz w:val="24"/>
         </w:rPr>
-        <w:t> </w:t>
+        <w:t xml:space="preserve"> </w:t>
       </w:r>
       <w:r>
         <w:rPr>
@@ -1197,7 +1116,7 @@
           <w:spacing w:val="40"/>
           <w:sz w:val="24"/>
         </w:rPr>
-        <w:t> </w:t>
+        <w:t xml:space="preserve"> </w:t>
       </w:r>
       <w:r>
         <w:rPr>
@@ -1210,7 +1129,7 @@
           <w:spacing w:val="40"/>
           <w:sz w:val="24"/>
         </w:rPr>
-        <w:t> </w:t>
+        <w:t xml:space="preserve"> </w:t>
       </w:r>
       <w:r>
         <w:rPr>
@@ -1221,7 +1140,7 @@
     </w:p>
     <w:p>
       <w:pPr>
-        <w:spacing w:line="240" w:lineRule="auto" w:before="204" w:after="0"/>
+        <w:spacing w:before="204"/>
         <w:rPr>
           <w:sz w:val="20"/>
         </w:rPr>
@@ -1229,8 +1148,8 @@
     </w:p>
     <w:tbl>
       <w:tblPr>
+        <w:tblStyle w:val="TableNormal"/>
         <w:tblW w:w="0" w:type="auto"/>
-        <w:jc w:val="left"/>
         <w:tblInd w:w="785" w:type="dxa"/>
         <w:tblBorders>
           <w:top w:val="single" w:sz="4" w:space="0" w:color="BEBEBE"/>
@@ -1241,13 +1160,7 @@
           <w:insideV w:val="single" w:sz="4" w:space="0" w:color="BEBEBE"/>
         </w:tblBorders>
         <w:tblLayout w:type="fixed"/>
-        <w:tblCellMar>
-          <w:top w:w="0" w:type="dxa"/>
-          <w:left w:w="0" w:type="dxa"/>
-          <w:bottom w:w="0" w:type="dxa"/>
-          <w:right w:w="0" w:type="dxa"/>
-        </w:tblCellMar>
-        <w:tblLook w:val="01E0"/>
+        <w:tblLook w:val="01E0" w:firstRow="1" w:lastRow="1" w:firstColumn="1" w:lastColumn="1" w:noHBand="0" w:noVBand="0"/>
       </w:tblPr>
       <w:tblGrid>
         <w:gridCol w:w="2011"/>
@@ -1255,7 +1168,7 @@
       </w:tblGrid>
       <w:tr>
         <w:trPr>
-          <w:trHeight w:val="265" w:hRule="atLeast"/>
+          <w:trHeight w:val="265"/>
         </w:trPr>
         <w:tc>
           <w:tcPr>
@@ -1269,14 +1182,12 @@
               <w:jc w:val="center"/>
               <w:rPr>
                 <w:b/>
-                <w:sz w:val="22"/>
               </w:rPr>
             </w:pPr>
             <w:r>
               <w:rPr>
                 <w:b/>
                 <w:spacing w:val="-2"/>
-                <w:sz w:val="22"/>
               </w:rPr>
               <w:t>Categoría</w:t>
             </w:r>
@@ -1294,14 +1205,12 @@
               <w:jc w:val="center"/>
               <w:rPr>
                 <w:b/>
-                <w:sz w:val="22"/>
               </w:rPr>
             </w:pPr>
             <w:r>
               <w:rPr>
                 <w:b/>
                 <w:spacing w:val="-2"/>
-                <w:sz w:val="22"/>
               </w:rPr>
               <w:t>Descripción</w:t>
             </w:r>
@@ -1310,7 +1219,7 @@
       </w:tr>
       <w:tr>
         <w:trPr>
-          <w:trHeight w:val="585" w:hRule="atLeast"/>
+          <w:trHeight w:val="585"/>
         </w:trPr>
         <w:tc>
           <w:tcPr>
@@ -1319,7 +1228,7 @@
           <w:p>
             <w:pPr>
               <w:pStyle w:val="TableParagraph"/>
-              <w:spacing w:line="291" w:lineRule="exact" w:before="1"/>
+              <w:spacing w:before="1" w:line="291" w:lineRule="exact"/>
               <w:ind w:left="110"/>
               <w:rPr>
                 <w:sz w:val="24"/>
@@ -1353,7 +1262,7 @@
                 <w:spacing w:val="-10"/>
                 <w:sz w:val="24"/>
               </w:rPr>
-              <w:t> </w:t>
+              <w:t xml:space="preserve"> </w:t>
             </w:r>
             <w:r>
               <w:rPr>
@@ -1388,7 +1297,7 @@
                 <w:spacing w:val="-7"/>
                 <w:sz w:val="24"/>
               </w:rPr>
-              <w:t> </w:t>
+              <w:t xml:space="preserve"> </w:t>
             </w:r>
             <w:r>
               <w:rPr>
@@ -1401,7 +1310,7 @@
                 <w:spacing w:val="-4"/>
                 <w:sz w:val="24"/>
               </w:rPr>
-              <w:t> </w:t>
+              <w:t xml:space="preserve"> </w:t>
             </w:r>
             <w:r>
               <w:rPr>
@@ -1414,7 +1323,7 @@
                 <w:spacing w:val="-3"/>
                 <w:sz w:val="24"/>
               </w:rPr>
-              <w:t> </w:t>
+              <w:t xml:space="preserve"> </w:t>
             </w:r>
             <w:r>
               <w:rPr>
@@ -1427,7 +1336,7 @@
                 <w:spacing w:val="-5"/>
                 <w:sz w:val="24"/>
               </w:rPr>
-              <w:t> </w:t>
+              <w:t xml:space="preserve"> </w:t>
             </w:r>
             <w:r>
               <w:rPr>
@@ -1440,7 +1349,7 @@
                 <w:spacing w:val="-4"/>
                 <w:sz w:val="24"/>
               </w:rPr>
-              <w:t> </w:t>
+              <w:t xml:space="preserve"> </w:t>
             </w:r>
             <w:r>
               <w:rPr>
@@ -1453,7 +1362,7 @@
                 <w:spacing w:val="-4"/>
                 <w:sz w:val="24"/>
               </w:rPr>
-              <w:t> </w:t>
+              <w:t xml:space="preserve"> </w:t>
             </w:r>
             <w:r>
               <w:rPr>
@@ -1466,7 +1375,7 @@
                 <w:spacing w:val="-4"/>
                 <w:sz w:val="24"/>
               </w:rPr>
-              <w:t> </w:t>
+              <w:t xml:space="preserve"> </w:t>
             </w:r>
             <w:r>
               <w:rPr>
@@ -1479,7 +1388,7 @@
                 <w:spacing w:val="-1"/>
                 <w:sz w:val="24"/>
               </w:rPr>
-              <w:t> </w:t>
+              <w:t xml:space="preserve"> </w:t>
             </w:r>
             <w:r>
               <w:rPr>
@@ -1492,7 +1401,7 @@
                 <w:spacing w:val="-5"/>
                 <w:sz w:val="24"/>
               </w:rPr>
-              <w:t> </w:t>
+              <w:t xml:space="preserve"> </w:t>
             </w:r>
             <w:r>
               <w:rPr>
@@ -1505,7 +1414,7 @@
                 <w:spacing w:val="-4"/>
                 <w:sz w:val="24"/>
               </w:rPr>
-              <w:t> </w:t>
+              <w:t xml:space="preserve"> </w:t>
             </w:r>
             <w:r>
               <w:rPr>
@@ -1519,7 +1428,7 @@
       </w:tr>
       <w:tr>
         <w:trPr>
-          <w:trHeight w:val="590" w:hRule="atLeast"/>
+          <w:trHeight w:val="590"/>
         </w:trPr>
         <w:tc>
           <w:tcPr>
@@ -1546,7 +1455,7 @@
                 <w:spacing w:val="-8"/>
                 <w:sz w:val="24"/>
               </w:rPr>
-              <w:t> </w:t>
+              <w:t xml:space="preserve"> </w:t>
             </w:r>
             <w:r>
               <w:rPr>
@@ -1559,7 +1468,7 @@
                 <w:spacing w:val="-6"/>
                 <w:sz w:val="24"/>
               </w:rPr>
-              <w:t> </w:t>
+              <w:t xml:space="preserve"> </w:t>
             </w:r>
             <w:r>
               <w:rPr>
@@ -1594,7 +1503,7 @@
                 <w:spacing w:val="-6"/>
                 <w:sz w:val="24"/>
               </w:rPr>
-              <w:t> </w:t>
+              <w:t xml:space="preserve"> </w:t>
             </w:r>
             <w:r>
               <w:rPr>
@@ -1607,7 +1516,7 @@
                 <w:spacing w:val="-5"/>
                 <w:sz w:val="24"/>
               </w:rPr>
-              <w:t> </w:t>
+              <w:t xml:space="preserve"> </w:t>
             </w:r>
             <w:r>
               <w:rPr>
@@ -1620,7 +1529,7 @@
                 <w:spacing w:val="-3"/>
                 <w:sz w:val="24"/>
               </w:rPr>
-              <w:t> </w:t>
+              <w:t xml:space="preserve"> </w:t>
             </w:r>
             <w:r>
               <w:rPr>
@@ -1633,7 +1542,7 @@
                 <w:spacing w:val="-5"/>
                 <w:sz w:val="24"/>
               </w:rPr>
-              <w:t> </w:t>
+              <w:t xml:space="preserve"> </w:t>
             </w:r>
             <w:r>
               <w:rPr>
@@ -1646,7 +1555,7 @@
                 <w:spacing w:val="-6"/>
                 <w:sz w:val="24"/>
               </w:rPr>
-              <w:t> </w:t>
+              <w:t xml:space="preserve"> </w:t>
             </w:r>
             <w:r>
               <w:rPr>
@@ -1659,7 +1568,7 @@
                 <w:spacing w:val="-3"/>
                 <w:sz w:val="24"/>
               </w:rPr>
-              <w:t> </w:t>
+              <w:t xml:space="preserve"> </w:t>
             </w:r>
             <w:r>
               <w:rPr>
@@ -1672,7 +1581,7 @@
                 <w:spacing w:val="-5"/>
                 <w:sz w:val="24"/>
               </w:rPr>
-              <w:t> </w:t>
+              <w:t xml:space="preserve"> </w:t>
             </w:r>
             <w:r>
               <w:rPr>
@@ -1685,7 +1594,7 @@
                 <w:spacing w:val="-4"/>
                 <w:sz w:val="24"/>
               </w:rPr>
-              <w:t> </w:t>
+              <w:t xml:space="preserve"> </w:t>
             </w:r>
             <w:r>
               <w:rPr>
@@ -1698,7 +1607,7 @@
                 <w:spacing w:val="-6"/>
                 <w:sz w:val="24"/>
               </w:rPr>
-              <w:t> </w:t>
+              <w:t xml:space="preserve"> </w:t>
             </w:r>
             <w:r>
               <w:rPr>
@@ -1711,7 +1620,7 @@
                 <w:spacing w:val="-6"/>
                 <w:sz w:val="24"/>
               </w:rPr>
-              <w:t> </w:t>
+              <w:t xml:space="preserve"> </w:t>
             </w:r>
             <w:r>
               <w:rPr>
@@ -1724,7 +1633,7 @@
       </w:tr>
       <w:tr>
         <w:trPr>
-          <w:trHeight w:val="585" w:hRule="atLeast"/>
+          <w:trHeight w:val="585"/>
         </w:trPr>
         <w:tc>
           <w:tcPr>
@@ -1750,7 +1659,7 @@
           <w:p>
             <w:pPr>
               <w:pStyle w:val="TableParagraph"/>
-              <w:spacing w:line="274" w:lineRule="exact" w:before="2"/>
+              <w:spacing w:before="2" w:line="274" w:lineRule="exact"/>
               <w:ind w:left="110"/>
               <w:rPr>
                 <w:sz w:val="24"/>
@@ -1767,7 +1676,7 @@
                 <w:spacing w:val="-8"/>
                 <w:sz w:val="24"/>
               </w:rPr>
-              <w:t> </w:t>
+              <w:t xml:space="preserve"> </w:t>
             </w:r>
             <w:r>
               <w:rPr>
@@ -1802,7 +1711,7 @@
                 <w:spacing w:val="-7"/>
                 <w:sz w:val="24"/>
               </w:rPr>
-              <w:t> </w:t>
+              <w:t xml:space="preserve"> </w:t>
             </w:r>
             <w:r>
               <w:rPr>
@@ -1815,7 +1724,7 @@
                 <w:spacing w:val="-3"/>
                 <w:sz w:val="24"/>
               </w:rPr>
-              <w:t> </w:t>
+              <w:t xml:space="preserve"> </w:t>
             </w:r>
             <w:r>
               <w:rPr>
@@ -1828,7 +1737,7 @@
                 <w:spacing w:val="-5"/>
                 <w:sz w:val="24"/>
               </w:rPr>
-              <w:t> </w:t>
+              <w:t xml:space="preserve"> </w:t>
             </w:r>
             <w:r>
               <w:rPr>
@@ -1841,7 +1750,7 @@
                 <w:spacing w:val="-1"/>
                 <w:sz w:val="24"/>
               </w:rPr>
-              <w:t> </w:t>
+              <w:t xml:space="preserve"> </w:t>
             </w:r>
             <w:r>
               <w:rPr>
@@ -1854,7 +1763,7 @@
                 <w:spacing w:val="-4"/>
                 <w:sz w:val="24"/>
               </w:rPr>
-              <w:t> </w:t>
+              <w:t xml:space="preserve"> </w:t>
             </w:r>
             <w:r>
               <w:rPr>
@@ -1867,7 +1776,7 @@
                 <w:spacing w:val="-2"/>
                 <w:sz w:val="24"/>
               </w:rPr>
-              <w:t> </w:t>
+              <w:t xml:space="preserve"> </w:t>
             </w:r>
             <w:r>
               <w:rPr>
@@ -1880,7 +1789,7 @@
                 <w:spacing w:val="-2"/>
                 <w:sz w:val="24"/>
               </w:rPr>
-              <w:t> </w:t>
+              <w:t xml:space="preserve"> </w:t>
             </w:r>
             <w:r>
               <w:rPr>
@@ -1893,7 +1802,7 @@
                 <w:spacing w:val="-1"/>
                 <w:sz w:val="24"/>
               </w:rPr>
-              <w:t> </w:t>
+              <w:t xml:space="preserve"> </w:t>
             </w:r>
             <w:r>
               <w:rPr>
@@ -1906,7 +1815,7 @@
                 <w:spacing w:val="-3"/>
                 <w:sz w:val="24"/>
               </w:rPr>
-              <w:t> </w:t>
+              <w:t xml:space="preserve"> </w:t>
             </w:r>
             <w:r>
               <w:rPr>
@@ -1919,7 +1828,7 @@
                 <w:spacing w:val="-1"/>
                 <w:sz w:val="24"/>
               </w:rPr>
-              <w:t> </w:t>
+              <w:t xml:space="preserve"> </w:t>
             </w:r>
             <w:r>
               <w:rPr>
@@ -1932,7 +1841,7 @@
           <w:p>
             <w:pPr>
               <w:pStyle w:val="TableParagraph"/>
-              <w:spacing w:line="274" w:lineRule="exact" w:before="2"/>
+              <w:spacing w:before="2" w:line="274" w:lineRule="exact"/>
               <w:ind w:left="110"/>
               <w:rPr>
                 <w:sz w:val="24"/>
@@ -1949,7 +1858,7 @@
                 <w:spacing w:val="-5"/>
                 <w:sz w:val="24"/>
               </w:rPr>
-              <w:t> </w:t>
+              <w:t xml:space="preserve"> </w:t>
             </w:r>
             <w:r>
               <w:rPr>
@@ -1962,7 +1871,7 @@
                 <w:spacing w:val="-3"/>
                 <w:sz w:val="24"/>
               </w:rPr>
-              <w:t> </w:t>
+              <w:t xml:space="preserve"> </w:t>
             </w:r>
             <w:r>
               <w:rPr>
@@ -1975,7 +1884,7 @@
                 <w:spacing w:val="-3"/>
                 <w:sz w:val="24"/>
               </w:rPr>
-              <w:t> </w:t>
+              <w:t xml:space="preserve"> </w:t>
             </w:r>
             <w:r>
               <w:rPr>
@@ -1988,7 +1897,7 @@
                 <w:spacing w:val="-4"/>
                 <w:sz w:val="24"/>
               </w:rPr>
-              <w:t> </w:t>
+              <w:t xml:space="preserve"> </w:t>
             </w:r>
             <w:r>
               <w:rPr>
@@ -2001,7 +1910,7 @@
                 <w:spacing w:val="-5"/>
                 <w:sz w:val="24"/>
               </w:rPr>
-              <w:t> </w:t>
+              <w:t xml:space="preserve"> </w:t>
             </w:r>
             <w:r>
               <w:rPr>
@@ -2014,7 +1923,7 @@
                 <w:spacing w:val="-5"/>
                 <w:sz w:val="24"/>
               </w:rPr>
-              <w:t> </w:t>
+              <w:t xml:space="preserve"> </w:t>
             </w:r>
             <w:r>
               <w:rPr>
@@ -2027,7 +1936,7 @@
                 <w:spacing w:val="-6"/>
                 <w:sz w:val="24"/>
               </w:rPr>
-              <w:t> </w:t>
+              <w:t xml:space="preserve"> </w:t>
             </w:r>
             <w:r>
               <w:rPr>
@@ -2040,7 +1949,7 @@
                 <w:spacing w:val="2"/>
                 <w:sz w:val="24"/>
               </w:rPr>
-              <w:t> </w:t>
+              <w:t xml:space="preserve"> </w:t>
             </w:r>
             <w:r>
               <w:rPr>
@@ -2053,7 +1962,7 @@
                 <w:spacing w:val="-3"/>
                 <w:sz w:val="24"/>
               </w:rPr>
-              <w:t> </w:t>
+              <w:t xml:space="preserve"> </w:t>
             </w:r>
             <w:r>
               <w:rPr>
@@ -2066,7 +1975,7 @@
                 <w:spacing w:val="-5"/>
                 <w:sz w:val="24"/>
               </w:rPr>
-              <w:t> </w:t>
+              <w:t xml:space="preserve"> </w:t>
             </w:r>
             <w:r>
               <w:rPr>
@@ -2080,7 +1989,7 @@
       </w:tr>
       <w:tr>
         <w:trPr>
-          <w:trHeight w:val="585" w:hRule="atLeast"/>
+          <w:trHeight w:val="585"/>
         </w:trPr>
         <w:tc>
           <w:tcPr>
@@ -2106,7 +2015,7 @@
           <w:p>
             <w:pPr>
               <w:pStyle w:val="TableParagraph"/>
-              <w:spacing w:line="274" w:lineRule="exact" w:before="2"/>
+              <w:spacing w:before="2" w:line="274" w:lineRule="exact"/>
               <w:ind w:left="110"/>
               <w:rPr>
                 <w:sz w:val="24"/>
@@ -2123,7 +2032,7 @@
                 <w:spacing w:val="-9"/>
                 <w:sz w:val="24"/>
               </w:rPr>
-              <w:t> </w:t>
+              <w:t xml:space="preserve"> </w:t>
             </w:r>
             <w:r>
               <w:rPr>
@@ -2158,7 +2067,7 @@
                 <w:spacing w:val="-6"/>
                 <w:sz w:val="24"/>
               </w:rPr>
-              <w:t> </w:t>
+              <w:t xml:space="preserve"> </w:t>
             </w:r>
             <w:r>
               <w:rPr>
@@ -2171,7 +2080,7 @@
                 <w:spacing w:val="-3"/>
                 <w:sz w:val="24"/>
               </w:rPr>
-              <w:t> </w:t>
+              <w:t xml:space="preserve"> </w:t>
             </w:r>
             <w:r>
               <w:rPr>
@@ -2184,7 +2093,7 @@
                 <w:spacing w:val="-4"/>
                 <w:sz w:val="24"/>
               </w:rPr>
-              <w:t> </w:t>
+              <w:t xml:space="preserve"> </w:t>
             </w:r>
             <w:r>
               <w:rPr>
@@ -2197,7 +2106,7 @@
                 <w:spacing w:val="-2"/>
                 <w:sz w:val="24"/>
               </w:rPr>
-              <w:t> </w:t>
+              <w:t xml:space="preserve"> </w:t>
             </w:r>
             <w:r>
               <w:rPr>
@@ -2210,7 +2119,7 @@
                 <w:spacing w:val="-4"/>
                 <w:sz w:val="24"/>
               </w:rPr>
-              <w:t> </w:t>
+              <w:t xml:space="preserve"> </w:t>
             </w:r>
             <w:r>
               <w:rPr>
@@ -2223,7 +2132,7 @@
                 <w:spacing w:val="-1"/>
                 <w:sz w:val="24"/>
               </w:rPr>
-              <w:t> </w:t>
+              <w:t xml:space="preserve"> </w:t>
             </w:r>
             <w:r>
               <w:rPr>
@@ -2236,7 +2145,7 @@
                 <w:spacing w:val="-4"/>
                 <w:sz w:val="24"/>
               </w:rPr>
-              <w:t> </w:t>
+              <w:t xml:space="preserve"> </w:t>
             </w:r>
             <w:r>
               <w:rPr>
@@ -2249,7 +2158,7 @@
                 <w:spacing w:val="-2"/>
                 <w:sz w:val="24"/>
               </w:rPr>
-              <w:t> </w:t>
+              <w:t xml:space="preserve"> </w:t>
             </w:r>
             <w:r>
               <w:rPr>
@@ -2262,7 +2171,7 @@
                 <w:spacing w:val="-4"/>
                 <w:sz w:val="24"/>
               </w:rPr>
-              <w:t> </w:t>
+              <w:t xml:space="preserve"> </w:t>
             </w:r>
             <w:r>
               <w:rPr>
@@ -2275,7 +2184,7 @@
                 <w:spacing w:val="-4"/>
                 <w:sz w:val="24"/>
               </w:rPr>
-              <w:t> </w:t>
+              <w:t xml:space="preserve"> </w:t>
             </w:r>
             <w:r>
               <w:rPr>
@@ -2288,7 +2197,7 @@
           <w:p>
             <w:pPr>
               <w:pStyle w:val="TableParagraph"/>
-              <w:spacing w:line="274" w:lineRule="exact" w:before="2"/>
+              <w:spacing w:before="2" w:line="274" w:lineRule="exact"/>
               <w:ind w:left="110"/>
               <w:rPr>
                 <w:sz w:val="24"/>
@@ -2305,7 +2214,7 @@
                 <w:spacing w:val="-4"/>
                 <w:sz w:val="24"/>
               </w:rPr>
-              <w:t> </w:t>
+              <w:t xml:space="preserve"> </w:t>
             </w:r>
             <w:r>
               <w:rPr>
@@ -2318,7 +2227,7 @@
                 <w:spacing w:val="-3"/>
                 <w:sz w:val="24"/>
               </w:rPr>
-              <w:t> </w:t>
+              <w:t xml:space="preserve"> </w:t>
             </w:r>
             <w:r>
               <w:rPr>
@@ -2331,7 +2240,7 @@
                 <w:spacing w:val="-4"/>
                 <w:sz w:val="24"/>
               </w:rPr>
-              <w:t> </w:t>
+              <w:t xml:space="preserve"> </w:t>
             </w:r>
             <w:r>
               <w:rPr>
@@ -2345,7 +2254,7 @@
       </w:tr>
       <w:tr>
         <w:trPr>
-          <w:trHeight w:val="589" w:hRule="atLeast"/>
+          <w:trHeight w:val="589"/>
         </w:trPr>
         <w:tc>
           <w:tcPr>
@@ -2354,7 +2263,7 @@
           <w:p>
             <w:pPr>
               <w:pStyle w:val="TableParagraph"/>
-              <w:spacing w:line="291" w:lineRule="exact" w:before="1"/>
+              <w:spacing w:before="1" w:line="291" w:lineRule="exact"/>
               <w:ind w:left="110"/>
               <w:rPr>
                 <w:sz w:val="24"/>
@@ -2371,7 +2280,7 @@
                 <w:spacing w:val="-8"/>
                 <w:sz w:val="24"/>
               </w:rPr>
-              <w:t> </w:t>
+              <w:t xml:space="preserve"> </w:t>
             </w:r>
             <w:r>
               <w:rPr>
@@ -2401,7 +2310,7 @@
                 <w:spacing w:val="-6"/>
                 <w:sz w:val="24"/>
               </w:rPr>
-              <w:t> </w:t>
+              <w:t xml:space="preserve"> </w:t>
             </w:r>
             <w:r>
               <w:rPr>
@@ -2419,7 +2328,7 @@
           <w:p>
             <w:pPr>
               <w:pStyle w:val="TableParagraph"/>
-              <w:spacing w:line="291" w:lineRule="exact" w:before="1"/>
+              <w:spacing w:before="1" w:line="291" w:lineRule="exact"/>
               <w:ind w:left="110"/>
               <w:rPr>
                 <w:sz w:val="24"/>
@@ -2436,7 +2345,7 @@
                 <w:spacing w:val="-7"/>
                 <w:sz w:val="24"/>
               </w:rPr>
-              <w:t> </w:t>
+              <w:t xml:space="preserve"> </w:t>
             </w:r>
             <w:r>
               <w:rPr>
@@ -2449,7 +2358,7 @@
                 <w:spacing w:val="-3"/>
                 <w:sz w:val="24"/>
               </w:rPr>
-              <w:t> </w:t>
+              <w:t xml:space="preserve"> </w:t>
             </w:r>
             <w:r>
               <w:rPr>
@@ -2462,7 +2371,7 @@
                 <w:spacing w:val="-4"/>
                 <w:sz w:val="24"/>
               </w:rPr>
-              <w:t> </w:t>
+              <w:t xml:space="preserve"> </w:t>
             </w:r>
             <w:r>
               <w:rPr>
@@ -2475,7 +2384,7 @@
                 <w:spacing w:val="-4"/>
                 <w:sz w:val="24"/>
               </w:rPr>
-              <w:t> </w:t>
+              <w:t xml:space="preserve"> </w:t>
             </w:r>
             <w:r>
               <w:rPr>
@@ -2488,7 +2397,7 @@
                 <w:spacing w:val="-4"/>
                 <w:sz w:val="24"/>
               </w:rPr>
-              <w:t> </w:t>
+              <w:t xml:space="preserve"> </w:t>
             </w:r>
             <w:r>
               <w:rPr>
@@ -2501,7 +2410,7 @@
                 <w:spacing w:val="-1"/>
                 <w:sz w:val="24"/>
               </w:rPr>
-              <w:t> </w:t>
+              <w:t xml:space="preserve"> </w:t>
             </w:r>
             <w:r>
               <w:rPr>
@@ -2514,7 +2423,7 @@
                 <w:spacing w:val="-3"/>
                 <w:sz w:val="24"/>
               </w:rPr>
-              <w:t> </w:t>
+              <w:t xml:space="preserve"> </w:t>
             </w:r>
             <w:r>
               <w:rPr>
@@ -2527,7 +2436,7 @@
                 <w:spacing w:val="-2"/>
                 <w:sz w:val="24"/>
               </w:rPr>
-              <w:t> </w:t>
+              <w:t xml:space="preserve"> </w:t>
             </w:r>
             <w:r>
               <w:rPr>
@@ -2540,7 +2449,7 @@
                 <w:spacing w:val="2"/>
                 <w:sz w:val="24"/>
               </w:rPr>
-              <w:t> </w:t>
+              <w:t xml:space="preserve"> </w:t>
             </w:r>
             <w:r>
               <w:rPr>
@@ -2553,7 +2462,7 @@
                 <w:spacing w:val="-4"/>
                 <w:sz w:val="24"/>
               </w:rPr>
-              <w:t> </w:t>
+              <w:t xml:space="preserve"> </w:t>
             </w:r>
             <w:r>
               <w:rPr>
@@ -2566,7 +2475,7 @@
                 <w:spacing w:val="-2"/>
                 <w:sz w:val="24"/>
               </w:rPr>
-              <w:t> ningún</w:t>
+              <w:t xml:space="preserve"> ningún</w:t>
             </w:r>
           </w:p>
           <w:p>
@@ -2589,7 +2498,7 @@
                 <w:spacing w:val="-6"/>
                 <w:sz w:val="24"/>
               </w:rPr>
-              <w:t> </w:t>
+              <w:t xml:space="preserve"> </w:t>
             </w:r>
             <w:r>
               <w:rPr>
@@ -2602,7 +2511,7 @@
                 <w:spacing w:val="-3"/>
                 <w:sz w:val="24"/>
               </w:rPr>
-              <w:t> </w:t>
+              <w:t xml:space="preserve"> </w:t>
             </w:r>
             <w:r>
               <w:rPr>
@@ -2615,7 +2524,7 @@
                 <w:spacing w:val="-3"/>
                 <w:sz w:val="24"/>
               </w:rPr>
-              <w:t> </w:t>
+              <w:t xml:space="preserve"> </w:t>
             </w:r>
             <w:r>
               <w:rPr>
@@ -2630,7 +2539,6 @@
     </w:tbl>
     <w:p>
       <w:pPr>
-        <w:spacing w:line="240" w:lineRule="auto" w:before="0"/>
         <w:rPr>
           <w:sz w:val="24"/>
         </w:rPr>
@@ -2638,7 +2546,7 @@
     </w:p>
     <w:p>
       <w:pPr>
-        <w:spacing w:line="240" w:lineRule="auto" w:before="22"/>
+        <w:spacing w:before="22"/>
         <w:rPr>
           <w:sz w:val="24"/>
         </w:rPr>
@@ -2646,17 +2554,15 @@
     </w:p>
     <w:p>
       <w:pPr>
-        <w:pStyle w:val="ListParagraph"/>
+        <w:pStyle w:val="Prrafodelista"/>
         <w:numPr>
           <w:ilvl w:val="0"/>
           <w:numId w:val="1"/>
         </w:numPr>
         <w:tabs>
-          <w:tab w:pos="1150" w:val="left" w:leader="none"/>
+          <w:tab w:val="left" w:pos="1150"/>
         </w:tabs>
-        <w:spacing w:line="240" w:lineRule="auto" w:before="0" w:after="0"/>
-        <w:ind w:left="1150" w:right="0" w:hanging="360"/>
-        <w:jc w:val="left"/>
+        <w:ind w:left="1150" w:hanging="360"/>
         <w:rPr>
           <w:sz w:val="24"/>
         </w:rPr>
@@ -2672,7 +2578,7 @@
           <w:spacing w:val="-4"/>
           <w:sz w:val="24"/>
         </w:rPr>
-        <w:t> </w:t>
+        <w:t xml:space="preserve"> </w:t>
       </w:r>
       <w:r>
         <w:rPr>
@@ -2685,7 +2591,7 @@
           <w:spacing w:val="-4"/>
           <w:sz w:val="24"/>
         </w:rPr>
-        <w:t> </w:t>
+        <w:t xml:space="preserve"> </w:t>
       </w:r>
       <w:r>
         <w:rPr>
@@ -2698,7 +2604,7 @@
           <w:spacing w:val="-3"/>
           <w:sz w:val="24"/>
         </w:rPr>
-        <w:t> </w:t>
+        <w:t xml:space="preserve"> </w:t>
       </w:r>
       <w:r>
         <w:rPr>
@@ -2711,7 +2617,7 @@
           <w:spacing w:val="-2"/>
           <w:sz w:val="24"/>
         </w:rPr>
-        <w:t> </w:t>
+        <w:t xml:space="preserve"> </w:t>
       </w:r>
       <w:r>
         <w:rPr>
@@ -2724,7 +2630,7 @@
           <w:spacing w:val="-2"/>
           <w:sz w:val="24"/>
         </w:rPr>
-        <w:t> </w:t>
+        <w:t xml:space="preserve"> </w:t>
       </w:r>
       <w:r>
         <w:rPr>
@@ -2737,7 +2643,7 @@
           <w:spacing w:val="-2"/>
           <w:sz w:val="24"/>
         </w:rPr>
-        <w:t> </w:t>
+        <w:t xml:space="preserve"> </w:t>
       </w:r>
       <w:r>
         <w:rPr>
@@ -2750,7 +2656,7 @@
           <w:spacing w:val="-2"/>
           <w:sz w:val="24"/>
         </w:rPr>
-        <w:t> </w:t>
+        <w:t xml:space="preserve"> </w:t>
       </w:r>
       <w:r>
         <w:rPr>
@@ -2763,7 +2669,7 @@
           <w:spacing w:val="-3"/>
           <w:sz w:val="24"/>
         </w:rPr>
-        <w:t> </w:t>
+        <w:t xml:space="preserve"> </w:t>
       </w:r>
       <w:r>
         <w:rPr>
@@ -2776,7 +2682,7 @@
           <w:spacing w:val="-3"/>
           <w:sz w:val="24"/>
         </w:rPr>
-        <w:t> </w:t>
+        <w:t xml:space="preserve"> </w:t>
       </w:r>
       <w:r>
         <w:rPr>
@@ -2789,30 +2695,28 @@
           <w:spacing w:val="-2"/>
           <w:sz w:val="24"/>
         </w:rPr>
-        <w:t> nivel.</w:t>
+        <w:t xml:space="preserve"> nivel.</w:t>
       </w:r>
     </w:p>
     <w:p>
       <w:pPr>
-        <w:pStyle w:val="ListParagraph"/>
-        <w:spacing w:after="0" w:line="240" w:lineRule="auto"/>
-        <w:jc w:val="left"/>
+        <w:pStyle w:val="Prrafodelista"/>
         <w:rPr>
           <w:sz w:val="24"/>
         </w:rPr>
         <w:sectPr>
-          <w:headerReference w:type="default" r:id="rId5"/>
-          <w:footerReference w:type="default" r:id="rId6"/>
+          <w:headerReference w:type="default" r:id="rId7"/>
+          <w:footerReference w:type="default" r:id="rId8"/>
           <w:type w:val="continuous"/>
           <w:pgSz w:w="12240" w:h="15840"/>
-          <w:pgMar w:header="327" w:footer="397" w:top="1880" w:bottom="620" w:left="720" w:right="720"/>
+          <w:pgMar w:top="1880" w:right="720" w:bottom="620" w:left="720" w:header="327" w:footer="397" w:gutter="0"/>
           <w:pgNumType w:start="1"/>
+          <w:cols w:space="720"/>
         </w:sectPr>
       </w:pPr>
     </w:p>
     <w:p>
       <w:pPr>
-        <w:spacing w:line="240" w:lineRule="auto" w:before="0"/>
         <w:rPr>
           <w:sz w:val="20"/>
         </w:rPr>
@@ -2820,7 +2724,7 @@
     </w:p>
     <w:p>
       <w:pPr>
-        <w:spacing w:line="240" w:lineRule="auto" w:before="181" w:after="1"/>
+        <w:spacing w:before="181" w:after="1"/>
         <w:rPr>
           <w:sz w:val="20"/>
         </w:rPr>
@@ -2828,8 +2732,8 @@
     </w:p>
     <w:tbl>
       <w:tblPr>
+        <w:tblStyle w:val="TableNormal"/>
         <w:tblW w:w="0" w:type="auto"/>
-        <w:jc w:val="left"/>
         <w:tblInd w:w="365" w:type="dxa"/>
         <w:tblBorders>
           <w:top w:val="single" w:sz="4" w:space="0" w:color="BEBEBE"/>
@@ -2840,13 +2744,7 @@
           <w:insideV w:val="single" w:sz="4" w:space="0" w:color="BEBEBE"/>
         </w:tblBorders>
         <w:tblLayout w:type="fixed"/>
-        <w:tblCellMar>
-          <w:top w:w="0" w:type="dxa"/>
-          <w:left w:w="0" w:type="dxa"/>
-          <w:bottom w:w="0" w:type="dxa"/>
-          <w:right w:w="0" w:type="dxa"/>
-        </w:tblCellMar>
-        <w:tblLook w:val="01E0"/>
+        <w:tblLook w:val="01E0" w:firstRow="1" w:lastRow="1" w:firstColumn="1" w:lastColumn="1" w:noHBand="0" w:noVBand="0"/>
       </w:tblPr>
       <w:tblGrid>
         <w:gridCol w:w="5042"/>
@@ -2854,7 +2752,7 @@
       </w:tblGrid>
       <w:tr>
         <w:trPr>
-          <w:trHeight w:val="290" w:hRule="atLeast"/>
+          <w:trHeight w:val="290"/>
         </w:trPr>
         <w:tc>
           <w:tcPr>
@@ -2885,7 +2783,7 @@
       </w:tr>
       <w:tr>
         <w:trPr>
-          <w:trHeight w:val="295" w:hRule="atLeast"/>
+          <w:trHeight w:val="295"/>
         </w:trPr>
         <w:tc>
           <w:tcPr>
@@ -2895,7 +2793,7 @@
           <w:p>
             <w:pPr>
               <w:pStyle w:val="TableParagraph"/>
-              <w:spacing w:line="274" w:lineRule="exact" w:before="1"/>
+              <w:spacing w:before="1" w:line="274" w:lineRule="exact"/>
               <w:ind w:left="110"/>
               <w:rPr>
                 <w:sz w:val="24"/>
@@ -2912,7 +2810,7 @@
                 <w:spacing w:val="-7"/>
                 <w:sz w:val="24"/>
               </w:rPr>
-              <w:t> </w:t>
+              <w:t xml:space="preserve"> </w:t>
             </w:r>
             <w:r>
               <w:rPr>
@@ -2931,7 +2829,7 @@
           <w:p>
             <w:pPr>
               <w:pStyle w:val="TableParagraph"/>
-              <w:spacing w:line="274" w:lineRule="exact" w:before="1"/>
+              <w:spacing w:before="1" w:line="274" w:lineRule="exact"/>
               <w:ind w:left="110"/>
               <w:rPr>
                 <w:sz w:val="24"/>
@@ -2950,7 +2848,7 @@
                 <w:spacing w:val="-2"/>
                 <w:sz w:val="24"/>
               </w:rPr>
-              <w:t> </w:t>
+              <w:t xml:space="preserve"> </w:t>
             </w:r>
             <w:r>
               <w:rPr>
@@ -2965,14 +2863,14 @@
                 <w:spacing w:val="-2"/>
                 <w:sz w:val="24"/>
               </w:rPr>
-              <w:t> </w:t>
+              <w:t xml:space="preserve"> </w:t>
             </w:r>
             <w:r>
               <w:rPr>
                 <w:color w:val="767070"/>
                 <w:sz w:val="24"/>
               </w:rPr>
-              <w:t>Herrera </w:t>
+              <w:t xml:space="preserve">Herrera </w:t>
             </w:r>
             <w:r>
               <w:rPr>
@@ -2987,7 +2885,7 @@
       </w:tr>
       <w:tr>
         <w:trPr>
-          <w:trHeight w:val="295" w:hRule="atLeast"/>
+          <w:trHeight w:val="295"/>
         </w:trPr>
         <w:tc>
           <w:tcPr>
@@ -2996,7 +2894,7 @@
           <w:p>
             <w:pPr>
               <w:pStyle w:val="TableParagraph"/>
-              <w:spacing w:line="274" w:lineRule="exact" w:before="1"/>
+              <w:spacing w:before="1" w:line="274" w:lineRule="exact"/>
               <w:ind w:left="110"/>
               <w:rPr>
                 <w:sz w:val="24"/>
@@ -3013,7 +2911,7 @@
                 <w:spacing w:val="-3"/>
                 <w:sz w:val="24"/>
               </w:rPr>
-              <w:t> </w:t>
+              <w:t xml:space="preserve"> </w:t>
             </w:r>
             <w:r>
               <w:rPr>
@@ -3026,7 +2924,7 @@
                 <w:spacing w:val="-1"/>
                 <w:sz w:val="24"/>
               </w:rPr>
-              <w:t> </w:t>
+              <w:t xml:space="preserve"> </w:t>
             </w:r>
             <w:r>
               <w:rPr>
@@ -3044,18 +2942,27 @@
           <w:p>
             <w:pPr>
               <w:pStyle w:val="TableParagraph"/>
-              <w:spacing w:line="274" w:lineRule="exact" w:before="1"/>
+              <w:spacing w:before="1" w:line="274" w:lineRule="exact"/>
               <w:ind w:left="110"/>
               <w:rPr>
                 <w:sz w:val="24"/>
               </w:rPr>
             </w:pPr>
+            <w:proofErr w:type="spellStart"/>
             <w:r>
               <w:rPr>
                 <w:color w:val="767070"/>
                 <w:sz w:val="24"/>
               </w:rPr>
-              <w:t>Ing,</w:t>
+              <w:t>Ing</w:t>
+            </w:r>
+            <w:proofErr w:type="spellEnd"/>
+            <w:r>
+              <w:rPr>
+                <w:color w:val="767070"/>
+                <w:sz w:val="24"/>
+              </w:rPr>
+              <w:t>,</w:t>
             </w:r>
             <w:r>
               <w:rPr>
@@ -3063,14 +2970,14 @@
                 <w:spacing w:val="-2"/>
                 <w:sz w:val="24"/>
               </w:rPr>
-              <w:t> Informática</w:t>
+              <w:t xml:space="preserve"> Informática</w:t>
             </w:r>
           </w:p>
         </w:tc>
       </w:tr>
       <w:tr>
         <w:trPr>
-          <w:trHeight w:val="290" w:hRule="atLeast"/>
+          <w:trHeight w:val="290"/>
         </w:trPr>
         <w:tc>
           <w:tcPr>
@@ -3097,7 +3004,7 @@
                 <w:spacing w:val="-6"/>
                 <w:sz w:val="24"/>
               </w:rPr>
-              <w:t> </w:t>
+              <w:t xml:space="preserve"> </w:t>
             </w:r>
             <w:r>
               <w:rPr>
@@ -3110,7 +3017,7 @@
                 <w:spacing w:val="-1"/>
                 <w:sz w:val="24"/>
               </w:rPr>
-              <w:t> </w:t>
+              <w:t xml:space="preserve"> </w:t>
             </w:r>
             <w:r>
               <w:rPr>
@@ -3149,7 +3056,6 @@
     </w:tbl>
     <w:p>
       <w:pPr>
-        <w:spacing w:line="240" w:lineRule="auto" w:before="0"/>
         <w:rPr>
           <w:sz w:val="20"/>
         </w:rPr>
@@ -3157,7 +3063,6 @@
     </w:p>
     <w:p>
       <w:pPr>
-        <w:spacing w:line="240" w:lineRule="auto" w:before="0"/>
         <w:rPr>
           <w:sz w:val="20"/>
         </w:rPr>
@@ -3165,7 +3070,6 @@
     </w:p>
     <w:p>
       <w:pPr>
-        <w:spacing w:line="240" w:lineRule="auto" w:before="0"/>
         <w:rPr>
           <w:sz w:val="20"/>
         </w:rPr>
@@ -3173,7 +3077,7 @@
     </w:p>
     <w:p>
       <w:pPr>
-        <w:spacing w:line="240" w:lineRule="auto" w:before="109" w:after="0"/>
+        <w:spacing w:before="109"/>
         <w:rPr>
           <w:sz w:val="20"/>
         </w:rPr>
@@ -3181,8 +3085,8 @@
     </w:p>
     <w:tbl>
       <w:tblPr>
+        <w:tblStyle w:val="TableNormal"/>
         <w:tblW w:w="0" w:type="auto"/>
-        <w:jc w:val="left"/>
         <w:tblInd w:w="445" w:type="dxa"/>
         <w:tblBorders>
           <w:top w:val="single" w:sz="4" w:space="0" w:color="BEBEBE"/>
@@ -3193,13 +3097,7 @@
           <w:insideV w:val="single" w:sz="4" w:space="0" w:color="BEBEBE"/>
         </w:tblBorders>
         <w:tblLayout w:type="fixed"/>
-        <w:tblCellMar>
-          <w:top w:w="0" w:type="dxa"/>
-          <w:left w:w="0" w:type="dxa"/>
-          <w:bottom w:w="0" w:type="dxa"/>
-          <w:right w:w="0" w:type="dxa"/>
-        </w:tblCellMar>
-        <w:tblLook w:val="01E0"/>
+        <w:tblLook w:val="01E0" w:firstRow="1" w:lastRow="1" w:firstColumn="1" w:lastColumn="1" w:noHBand="0" w:noVBand="0"/>
       </w:tblPr>
       <w:tblGrid>
         <w:gridCol w:w="4392"/>
@@ -3212,7 +3110,7 @@
       </w:tblGrid>
       <w:tr>
         <w:trPr>
-          <w:trHeight w:val="285" w:hRule="atLeast"/>
+          <w:trHeight w:val="285"/>
         </w:trPr>
         <w:tc>
           <w:tcPr>
@@ -3258,7 +3156,7 @@
                 <w:spacing w:val="-5"/>
                 <w:sz w:val="16"/>
               </w:rPr>
-              <w:t> </w:t>
+              <w:t xml:space="preserve"> </w:t>
             </w:r>
             <w:r>
               <w:rPr>
@@ -3273,7 +3171,7 @@
                 <w:spacing w:val="-4"/>
                 <w:sz w:val="16"/>
               </w:rPr>
-              <w:t> </w:t>
+              <w:t xml:space="preserve"> </w:t>
             </w:r>
             <w:r>
               <w:rPr>
@@ -3288,7 +3186,7 @@
                 <w:spacing w:val="-5"/>
                 <w:sz w:val="16"/>
               </w:rPr>
-              <w:t> </w:t>
+              <w:t xml:space="preserve"> </w:t>
             </w:r>
             <w:r>
               <w:rPr>
@@ -3328,7 +3226,7 @@
                 <w:spacing w:val="-6"/>
                 <w:sz w:val="16"/>
               </w:rPr>
-              <w:t> </w:t>
+              <w:t xml:space="preserve"> </w:t>
             </w:r>
             <w:r>
               <w:rPr>
@@ -3343,7 +3241,7 @@
                 <w:spacing w:val="-4"/>
                 <w:sz w:val="16"/>
               </w:rPr>
-              <w:t> </w:t>
+              <w:t xml:space="preserve"> </w:t>
             </w:r>
             <w:r>
               <w:rPr>
@@ -3399,7 +3297,7 @@
       </w:tr>
       <w:tr>
         <w:trPr>
-          <w:trHeight w:val="870" w:hRule="atLeast"/>
+          <w:trHeight w:val="870"/>
         </w:trPr>
         <w:tc>
           <w:tcPr>
@@ -3600,7 +3498,7 @@
       </w:tr>
       <w:tr>
         <w:trPr>
-          <w:trHeight w:val="780" w:hRule="atLeast"/>
+          <w:trHeight w:val="780"/>
         </w:trPr>
         <w:tc>
           <w:tcPr>
@@ -3629,7 +3527,7 @@
                 <w:spacing w:val="-7"/>
                 <w:sz w:val="16"/>
               </w:rPr>
-              <w:t> </w:t>
+              <w:t xml:space="preserve"> </w:t>
             </w:r>
             <w:r>
               <w:rPr>
@@ -3644,7 +3542,7 @@
                 <w:spacing w:val="-6"/>
                 <w:sz w:val="16"/>
               </w:rPr>
-              <w:t> </w:t>
+              <w:t xml:space="preserve"> </w:t>
             </w:r>
             <w:r>
               <w:rPr>
@@ -3659,7 +3557,7 @@
                 <w:spacing w:val="-7"/>
                 <w:sz w:val="16"/>
               </w:rPr>
-              <w:t> </w:t>
+              <w:t xml:space="preserve"> </w:t>
             </w:r>
             <w:r>
               <w:rPr>
@@ -3674,7 +3572,7 @@
                 <w:spacing w:val="-5"/>
                 <w:sz w:val="16"/>
               </w:rPr>
-              <w:t> </w:t>
+              <w:t xml:space="preserve"> </w:t>
             </w:r>
             <w:r>
               <w:rPr>
@@ -3689,7 +3587,7 @@
                 <w:spacing w:val="-6"/>
                 <w:sz w:val="16"/>
               </w:rPr>
-              <w:t> </w:t>
+              <w:t xml:space="preserve"> </w:t>
             </w:r>
             <w:r>
               <w:rPr>
@@ -3704,7 +3602,7 @@
                 <w:spacing w:val="-6"/>
                 <w:sz w:val="16"/>
               </w:rPr>
-              <w:t> </w:t>
+              <w:t xml:space="preserve"> </w:t>
             </w:r>
             <w:r>
               <w:rPr>
@@ -3719,7 +3617,7 @@
                 <w:spacing w:val="-5"/>
                 <w:sz w:val="16"/>
               </w:rPr>
-              <w:t> </w:t>
+              <w:t xml:space="preserve"> </w:t>
             </w:r>
             <w:r>
               <w:rPr>
@@ -3734,7 +3632,7 @@
                 <w:spacing w:val="-6"/>
                 <w:sz w:val="16"/>
               </w:rPr>
-              <w:t> </w:t>
+              <w:t xml:space="preserve"> </w:t>
             </w:r>
             <w:r>
               <w:rPr>
@@ -3749,7 +3647,7 @@
                 <w:spacing w:val="40"/>
                 <w:sz w:val="16"/>
               </w:rPr>
-              <w:t> </w:t>
+              <w:t xml:space="preserve"> </w:t>
             </w:r>
             <w:r>
               <w:rPr>
@@ -3764,7 +3662,7 @@
                 <w:spacing w:val="40"/>
                 <w:sz w:val="16"/>
               </w:rPr>
-              <w:t> </w:t>
+              <w:t xml:space="preserve"> </w:t>
             </w:r>
             <w:r>
               <w:rPr>
@@ -3798,7 +3696,7 @@
                 <w:spacing w:val="-4"/>
                 <w:sz w:val="16"/>
               </w:rPr>
-              <w:t> </w:t>
+              <w:t xml:space="preserve"> </w:t>
             </w:r>
             <w:r>
               <w:rPr>
@@ -3813,7 +3711,7 @@
                 <w:spacing w:val="-3"/>
                 <w:sz w:val="16"/>
               </w:rPr>
-              <w:t> </w:t>
+              <w:t xml:space="preserve"> </w:t>
             </w:r>
             <w:r>
               <w:rPr>
@@ -3828,7 +3726,7 @@
                 <w:spacing w:val="-4"/>
                 <w:sz w:val="16"/>
               </w:rPr>
-              <w:t> </w:t>
+              <w:t xml:space="preserve"> </w:t>
             </w:r>
             <w:r>
               <w:rPr>
@@ -3843,7 +3741,7 @@
                 <w:spacing w:val="-3"/>
                 <w:sz w:val="16"/>
               </w:rPr>
-              <w:t> </w:t>
+              <w:t xml:space="preserve"> </w:t>
             </w:r>
             <w:r>
               <w:rPr>
@@ -3858,7 +3756,7 @@
                 <w:spacing w:val="-3"/>
                 <w:sz w:val="16"/>
               </w:rPr>
-              <w:t> </w:t>
+              <w:t xml:space="preserve"> </w:t>
             </w:r>
             <w:r>
               <w:rPr>
@@ -3882,44 +3780,22 @@
                 <w:sz w:val="16"/>
               </w:rPr>
             </w:pPr>
-          </w:p>
-        </w:tc>
-        <w:tc>
-          <w:tcPr>
-            <w:tcW w:w="605" w:type="dxa"/>
-          </w:tcPr>
-          <w:p>
-            <w:pPr>
-              <w:pStyle w:val="TableParagraph"/>
-              <w:spacing w:before="9"/>
-              <w:rPr>
-                <w:sz w:val="16"/>
-              </w:rPr>
-            </w:pPr>
-          </w:p>
-          <w:p>
-            <w:pPr>
-              <w:pStyle w:val="TableParagraph"/>
-              <w:ind w:left="167"/>
-              <w:rPr>
+            <w:r>
+              <w:rPr>
+                <w:noProof/>
                 <w:sz w:val="20"/>
               </w:rPr>
-            </w:pPr>
-            <w:r>
-              <w:rPr>
-                <w:sz w:val="20"/>
-              </w:rPr>
               <w:drawing>
-                <wp:inline distT="0" distB="0" distL="0" distR="0">
-                  <wp:extent cx="202444" cy="228600"/>
-                  <wp:effectExtent l="0" t="0" r="0" b="0"/>
+                <wp:inline distT="0" distB="0" distL="0" distR="0" wp14:anchorId="068A8345" wp14:editId="4E4AFA4B">
+                  <wp:extent cx="330200" cy="469900"/>
+                  <wp:effectExtent l="0" t="0" r="0" b="6350"/>
                   <wp:docPr id="9" name="Image 9"/>
                   <wp:cNvGraphicFramePr>
-                    <a:graphicFrameLocks/>
+                    <a:graphicFrameLocks xmlns:a="http://schemas.openxmlformats.org/drawingml/2006/main"/>
                   </wp:cNvGraphicFramePr>
-                  <a:graphic>
+                  <a:graphic xmlns:a="http://schemas.openxmlformats.org/drawingml/2006/main">
                     <a:graphicData uri="http://schemas.openxmlformats.org/drawingml/2006/picture">
-                      <pic:pic>
+                      <pic:pic xmlns:pic="http://schemas.openxmlformats.org/drawingml/2006/picture">
                         <pic:nvPicPr>
                           <pic:cNvPr id="9" name="Image 9"/>
                           <pic:cNvPicPr/>
@@ -3933,7 +3809,7 @@
                         <pic:spPr>
                           <a:xfrm>
                             <a:off x="0" y="0"/>
-                            <a:ext cx="202444" cy="228600"/>
+                            <a:ext cx="331041" cy="471097"/>
                           </a:xfrm>
                           <a:prstGeom prst="rect">
                             <a:avLst/>
@@ -3945,11 +3821,29 @@
                 </wp:inline>
               </w:drawing>
             </w:r>
-            <w:r>
+          </w:p>
+        </w:tc>
+        <w:tc>
+          <w:tcPr>
+            <w:tcW w:w="605" w:type="dxa"/>
+          </w:tcPr>
+          <w:p>
+            <w:pPr>
+              <w:pStyle w:val="TableParagraph"/>
+              <w:spacing w:before="9"/>
+              <w:rPr>
+                <w:sz w:val="16"/>
+              </w:rPr>
+            </w:pPr>
+          </w:p>
+          <w:p>
+            <w:pPr>
+              <w:pStyle w:val="TableParagraph"/>
+              <w:ind w:left="167"/>
               <w:rPr>
                 <w:sz w:val="20"/>
               </w:rPr>
-            </w:r>
+            </w:pPr>
           </w:p>
         </w:tc>
         <w:tc>
@@ -4006,12 +3900,103 @@
                 <w:sz w:val="16"/>
               </w:rPr>
             </w:pPr>
+            <w:r>
+              <w:rPr>
+                <w:rFonts w:ascii="Times New Roman"/>
+                <w:sz w:val="16"/>
+              </w:rPr>
+              <w:t>Poseo una s</w:t>
+            </w:r>
+            <w:r>
+              <w:rPr>
+                <w:rFonts w:ascii="Times New Roman"/>
+                <w:sz w:val="16"/>
+              </w:rPr>
+              <w:t>ó</w:t>
+            </w:r>
+            <w:r>
+              <w:rPr>
+                <w:rFonts w:ascii="Times New Roman"/>
+                <w:sz w:val="16"/>
+              </w:rPr>
+              <w:t>lida formaci</w:t>
+            </w:r>
+            <w:r>
+              <w:rPr>
+                <w:rFonts w:ascii="Times New Roman"/>
+                <w:sz w:val="16"/>
+              </w:rPr>
+              <w:t>ó</w:t>
+            </w:r>
+            <w:r>
+              <w:rPr>
+                <w:rFonts w:ascii="Times New Roman"/>
+                <w:sz w:val="16"/>
+              </w:rPr>
+              <w:t>n en el ciclo de vida del desarrollo de software y aplico con fluidez patrones de dise</w:t>
+            </w:r>
+            <w:r>
+              <w:rPr>
+                <w:rFonts w:ascii="Times New Roman"/>
+                <w:sz w:val="16"/>
+              </w:rPr>
+              <w:t>ñ</w:t>
+            </w:r>
+            <w:r>
+              <w:rPr>
+                <w:rFonts w:ascii="Times New Roman"/>
+                <w:sz w:val="16"/>
+              </w:rPr>
+              <w:t>o, est</w:t>
+            </w:r>
+            <w:r>
+              <w:rPr>
+                <w:rFonts w:ascii="Times New Roman"/>
+                <w:sz w:val="16"/>
+              </w:rPr>
+              <w:t>á</w:t>
+            </w:r>
+            <w:r>
+              <w:rPr>
+                <w:rFonts w:ascii="Times New Roman"/>
+                <w:sz w:val="16"/>
+              </w:rPr>
+              <w:t>ndares de calidad y buenas pr</w:t>
+            </w:r>
+            <w:r>
+              <w:rPr>
+                <w:rFonts w:ascii="Times New Roman"/>
+                <w:sz w:val="16"/>
+              </w:rPr>
+              <w:t>á</w:t>
+            </w:r>
+            <w:r>
+              <w:rPr>
+                <w:rFonts w:ascii="Times New Roman"/>
+                <w:sz w:val="16"/>
+              </w:rPr>
+              <w:t>cticas en la construcci</w:t>
+            </w:r>
+            <w:r>
+              <w:rPr>
+                <w:rFonts w:ascii="Times New Roman"/>
+                <w:sz w:val="16"/>
+              </w:rPr>
+              <w:t>ó</w:t>
+            </w:r>
+            <w:r>
+              <w:rPr>
+                <w:rFonts w:ascii="Times New Roman"/>
+                <w:sz w:val="16"/>
+              </w:rPr>
+              <w:t>n de aplicaciones completas e innovadoras.</w:t>
+            </w:r>
           </w:p>
         </w:tc>
       </w:tr>
       <w:tr>
         <w:trPr>
-          <w:trHeight w:val="785" w:hRule="atLeast"/>
+          <w:trHeight w:val="785"/>
         </w:trPr>
         <w:tc>
           <w:tcPr>
@@ -4040,7 +4025,7 @@
                 <w:spacing w:val="40"/>
                 <w:sz w:val="16"/>
               </w:rPr>
-              <w:t> </w:t>
+              <w:t xml:space="preserve"> </w:t>
             </w:r>
             <w:r>
               <w:rPr>
@@ -4074,7 +4059,7 @@
                 <w:spacing w:val="-9"/>
                 <w:sz w:val="16"/>
               </w:rPr>
-              <w:t> </w:t>
+              <w:t xml:space="preserve"> </w:t>
             </w:r>
             <w:r>
               <w:rPr>
@@ -4089,7 +4074,7 @@
                 <w:spacing w:val="-5"/>
                 <w:sz w:val="16"/>
               </w:rPr>
-              <w:t> </w:t>
+              <w:t xml:space="preserve"> </w:t>
             </w:r>
             <w:r>
               <w:rPr>
@@ -4104,7 +4089,7 @@
                 <w:spacing w:val="-7"/>
                 <w:sz w:val="16"/>
               </w:rPr>
-              <w:t> </w:t>
+              <w:t xml:space="preserve"> </w:t>
             </w:r>
             <w:r>
               <w:rPr>
@@ -4119,7 +4104,7 @@
                 <w:spacing w:val="-8"/>
                 <w:sz w:val="16"/>
               </w:rPr>
-              <w:t> </w:t>
+              <w:t xml:space="preserve"> </w:t>
             </w:r>
             <w:r>
               <w:rPr>
@@ -4134,7 +4119,7 @@
                 <w:spacing w:val="-3"/>
                 <w:sz w:val="16"/>
               </w:rPr>
-              <w:t> </w:t>
+              <w:t xml:space="preserve"> </w:t>
             </w:r>
             <w:r>
               <w:rPr>
@@ -4149,7 +4134,7 @@
                 <w:spacing w:val="-7"/>
                 <w:sz w:val="16"/>
               </w:rPr>
-              <w:t> </w:t>
+              <w:t xml:space="preserve"> </w:t>
             </w:r>
             <w:r>
               <w:rPr>
@@ -4164,7 +4149,7 @@
                 <w:spacing w:val="-8"/>
                 <w:sz w:val="16"/>
               </w:rPr>
-              <w:t> </w:t>
+              <w:t xml:space="preserve"> </w:t>
             </w:r>
             <w:r>
               <w:rPr>
@@ -4179,7 +4164,7 @@
                 <w:spacing w:val="40"/>
                 <w:sz w:val="16"/>
               </w:rPr>
-              <w:t> </w:t>
+              <w:t xml:space="preserve"> </w:t>
             </w:r>
             <w:r>
               <w:rPr>
@@ -4228,25 +4213,40 @@
             </w:pPr>
             <w:r>
               <w:rPr>
+                <w:noProof/>
                 <w:sz w:val="20"/>
               </w:rPr>
               <w:drawing>
-                <wp:inline distT="0" distB="0" distL="0" distR="0">
-                  <wp:extent cx="200079" cy="233362"/>
+                <wp:anchor distT="0" distB="0" distL="114300" distR="114300" simplePos="0" relativeHeight="251659264" behindDoc="0" locked="0" layoutInCell="1" allowOverlap="1" wp14:anchorId="2BF7A898" wp14:editId="3F378C27">
+                  <wp:simplePos x="0" y="0"/>
+                  <wp:positionH relativeFrom="column">
+                    <wp:posOffset>103505</wp:posOffset>
+                  </wp:positionH>
+                  <wp:positionV relativeFrom="paragraph">
+                    <wp:posOffset>0</wp:posOffset>
+                  </wp:positionV>
+                  <wp:extent cx="304800" cy="311150"/>
                   <wp:effectExtent l="0" t="0" r="0" b="0"/>
+                  <wp:wrapSquare wrapText="bothSides"/>
                   <wp:docPr id="10" name="Image 10"/>
                   <wp:cNvGraphicFramePr>
-                    <a:graphicFrameLocks/>
+                    <a:graphicFrameLocks xmlns:a="http://schemas.openxmlformats.org/drawingml/2006/main"/>
                   </wp:cNvGraphicFramePr>
-                  <a:graphic>
+                  <a:graphic xmlns:a="http://schemas.openxmlformats.org/drawingml/2006/main">
                     <a:graphicData uri="http://schemas.openxmlformats.org/drawingml/2006/picture">
-                      <pic:pic>
+                      <pic:pic xmlns:pic="http://schemas.openxmlformats.org/drawingml/2006/picture">
                         <pic:nvPicPr>
                           <pic:cNvPr id="10" name="Image 10"/>
                           <pic:cNvPicPr/>
                         </pic:nvPicPr>
                         <pic:blipFill>
-                          <a:blip r:embed="rId10" cstate="print"/>
+                          <a:blip r:embed="rId10" cstate="print">
+                            <a:extLst>
+                              <a:ext uri="{28A0092B-C50C-407E-A947-70E740481C1C}">
+                                <a14:useLocalDpi xmlns:a14="http://schemas.microsoft.com/office/drawing/2010/main" val="0"/>
+                              </a:ext>
+                            </a:extLst>
+                          </a:blip>
                           <a:stretch>
                             <a:fillRect/>
                           </a:stretch>
@@ -4254,7 +4254,7 @@
                         <pic:spPr>
                           <a:xfrm>
                             <a:off x="0" y="0"/>
-                            <a:ext cx="200079" cy="233362"/>
+                            <a:ext cx="304800" cy="311150"/>
                           </a:xfrm>
                           <a:prstGeom prst="rect">
                             <a:avLst/>
@@ -4263,13 +4263,8 @@
                       </pic:pic>
                     </a:graphicData>
                   </a:graphic>
-                </wp:inline>
+                </wp:anchor>
               </w:drawing>
-            </w:r>
-            <w:r>
-              <w:rPr>
-                <w:sz w:val="20"/>
-              </w:rPr>
             </w:r>
           </w:p>
         </w:tc>
@@ -4327,12 +4322,82 @@
                 <w:sz w:val="16"/>
               </w:rPr>
             </w:pPr>
+            <w:r>
+              <w:rPr>
+                <w:rFonts w:ascii="Times New Roman"/>
+                <w:sz w:val="16"/>
+              </w:rPr>
+              <w:t xml:space="preserve">Manejo de manera </w:t>
+            </w:r>
+            <w:r>
+              <w:rPr>
+                <w:rFonts w:ascii="Times New Roman"/>
+                <w:sz w:val="16"/>
+              </w:rPr>
+              <w:t>ó</w:t>
+            </w:r>
+            <w:r>
+              <w:rPr>
+                <w:rFonts w:ascii="Times New Roman"/>
+                <w:sz w:val="16"/>
+              </w:rPr>
+              <w:t>ptima el modelado, consulta y administraci</w:t>
+            </w:r>
+            <w:r>
+              <w:rPr>
+                <w:rFonts w:ascii="Times New Roman"/>
+                <w:sz w:val="16"/>
+              </w:rPr>
+              <w:t>ó</w:t>
+            </w:r>
+            <w:r>
+              <w:rPr>
+                <w:rFonts w:ascii="Times New Roman"/>
+                <w:sz w:val="16"/>
+              </w:rPr>
+              <w:t xml:space="preserve">n de bases de datos relacionales (como SQL) y no relacionales, requiriendo afinar </w:t>
+            </w:r>
+            <w:r>
+              <w:rPr>
+                <w:rFonts w:ascii="Times New Roman"/>
+                <w:sz w:val="16"/>
+              </w:rPr>
+              <w:t>ú</w:t>
+            </w:r>
+            <w:r>
+              <w:rPr>
+                <w:rFonts w:ascii="Times New Roman"/>
+                <w:sz w:val="16"/>
+              </w:rPr>
+              <w:t>nicamente aspectos avanzados de optimizaci</w:t>
+            </w:r>
+            <w:r>
+              <w:rPr>
+                <w:rFonts w:ascii="Times New Roman"/>
+                <w:sz w:val="16"/>
+              </w:rPr>
+              <w:t>ó</w:t>
+            </w:r>
+            <w:r>
+              <w:rPr>
+                <w:rFonts w:ascii="Times New Roman"/>
+                <w:sz w:val="16"/>
+              </w:rPr>
+              <w:t>n de rendimiento o consultas complejas.</w:t>
+            </w:r>
+            <w:r>
+              <w:rPr>
+                <w:rFonts w:ascii="Times New Roman"/>
+                <w:sz w:val="16"/>
+              </w:rPr>
+              <w:t xml:space="preserve"> </w:t>
+            </w:r>
           </w:p>
         </w:tc>
       </w:tr>
       <w:tr>
         <w:trPr>
-          <w:trHeight w:val="780" w:hRule="atLeast"/>
+          <w:trHeight w:val="780"/>
         </w:trPr>
         <w:tc>
           <w:tcPr>
@@ -4361,7 +4426,7 @@
                 <w:spacing w:val="40"/>
                 <w:sz w:val="16"/>
               </w:rPr>
-              <w:t> </w:t>
+              <w:t xml:space="preserve"> </w:t>
             </w:r>
             <w:r>
               <w:rPr>
@@ -4376,7 +4441,7 @@
                 <w:spacing w:val="-5"/>
                 <w:sz w:val="16"/>
               </w:rPr>
-              <w:t> </w:t>
+              <w:t xml:space="preserve"> </w:t>
             </w:r>
             <w:r>
               <w:rPr>
@@ -4391,7 +4456,7 @@
                 <w:spacing w:val="-5"/>
                 <w:sz w:val="16"/>
               </w:rPr>
-              <w:t> </w:t>
+              <w:t xml:space="preserve"> </w:t>
             </w:r>
             <w:r>
               <w:rPr>
@@ -4406,7 +4471,7 @@
                 <w:spacing w:val="-7"/>
                 <w:sz w:val="16"/>
               </w:rPr>
-              <w:t> </w:t>
+              <w:t xml:space="preserve"> </w:t>
             </w:r>
             <w:r>
               <w:rPr>
@@ -4421,7 +4486,7 @@
                 <w:spacing w:val="-6"/>
                 <w:sz w:val="16"/>
               </w:rPr>
-              <w:t> </w:t>
+              <w:t xml:space="preserve"> </w:t>
             </w:r>
             <w:r>
               <w:rPr>
@@ -4436,7 +4501,7 @@
                 <w:spacing w:val="-5"/>
                 <w:sz w:val="16"/>
               </w:rPr>
-              <w:t> </w:t>
+              <w:t xml:space="preserve"> </w:t>
             </w:r>
             <w:r>
               <w:rPr>
@@ -4451,7 +4516,7 @@
                 <w:spacing w:val="-6"/>
                 <w:sz w:val="16"/>
               </w:rPr>
-              <w:t> </w:t>
+              <w:t xml:space="preserve"> </w:t>
             </w:r>
             <w:r>
               <w:rPr>
@@ -4466,7 +4531,7 @@
                 <w:spacing w:val="-5"/>
                 <w:sz w:val="16"/>
               </w:rPr>
-              <w:t> </w:t>
+              <w:t xml:space="preserve"> </w:t>
             </w:r>
             <w:r>
               <w:rPr>
@@ -4481,7 +4546,7 @@
                 <w:spacing w:val="-6"/>
                 <w:sz w:val="16"/>
               </w:rPr>
-              <w:t> </w:t>
+              <w:t xml:space="preserve"> </w:t>
             </w:r>
             <w:r>
               <w:rPr>
@@ -4496,7 +4561,7 @@
                 <w:spacing w:val="-1"/>
                 <w:sz w:val="16"/>
               </w:rPr>
-              <w:t> </w:t>
+              <w:t xml:space="preserve"> </w:t>
             </w:r>
             <w:r>
               <w:rPr>
@@ -4511,7 +4576,7 @@
                 <w:spacing w:val="40"/>
                 <w:sz w:val="16"/>
               </w:rPr>
-              <w:t> </w:t>
+              <w:t xml:space="preserve"> </w:t>
             </w:r>
             <w:r>
               <w:rPr>
@@ -4545,7 +4610,7 @@
                 <w:spacing w:val="-4"/>
                 <w:sz w:val="16"/>
               </w:rPr>
-              <w:t> </w:t>
+              <w:t xml:space="preserve"> </w:t>
             </w:r>
             <w:r>
               <w:rPr>
@@ -4560,7 +4625,7 @@
                 <w:spacing w:val="-4"/>
                 <w:sz w:val="16"/>
               </w:rPr>
-              <w:t> </w:t>
+              <w:t xml:space="preserve"> </w:t>
             </w:r>
             <w:r>
               <w:rPr>
@@ -4575,7 +4640,7 @@
                 <w:spacing w:val="-3"/>
                 <w:sz w:val="16"/>
               </w:rPr>
-              <w:t> </w:t>
+              <w:t xml:space="preserve"> </w:t>
             </w:r>
             <w:r>
               <w:rPr>
@@ -4599,64 +4664,42 @@
                 <w:sz w:val="16"/>
               </w:rPr>
             </w:pPr>
-          </w:p>
-        </w:tc>
-        <w:tc>
-          <w:tcPr>
-            <w:tcW w:w="605" w:type="dxa"/>
-          </w:tcPr>
-          <w:p>
-            <w:pPr>
-              <w:pStyle w:val="TableParagraph"/>
-              <w:rPr>
-                <w:rFonts w:ascii="Times New Roman"/>
-                <w:sz w:val="16"/>
-              </w:rPr>
-            </w:pPr>
-          </w:p>
-        </w:tc>
-        <w:tc>
-          <w:tcPr>
-            <w:tcW w:w="600" w:type="dxa"/>
-          </w:tcPr>
-          <w:p>
-            <w:pPr>
-              <w:pStyle w:val="TableParagraph"/>
-              <w:spacing w:before="2"/>
-              <w:rPr>
+            <w:r>
+              <w:rPr>
+                <w:noProof/>
                 <w:sz w:val="20"/>
               </w:rPr>
-            </w:pPr>
-          </w:p>
-          <w:p>
-            <w:pPr>
-              <w:pStyle w:val="TableParagraph"/>
-              <w:ind w:left="161"/>
-              <w:rPr>
-                <w:sz w:val="20"/>
-              </w:rPr>
-            </w:pPr>
-            <w:r>
-              <w:rPr>
-                <w:sz w:val="20"/>
-              </w:rPr>
               <w:drawing>
-                <wp:inline distT="0" distB="0" distL="0" distR="0">
-                  <wp:extent cx="202331" cy="228600"/>
-                  <wp:effectExtent l="0" t="0" r="0" b="0"/>
+                <wp:anchor distT="0" distB="0" distL="114300" distR="114300" simplePos="0" relativeHeight="251656192" behindDoc="1" locked="0" layoutInCell="1" allowOverlap="1" wp14:anchorId="079369B9" wp14:editId="2B70A2A5">
+                  <wp:simplePos x="0" y="0"/>
+                  <wp:positionH relativeFrom="column">
+                    <wp:posOffset>52705</wp:posOffset>
+                  </wp:positionH>
+                  <wp:positionV relativeFrom="paragraph">
+                    <wp:posOffset>15240</wp:posOffset>
+                  </wp:positionV>
+                  <wp:extent cx="279400" cy="342900"/>
+                  <wp:effectExtent l="0" t="0" r="6350" b="0"/>
+                  <wp:wrapNone/>
                   <wp:docPr id="11" name="Image 11"/>
                   <wp:cNvGraphicFramePr>
-                    <a:graphicFrameLocks/>
+                    <a:graphicFrameLocks xmlns:a="http://schemas.openxmlformats.org/drawingml/2006/main"/>
                   </wp:cNvGraphicFramePr>
-                  <a:graphic>
+                  <a:graphic xmlns:a="http://schemas.openxmlformats.org/drawingml/2006/main">
                     <a:graphicData uri="http://schemas.openxmlformats.org/drawingml/2006/picture">
-                      <pic:pic>
+                      <pic:pic xmlns:pic="http://schemas.openxmlformats.org/drawingml/2006/picture">
                         <pic:nvPicPr>
                           <pic:cNvPr id="11" name="Image 11"/>
                           <pic:cNvPicPr/>
                         </pic:nvPicPr>
                         <pic:blipFill>
-                          <a:blip r:embed="rId11" cstate="print"/>
+                          <a:blip r:embed="rId11" cstate="print">
+                            <a:extLst>
+                              <a:ext uri="{28A0092B-C50C-407E-A947-70E740481C1C}">
+                                <a14:useLocalDpi xmlns:a14="http://schemas.microsoft.com/office/drawing/2010/main" val="0"/>
+                              </a:ext>
+                            </a:extLst>
+                          </a:blip>
                           <a:stretch>
                             <a:fillRect/>
                           </a:stretch>
@@ -4664,7 +4707,7 @@
                         <pic:spPr>
                           <a:xfrm>
                             <a:off x="0" y="0"/>
-                            <a:ext cx="202331" cy="228600"/>
+                            <a:ext cx="279400" cy="342900"/>
                           </a:xfrm>
                           <a:prstGeom prst="rect">
                             <a:avLst/>
@@ -4673,14 +4716,46 @@
                       </pic:pic>
                     </a:graphicData>
                   </a:graphic>
-                </wp:inline>
+                </wp:anchor>
               </w:drawing>
             </w:r>
-            <w:r>
+          </w:p>
+        </w:tc>
+        <w:tc>
+          <w:tcPr>
+            <w:tcW w:w="605" w:type="dxa"/>
+          </w:tcPr>
+          <w:p>
+            <w:pPr>
+              <w:pStyle w:val="TableParagraph"/>
+              <w:rPr>
+                <w:rFonts w:ascii="Times New Roman"/>
+                <w:sz w:val="16"/>
+              </w:rPr>
+            </w:pPr>
+          </w:p>
+        </w:tc>
+        <w:tc>
+          <w:tcPr>
+            <w:tcW w:w="600" w:type="dxa"/>
+          </w:tcPr>
+          <w:p>
+            <w:pPr>
+              <w:pStyle w:val="TableParagraph"/>
+              <w:spacing w:before="2"/>
               <w:rPr>
                 <w:sz w:val="20"/>
               </w:rPr>
-            </w:r>
+            </w:pPr>
+          </w:p>
+          <w:p>
+            <w:pPr>
+              <w:pStyle w:val="TableParagraph"/>
+              <w:ind w:left="161"/>
+              <w:rPr>
+                <w:sz w:val="20"/>
+              </w:rPr>
+            </w:pPr>
           </w:p>
         </w:tc>
         <w:tc>
@@ -4719,130 +4794,24 @@
             <w:pPr>
               <w:pStyle w:val="TableParagraph"/>
               <w:ind w:left="133" w:right="129"/>
-              <w:jc w:val="center"/>
-              <w:rPr>
-                <w:b/>
-                <w:sz w:val="16"/>
-              </w:rPr>
-            </w:pPr>
-            <w:r>
-              <w:rPr>
-                <w:b/>
-                <w:sz w:val="16"/>
-              </w:rPr>
-              <w:t>Considero</w:t>
-            </w:r>
-            <w:r>
-              <w:rPr>
-                <w:b/>
-                <w:spacing w:val="-10"/>
-                <w:sz w:val="16"/>
-              </w:rPr>
-              <w:t> </w:t>
-            </w:r>
-            <w:r>
-              <w:rPr>
-                <w:b/>
-                <w:sz w:val="16"/>
-              </w:rPr>
-              <w:t>que</w:t>
-            </w:r>
-            <w:r>
-              <w:rPr>
-                <w:b/>
-                <w:spacing w:val="-9"/>
-                <w:sz w:val="16"/>
-              </w:rPr>
-              <w:t> </w:t>
-            </w:r>
-            <w:r>
-              <w:rPr>
-                <w:b/>
-                <w:sz w:val="16"/>
-              </w:rPr>
-              <w:t>uno</w:t>
-            </w:r>
-            <w:r>
-              <w:rPr>
-                <w:b/>
-                <w:spacing w:val="-9"/>
-                <w:sz w:val="16"/>
-              </w:rPr>
-              <w:t> </w:t>
-            </w:r>
-            <w:r>
-              <w:rPr>
-                <w:b/>
-                <w:sz w:val="16"/>
-              </w:rPr>
-              <w:t>nunca</w:t>
-            </w:r>
-            <w:r>
-              <w:rPr>
-                <w:b/>
-                <w:spacing w:val="-9"/>
-                <w:sz w:val="16"/>
-              </w:rPr>
-              <w:t> </w:t>
-            </w:r>
-            <w:r>
-              <w:rPr>
-                <w:b/>
-                <w:sz w:val="16"/>
-              </w:rPr>
-              <w:t>termina</w:t>
-            </w:r>
-            <w:r>
-              <w:rPr>
-                <w:b/>
-                <w:spacing w:val="40"/>
-                <w:sz w:val="16"/>
-              </w:rPr>
-              <w:t> </w:t>
-            </w:r>
-            <w:r>
-              <w:rPr>
-                <w:b/>
-                <w:sz w:val="16"/>
-              </w:rPr>
-              <w:t>de aprender, ya que no lo</w:t>
-            </w:r>
-            <w:r>
-              <w:rPr>
-                <w:b/>
-                <w:spacing w:val="40"/>
-                <w:sz w:val="16"/>
-              </w:rPr>
-              <w:t> </w:t>
-            </w:r>
-            <w:r>
-              <w:rPr>
-                <w:b/>
-                <w:sz w:val="16"/>
-              </w:rPr>
-              <w:t>sabemos</w:t>
-            </w:r>
-            <w:r>
-              <w:rPr>
-                <w:b/>
-                <w:spacing w:val="-7"/>
-                <w:sz w:val="16"/>
-              </w:rPr>
-              <w:t> </w:t>
-            </w:r>
-            <w:r>
-              <w:rPr>
-                <w:b/>
-                <w:sz w:val="16"/>
-              </w:rPr>
-              <w:t>todo.</w:t>
+              <w:rPr>
+                <w:bCs/>
+                <w:sz w:val="16"/>
+              </w:rPr>
+            </w:pPr>
+            <w:r>
+              <w:rPr>
+                <w:bCs/>
+                <w:sz w:val="16"/>
+              </w:rPr>
+              <w:t>Domino el levantamiento, análisis, documentación y validación de requerimientos funcionales y no funcionales, aplicando metodologías modernas y estándares para asegurar la adecuada definición del proyecto.</w:t>
             </w:r>
           </w:p>
         </w:tc>
       </w:tr>
       <w:tr>
         <w:trPr>
-          <w:trHeight w:val="975" w:hRule="atLeast"/>
+          <w:trHeight w:val="975"/>
         </w:trPr>
         <w:tc>
           <w:tcPr>
@@ -4871,22 +4840,31 @@
                 <w:spacing w:val="40"/>
                 <w:sz w:val="16"/>
               </w:rPr>
-              <w:t> </w:t>
-            </w:r>
-            <w:r>
-              <w:rPr>
-                <w:b/>
-                <w:sz w:val="16"/>
-              </w:rPr>
-              <w:t>profesional, durante todo el ciclo de vida, de acuerdo a</w:t>
-            </w:r>
+              <w:t xml:space="preserve"> </w:t>
+            </w:r>
+            <w:r>
+              <w:rPr>
+                <w:b/>
+                <w:sz w:val="16"/>
+              </w:rPr>
+              <w:t xml:space="preserve">profesional, durante todo el ciclo de vida, </w:t>
+            </w:r>
+            <w:proofErr w:type="gramStart"/>
+            <w:r>
+              <w:rPr>
+                <w:b/>
+                <w:sz w:val="16"/>
+              </w:rPr>
+              <w:t>de acuerdo a</w:t>
+            </w:r>
+            <w:proofErr w:type="gramEnd"/>
             <w:r>
               <w:rPr>
                 <w:b/>
                 <w:spacing w:val="40"/>
                 <w:sz w:val="16"/>
               </w:rPr>
-              <w:t> </w:t>
+              <w:t xml:space="preserve"> </w:t>
             </w:r>
             <w:r>
               <w:rPr>
@@ -4901,7 +4879,7 @@
                 <w:spacing w:val="-6"/>
                 <w:sz w:val="16"/>
               </w:rPr>
-              <w:t> </w:t>
+              <w:t xml:space="preserve"> </w:t>
             </w:r>
             <w:r>
               <w:rPr>
@@ -4916,7 +4894,7 @@
                 <w:spacing w:val="-6"/>
                 <w:sz w:val="16"/>
               </w:rPr>
-              <w:t> </w:t>
+              <w:t xml:space="preserve"> </w:t>
             </w:r>
             <w:r>
               <w:rPr>
@@ -4931,7 +4909,7 @@
                 <w:spacing w:val="-7"/>
                 <w:sz w:val="16"/>
               </w:rPr>
-              <w:t> </w:t>
+              <w:t xml:space="preserve"> </w:t>
             </w:r>
             <w:r>
               <w:rPr>
@@ -4946,7 +4924,7 @@
                 <w:spacing w:val="-8"/>
                 <w:sz w:val="16"/>
               </w:rPr>
-              <w:t> </w:t>
+              <w:t xml:space="preserve"> </w:t>
             </w:r>
             <w:r>
               <w:rPr>
@@ -4961,7 +4939,7 @@
                 <w:spacing w:val="-6"/>
                 <w:sz w:val="16"/>
               </w:rPr>
-              <w:t> </w:t>
+              <w:t xml:space="preserve"> </w:t>
             </w:r>
             <w:r>
               <w:rPr>
@@ -4976,7 +4954,7 @@
                 <w:spacing w:val="-7"/>
                 <w:sz w:val="16"/>
               </w:rPr>
-              <w:t> </w:t>
+              <w:t xml:space="preserve"> </w:t>
             </w:r>
             <w:r>
               <w:rPr>
@@ -4991,7 +4969,7 @@
                 <w:spacing w:val="-6"/>
                 <w:sz w:val="16"/>
               </w:rPr>
-              <w:t> </w:t>
+              <w:t xml:space="preserve"> </w:t>
             </w:r>
             <w:r>
               <w:rPr>
@@ -5006,7 +4984,7 @@
                 <w:spacing w:val="40"/>
                 <w:sz w:val="16"/>
               </w:rPr>
-              <w:t> </w:t>
+              <w:t xml:space="preserve"> </w:t>
             </w:r>
             <w:r>
               <w:rPr>
@@ -5040,7 +5018,7 @@
                 <w:spacing w:val="-9"/>
                 <w:sz w:val="16"/>
               </w:rPr>
-              <w:t> </w:t>
+              <w:t xml:space="preserve"> </w:t>
             </w:r>
             <w:r>
               <w:rPr>
@@ -5055,7 +5033,7 @@
                 <w:spacing w:val="-4"/>
                 <w:sz w:val="16"/>
               </w:rPr>
-              <w:t> </w:t>
+              <w:t xml:space="preserve"> </w:t>
             </w:r>
             <w:r>
               <w:rPr>
@@ -5070,7 +5048,7 @@
                 <w:spacing w:val="1"/>
                 <w:sz w:val="16"/>
               </w:rPr>
-              <w:t> </w:t>
+              <w:t xml:space="preserve"> </w:t>
             </w:r>
             <w:r>
               <w:rPr>
@@ -5085,7 +5063,7 @@
                 <w:spacing w:val="-7"/>
                 <w:sz w:val="16"/>
               </w:rPr>
-              <w:t> </w:t>
+              <w:t xml:space="preserve"> </w:t>
             </w:r>
             <w:r>
               <w:rPr>
@@ -5100,7 +5078,7 @@
                 <w:spacing w:val="-3"/>
                 <w:sz w:val="16"/>
               </w:rPr>
-              <w:t> </w:t>
+              <w:t xml:space="preserve"> </w:t>
             </w:r>
             <w:r>
               <w:rPr>
@@ -5124,64 +5102,42 @@
                 <w:sz w:val="16"/>
               </w:rPr>
             </w:pPr>
-          </w:p>
-        </w:tc>
-        <w:tc>
-          <w:tcPr>
-            <w:tcW w:w="605" w:type="dxa"/>
-          </w:tcPr>
-          <w:p>
-            <w:pPr>
-              <w:pStyle w:val="TableParagraph"/>
-              <w:rPr>
-                <w:rFonts w:ascii="Times New Roman"/>
-                <w:sz w:val="16"/>
-              </w:rPr>
-            </w:pPr>
-          </w:p>
-        </w:tc>
-        <w:tc>
-          <w:tcPr>
-            <w:tcW w:w="600" w:type="dxa"/>
-          </w:tcPr>
-          <w:p>
-            <w:pPr>
-              <w:pStyle w:val="TableParagraph"/>
-              <w:spacing w:before="41"/>
-              <w:rPr>
+            <w:r>
+              <w:rPr>
+                <w:noProof/>
                 <w:sz w:val="20"/>
               </w:rPr>
-            </w:pPr>
-          </w:p>
-          <w:p>
-            <w:pPr>
-              <w:pStyle w:val="TableParagraph"/>
-              <w:ind w:left="121"/>
-              <w:rPr>
-                <w:sz w:val="20"/>
-              </w:rPr>
-            </w:pPr>
-            <w:r>
-              <w:rPr>
-                <w:sz w:val="20"/>
-              </w:rPr>
               <w:drawing>
-                <wp:inline distT="0" distB="0" distL="0" distR="0">
-                  <wp:extent cx="202078" cy="228314"/>
+                <wp:anchor distT="0" distB="0" distL="114300" distR="114300" simplePos="0" relativeHeight="251657216" behindDoc="0" locked="0" layoutInCell="1" allowOverlap="1" wp14:anchorId="3CCE7179" wp14:editId="2C19068C">
+                  <wp:simplePos x="0" y="0"/>
+                  <wp:positionH relativeFrom="column">
+                    <wp:posOffset>1905</wp:posOffset>
+                  </wp:positionH>
+                  <wp:positionV relativeFrom="paragraph">
+                    <wp:posOffset>180340</wp:posOffset>
+                  </wp:positionV>
+                  <wp:extent cx="323850" cy="311150"/>
                   <wp:effectExtent l="0" t="0" r="0" b="0"/>
+                  <wp:wrapTopAndBottom/>
                   <wp:docPr id="12" name="Image 12"/>
                   <wp:cNvGraphicFramePr>
-                    <a:graphicFrameLocks/>
+                    <a:graphicFrameLocks xmlns:a="http://schemas.openxmlformats.org/drawingml/2006/main"/>
                   </wp:cNvGraphicFramePr>
-                  <a:graphic>
+                  <a:graphic xmlns:a="http://schemas.openxmlformats.org/drawingml/2006/main">
                     <a:graphicData uri="http://schemas.openxmlformats.org/drawingml/2006/picture">
-                      <pic:pic>
+                      <pic:pic xmlns:pic="http://schemas.openxmlformats.org/drawingml/2006/picture">
                         <pic:nvPicPr>
                           <pic:cNvPr id="12" name="Image 12"/>
                           <pic:cNvPicPr/>
                         </pic:nvPicPr>
                         <pic:blipFill>
-                          <a:blip r:embed="rId12" cstate="print"/>
+                          <a:blip r:embed="rId12" cstate="print">
+                            <a:extLst>
+                              <a:ext uri="{28A0092B-C50C-407E-A947-70E740481C1C}">
+                                <a14:useLocalDpi xmlns:a14="http://schemas.microsoft.com/office/drawing/2010/main" val="0"/>
+                              </a:ext>
+                            </a:extLst>
+                          </a:blip>
                           <a:stretch>
                             <a:fillRect/>
                           </a:stretch>
@@ -5189,7 +5145,7 @@
                         <pic:spPr>
                           <a:xfrm>
                             <a:off x="0" y="0"/>
-                            <a:ext cx="202078" cy="228314"/>
+                            <a:ext cx="323850" cy="311150"/>
                           </a:xfrm>
                           <a:prstGeom prst="rect">
                             <a:avLst/>
@@ -5198,14 +5154,52 @@
                       </pic:pic>
                     </a:graphicData>
                   </a:graphic>
-                </wp:inline>
+                  <wp14:sizeRelH relativeFrom="margin">
+                    <wp14:pctWidth>0</wp14:pctWidth>
+                  </wp14:sizeRelH>
+                  <wp14:sizeRelV relativeFrom="margin">
+                    <wp14:pctHeight>0</wp14:pctHeight>
+                  </wp14:sizeRelV>
+                </wp:anchor>
               </w:drawing>
             </w:r>
-            <w:r>
+          </w:p>
+        </w:tc>
+        <w:tc>
+          <w:tcPr>
+            <w:tcW w:w="605" w:type="dxa"/>
+          </w:tcPr>
+          <w:p>
+            <w:pPr>
+              <w:pStyle w:val="TableParagraph"/>
+              <w:rPr>
+                <w:rFonts w:ascii="Times New Roman"/>
+                <w:sz w:val="16"/>
+              </w:rPr>
+            </w:pPr>
+          </w:p>
+        </w:tc>
+        <w:tc>
+          <w:tcPr>
+            <w:tcW w:w="600" w:type="dxa"/>
+          </w:tcPr>
+          <w:p>
+            <w:pPr>
+              <w:pStyle w:val="TableParagraph"/>
+              <w:spacing w:before="41"/>
               <w:rPr>
                 <w:sz w:val="20"/>
               </w:rPr>
-            </w:r>
+            </w:pPr>
+          </w:p>
+          <w:p>
+            <w:pPr>
+              <w:pStyle w:val="TableParagraph"/>
+              <w:ind w:left="121"/>
+              <w:rPr>
+                <w:sz w:val="20"/>
+              </w:rPr>
+            </w:pPr>
           </w:p>
         </w:tc>
         <w:tc>
@@ -5248,12 +5242,40 @@
                 <w:sz w:val="16"/>
               </w:rPr>
             </w:pPr>
+            <w:r>
+              <w:rPr>
+                <w:rFonts w:ascii="Times New Roman"/>
+                <w:sz w:val="16"/>
+              </w:rPr>
+              <w:t xml:space="preserve">Cuento con amplia capacidad para planificar, estimar, gestionar y monitorear proyectos TI tanto bajo marcos </w:t>
+            </w:r>
+            <w:r>
+              <w:rPr>
+                <w:rFonts w:ascii="Times New Roman"/>
+                <w:sz w:val="16"/>
+              </w:rPr>
+              <w:t>á</w:t>
+            </w:r>
+            <w:r>
+              <w:rPr>
+                <w:rFonts w:ascii="Times New Roman"/>
+                <w:sz w:val="16"/>
+              </w:rPr>
+              <w:t>giles (Scrum, Kanban) como tradicionales, utilizando herramientas colaborativas para asegurar entregas a tiempo.</w:t>
+            </w:r>
+            <w:r>
+              <w:rPr>
+                <w:rFonts w:ascii="Times New Roman"/>
+                <w:sz w:val="16"/>
+              </w:rPr>
+              <w:t xml:space="preserve"> </w:t>
+            </w:r>
           </w:p>
         </w:tc>
       </w:tr>
       <w:tr>
         <w:trPr>
-          <w:trHeight w:val="980" w:hRule="atLeast"/>
+          <w:trHeight w:val="980"/>
         </w:trPr>
         <w:tc>
           <w:tcPr>
@@ -5282,14 +5304,30 @@
                 <w:spacing w:val="40"/>
                 <w:sz w:val="16"/>
               </w:rPr>
-              <w:t> </w:t>
-            </w:r>
-            <w:r>
-              <w:rPr>
-                <w:b/>
-                <w:sz w:val="16"/>
-              </w:rPr>
-              <w:t>vida de éste, de acuerdo a estándares, marcos de trabajo y</w:t>
+              <w:t xml:space="preserve"> </w:t>
+            </w:r>
+            <w:r>
+              <w:rPr>
+                <w:b/>
+                <w:sz w:val="16"/>
+              </w:rPr>
+              <w:t xml:space="preserve">vida de éste, </w:t>
+            </w:r>
+            <w:proofErr w:type="gramStart"/>
+            <w:r>
+              <w:rPr>
+                <w:b/>
+                <w:sz w:val="16"/>
+              </w:rPr>
+              <w:t>de acuerdo a</w:t>
+            </w:r>
+            <w:proofErr w:type="gramEnd"/>
+            <w:r>
+              <w:rPr>
+                <w:b/>
+                <w:sz w:val="16"/>
+              </w:rPr>
+              <w:t xml:space="preserve"> estándares, marcos de trabajo y</w:t>
             </w:r>
             <w:r>
               <w:rPr>
@@ -5297,7 +5335,7 @@
                 <w:spacing w:val="40"/>
                 <w:sz w:val="16"/>
               </w:rPr>
-              <w:t> </w:t>
+              <w:t xml:space="preserve"> </w:t>
             </w:r>
             <w:r>
               <w:rPr>
@@ -5312,7 +5350,7 @@
                 <w:spacing w:val="40"/>
                 <w:sz w:val="16"/>
               </w:rPr>
-              <w:t> </w:t>
+              <w:t xml:space="preserve"> </w:t>
             </w:r>
             <w:r>
               <w:rPr>
@@ -5327,7 +5365,7 @@
                 <w:spacing w:val="-2"/>
                 <w:sz w:val="16"/>
               </w:rPr>
-              <w:t> </w:t>
+              <w:t xml:space="preserve"> </w:t>
             </w:r>
             <w:r>
               <w:rPr>
@@ -5342,7 +5380,7 @@
                 <w:spacing w:val="-2"/>
                 <w:sz w:val="16"/>
               </w:rPr>
-              <w:t> </w:t>
+              <w:t xml:space="preserve"> </w:t>
             </w:r>
             <w:r>
               <w:rPr>
@@ -5357,7 +5395,7 @@
                 <w:spacing w:val="-2"/>
                 <w:sz w:val="16"/>
               </w:rPr>
-              <w:t> </w:t>
+              <w:t xml:space="preserve"> </w:t>
             </w:r>
             <w:r>
               <w:rPr>
@@ -5372,7 +5410,7 @@
                 <w:spacing w:val="-7"/>
                 <w:sz w:val="16"/>
               </w:rPr>
-              <w:t> </w:t>
+              <w:t xml:space="preserve"> </w:t>
             </w:r>
             <w:r>
               <w:rPr>
@@ -5387,7 +5425,7 @@
                 <w:spacing w:val="-4"/>
                 <w:sz w:val="16"/>
               </w:rPr>
-              <w:t> </w:t>
+              <w:t xml:space="preserve"> </w:t>
             </w:r>
             <w:r>
               <w:rPr>
@@ -5402,7 +5440,7 @@
                 <w:spacing w:val="-2"/>
                 <w:sz w:val="16"/>
               </w:rPr>
-              <w:t> </w:t>
+              <w:t xml:space="preserve"> </w:t>
             </w:r>
             <w:r>
               <w:rPr>
@@ -5417,7 +5455,7 @@
                 <w:spacing w:val="-2"/>
                 <w:sz w:val="16"/>
               </w:rPr>
-              <w:t> </w:t>
+              <w:t xml:space="preserve"> </w:t>
             </w:r>
             <w:r>
               <w:rPr>
@@ -5432,7 +5470,7 @@
                 <w:spacing w:val="-5"/>
                 <w:sz w:val="16"/>
               </w:rPr>
-              <w:t> </w:t>
+              <w:t xml:space="preserve"> </w:t>
             </w:r>
             <w:r>
               <w:rPr>
@@ -5467,7 +5505,7 @@
                 <w:spacing w:val="-3"/>
                 <w:sz w:val="16"/>
               </w:rPr>
-              <w:t> </w:t>
+              <w:t xml:space="preserve"> </w:t>
             </w:r>
             <w:r>
               <w:rPr>
@@ -5505,44 +5543,22 @@
                 <w:sz w:val="16"/>
               </w:rPr>
             </w:pPr>
-          </w:p>
-        </w:tc>
-        <w:tc>
-          <w:tcPr>
-            <w:tcW w:w="600" w:type="dxa"/>
-          </w:tcPr>
-          <w:p>
-            <w:pPr>
-              <w:pStyle w:val="TableParagraph"/>
-              <w:spacing w:before="56"/>
-              <w:rPr>
+            <w:r>
+              <w:rPr>
+                <w:noProof/>
                 <w:sz w:val="20"/>
               </w:rPr>
-            </w:pPr>
-          </w:p>
-          <w:p>
-            <w:pPr>
-              <w:pStyle w:val="TableParagraph"/>
-              <w:ind w:left="162"/>
-              <w:rPr>
-                <w:sz w:val="20"/>
-              </w:rPr>
-            </w:pPr>
-            <w:r>
-              <w:rPr>
-                <w:sz w:val="20"/>
-              </w:rPr>
               <w:drawing>
-                <wp:inline distT="0" distB="0" distL="0" distR="0">
-                  <wp:extent cx="202331" cy="228600"/>
-                  <wp:effectExtent l="0" t="0" r="0" b="0"/>
+                <wp:inline distT="0" distB="0" distL="0" distR="0" wp14:anchorId="6A18FAAD" wp14:editId="774BABF7">
+                  <wp:extent cx="355600" cy="425450"/>
+                  <wp:effectExtent l="0" t="0" r="6350" b="0"/>
                   <wp:docPr id="13" name="Image 13"/>
                   <wp:cNvGraphicFramePr>
-                    <a:graphicFrameLocks/>
+                    <a:graphicFrameLocks xmlns:a="http://schemas.openxmlformats.org/drawingml/2006/main"/>
                   </wp:cNvGraphicFramePr>
-                  <a:graphic>
+                  <a:graphic xmlns:a="http://schemas.openxmlformats.org/drawingml/2006/main">
                     <a:graphicData uri="http://schemas.openxmlformats.org/drawingml/2006/picture">
-                      <pic:pic>
+                      <pic:pic xmlns:pic="http://schemas.openxmlformats.org/drawingml/2006/picture">
                         <pic:nvPicPr>
                           <pic:cNvPr id="13" name="Image 13"/>
                           <pic:cNvPicPr/>
@@ -5556,7 +5572,7 @@
                         <pic:spPr>
                           <a:xfrm>
                             <a:off x="0" y="0"/>
-                            <a:ext cx="202331" cy="228600"/>
+                            <a:ext cx="356306" cy="426295"/>
                           </a:xfrm>
                           <a:prstGeom prst="rect">
                             <a:avLst/>
@@ -5568,11 +5584,29 @@
                 </wp:inline>
               </w:drawing>
             </w:r>
-            <w:r>
+          </w:p>
+        </w:tc>
+        <w:tc>
+          <w:tcPr>
+            <w:tcW w:w="600" w:type="dxa"/>
+          </w:tcPr>
+          <w:p>
+            <w:pPr>
+              <w:pStyle w:val="TableParagraph"/>
+              <w:spacing w:before="56"/>
               <w:rPr>
                 <w:sz w:val="20"/>
               </w:rPr>
-            </w:r>
+            </w:pPr>
+          </w:p>
+          <w:p>
+            <w:pPr>
+              <w:pStyle w:val="TableParagraph"/>
+              <w:ind w:left="162"/>
+              <w:rPr>
+                <w:sz w:val="20"/>
+              </w:rPr>
+            </w:pPr>
           </w:p>
         </w:tc>
         <w:tc>
@@ -5615,12 +5649,54 @@
                 <w:sz w:val="16"/>
               </w:rPr>
             </w:pPr>
+            <w:r>
+              <w:rPr>
+                <w:rFonts w:ascii="Times New Roman"/>
+                <w:sz w:val="16"/>
+              </w:rPr>
+              <w:t>Comprendo y aplico arquitectura de software orientada a la seguridad y sostenibilidad del proyecto; solo necesito profundizar en normativas regulatorias e integraciones espec</w:t>
+            </w:r>
+            <w:r>
+              <w:rPr>
+                <w:rFonts w:ascii="Times New Roman"/>
+                <w:sz w:val="16"/>
+              </w:rPr>
+              <w:t>í</w:t>
+            </w:r>
+            <w:r>
+              <w:rPr>
+                <w:rFonts w:ascii="Times New Roman"/>
+                <w:sz w:val="16"/>
+              </w:rPr>
+              <w:t>ficas de seguridad inform</w:t>
+            </w:r>
+            <w:r>
+              <w:rPr>
+                <w:rFonts w:ascii="Times New Roman"/>
+                <w:sz w:val="16"/>
+              </w:rPr>
+              <w:t>á</w:t>
+            </w:r>
+            <w:r>
+              <w:rPr>
+                <w:rFonts w:ascii="Times New Roman"/>
+                <w:sz w:val="16"/>
+              </w:rPr>
+              <w:t>tica.</w:t>
+            </w:r>
+            <w:r>
+              <w:rPr>
+                <w:rFonts w:ascii="Times New Roman"/>
+                <w:sz w:val="16"/>
+              </w:rPr>
+              <w:t xml:space="preserve"> </w:t>
+            </w:r>
           </w:p>
         </w:tc>
       </w:tr>
       <w:tr>
         <w:trPr>
-          <w:trHeight w:val="974" w:hRule="atLeast"/>
+          <w:trHeight w:val="974"/>
         </w:trPr>
         <w:tc>
           <w:tcPr>
@@ -5649,7 +5725,7 @@
                 <w:spacing w:val="40"/>
                 <w:sz w:val="16"/>
               </w:rPr>
-              <w:t> </w:t>
+              <w:t xml:space="preserve"> </w:t>
             </w:r>
             <w:r>
               <w:rPr>
@@ -5664,7 +5740,7 @@
                 <w:spacing w:val="40"/>
                 <w:sz w:val="16"/>
               </w:rPr>
-              <w:t> </w:t>
+              <w:t xml:space="preserve"> </w:t>
             </w:r>
             <w:r>
               <w:rPr>
@@ -5679,7 +5755,7 @@
                 <w:spacing w:val="40"/>
                 <w:sz w:val="16"/>
               </w:rPr>
-              <w:t> </w:t>
+              <w:t xml:space="preserve"> </w:t>
             </w:r>
             <w:r>
               <w:rPr>
@@ -5694,7 +5770,7 @@
                 <w:spacing w:val="-8"/>
                 <w:sz w:val="16"/>
               </w:rPr>
-              <w:t> </w:t>
+              <w:t xml:space="preserve"> </w:t>
             </w:r>
             <w:r>
               <w:rPr>
@@ -5709,7 +5785,7 @@
                 <w:spacing w:val="-7"/>
                 <w:sz w:val="16"/>
               </w:rPr>
-              <w:t> </w:t>
+              <w:t xml:space="preserve"> </w:t>
             </w:r>
             <w:r>
               <w:rPr>
@@ -5724,7 +5800,7 @@
                 <w:spacing w:val="-6"/>
                 <w:sz w:val="16"/>
               </w:rPr>
-              <w:t> </w:t>
+              <w:t xml:space="preserve"> </w:t>
             </w:r>
             <w:r>
               <w:rPr>
@@ -5739,7 +5815,7 @@
                 <w:spacing w:val="-6"/>
                 <w:sz w:val="16"/>
               </w:rPr>
-              <w:t> </w:t>
+              <w:t xml:space="preserve"> </w:t>
             </w:r>
             <w:r>
               <w:rPr>
@@ -5754,7 +5830,7 @@
                 <w:spacing w:val="-7"/>
                 <w:sz w:val="16"/>
               </w:rPr>
-              <w:t> </w:t>
+              <w:t xml:space="preserve"> </w:t>
             </w:r>
             <w:r>
               <w:rPr>
@@ -5769,7 +5845,7 @@
                 <w:spacing w:val="-6"/>
                 <w:sz w:val="16"/>
               </w:rPr>
-              <w:t> </w:t>
+              <w:t xml:space="preserve"> </w:t>
             </w:r>
             <w:r>
               <w:rPr>
@@ -5784,7 +5860,7 @@
                 <w:spacing w:val="-2"/>
                 <w:sz w:val="16"/>
               </w:rPr>
-              <w:t> </w:t>
+              <w:t xml:space="preserve"> </w:t>
             </w:r>
             <w:r>
               <w:rPr>
@@ -5799,7 +5875,7 @@
                 <w:spacing w:val="-6"/>
                 <w:sz w:val="16"/>
               </w:rPr>
-              <w:t> </w:t>
+              <w:t xml:space="preserve"> </w:t>
             </w:r>
             <w:r>
               <w:rPr>
@@ -5833,7 +5909,7 @@
                 <w:spacing w:val="-3"/>
                 <w:sz w:val="16"/>
               </w:rPr>
-              <w:t> </w:t>
+              <w:t xml:space="preserve"> </w:t>
             </w:r>
             <w:r>
               <w:rPr>
@@ -5871,36 +5947,42 @@
                 <w:sz w:val="19"/>
               </w:rPr>
             </w:pPr>
-          </w:p>
-          <w:p>
-            <w:pPr>
-              <w:pStyle w:val="TableParagraph"/>
-              <w:ind w:left="162"/>
-              <w:rPr>
+            <w:r>
+              <w:rPr>
+                <w:noProof/>
                 <w:sz w:val="20"/>
               </w:rPr>
-            </w:pPr>
-            <w:r>
-              <w:rPr>
-                <w:sz w:val="20"/>
-              </w:rPr>
               <w:drawing>
-                <wp:inline distT="0" distB="0" distL="0" distR="0">
-                  <wp:extent cx="202331" cy="228600"/>
-                  <wp:effectExtent l="0" t="0" r="0" b="0"/>
+                <wp:anchor distT="0" distB="0" distL="114300" distR="114300" simplePos="0" relativeHeight="251657216" behindDoc="0" locked="0" layoutInCell="1" allowOverlap="1" wp14:anchorId="7C8A3BFF" wp14:editId="1B1C6A30">
+                  <wp:simplePos x="0" y="0"/>
+                  <wp:positionH relativeFrom="column">
+                    <wp:posOffset>-107950</wp:posOffset>
+                  </wp:positionH>
+                  <wp:positionV relativeFrom="paragraph">
+                    <wp:posOffset>5715</wp:posOffset>
+                  </wp:positionV>
+                  <wp:extent cx="430331" cy="381000"/>
+                  <wp:effectExtent l="0" t="0" r="8255" b="0"/>
+                  <wp:wrapSquare wrapText="bothSides"/>
                   <wp:docPr id="14" name="Image 14"/>
                   <wp:cNvGraphicFramePr>
-                    <a:graphicFrameLocks/>
+                    <a:graphicFrameLocks xmlns:a="http://schemas.openxmlformats.org/drawingml/2006/main"/>
                   </wp:cNvGraphicFramePr>
-                  <a:graphic>
+                  <a:graphic xmlns:a="http://schemas.openxmlformats.org/drawingml/2006/main">
                     <a:graphicData uri="http://schemas.openxmlformats.org/drawingml/2006/picture">
-                      <pic:pic>
+                      <pic:pic xmlns:pic="http://schemas.openxmlformats.org/drawingml/2006/picture">
                         <pic:nvPicPr>
                           <pic:cNvPr id="14" name="Image 14"/>
                           <pic:cNvPicPr/>
                         </pic:nvPicPr>
                         <pic:blipFill>
-                          <a:blip r:embed="rId14" cstate="print"/>
+                          <a:blip r:embed="rId14" cstate="print">
+                            <a:extLst>
+                              <a:ext uri="{28A0092B-C50C-407E-A947-70E740481C1C}">
+                                <a14:useLocalDpi xmlns:a14="http://schemas.microsoft.com/office/drawing/2010/main" val="0"/>
+                              </a:ext>
+                            </a:extLst>
+                          </a:blip>
                           <a:stretch>
                             <a:fillRect/>
                           </a:stretch>
@@ -5908,7 +5990,7 @@
                         <pic:spPr>
                           <a:xfrm>
                             <a:off x="0" y="0"/>
-                            <a:ext cx="202331" cy="228600"/>
+                            <a:ext cx="430331" cy="381000"/>
                           </a:xfrm>
                           <a:prstGeom prst="rect">
                             <a:avLst/>
@@ -5917,14 +5999,18 @@
                       </pic:pic>
                     </a:graphicData>
                   </a:graphic>
-                </wp:inline>
+                </wp:anchor>
               </w:drawing>
             </w:r>
-            <w:r>
+          </w:p>
+          <w:p>
+            <w:pPr>
+              <w:pStyle w:val="TableParagraph"/>
+              <w:ind w:left="162"/>
               <w:rPr>
                 <w:sz w:val="20"/>
               </w:rPr>
-            </w:r>
+            </w:pPr>
           </w:p>
         </w:tc>
         <w:tc>
@@ -5981,12 +6067,112 @@
                 <w:sz w:val="16"/>
               </w:rPr>
             </w:pPr>
+            <w:r>
+              <w:rPr>
+                <w:rFonts w:ascii="Times New Roman"/>
+                <w:sz w:val="16"/>
+              </w:rPr>
+              <w:t>Poseo muy buen conocimiento en el desarrollo de aplicaciones m</w:t>
+            </w:r>
+            <w:r>
+              <w:rPr>
+                <w:rFonts w:ascii="Times New Roman"/>
+                <w:sz w:val="16"/>
+              </w:rPr>
+              <w:t>ó</w:t>
+            </w:r>
+            <w:r>
+              <w:rPr>
+                <w:rFonts w:ascii="Times New Roman"/>
+                <w:sz w:val="16"/>
+              </w:rPr>
+              <w:t>viles (nativas o h</w:t>
+            </w:r>
+            <w:r>
+              <w:rPr>
+                <w:rFonts w:ascii="Times New Roman"/>
+                <w:sz w:val="16"/>
+              </w:rPr>
+              <w:t>í</w:t>
+            </w:r>
+            <w:r>
+              <w:rPr>
+                <w:rFonts w:ascii="Times New Roman"/>
+                <w:sz w:val="16"/>
+              </w:rPr>
+              <w:t xml:space="preserve">bridas) y consumo de </w:t>
+            </w:r>
+            <w:proofErr w:type="spellStart"/>
+            <w:r>
+              <w:rPr>
+                <w:rFonts w:ascii="Times New Roman"/>
+                <w:sz w:val="16"/>
+              </w:rPr>
+              <w:t>APIs</w:t>
+            </w:r>
+            <w:proofErr w:type="spellEnd"/>
+            <w:r>
+              <w:rPr>
+                <w:rFonts w:ascii="Times New Roman"/>
+                <w:sz w:val="16"/>
+              </w:rPr>
+              <w:t>, con detalles m</w:t>
+            </w:r>
+            <w:r>
+              <w:rPr>
+                <w:rFonts w:ascii="Times New Roman"/>
+                <w:sz w:val="16"/>
+              </w:rPr>
+              <w:t>í</w:t>
+            </w:r>
+            <w:r>
+              <w:rPr>
+                <w:rFonts w:ascii="Times New Roman"/>
+                <w:sz w:val="16"/>
+              </w:rPr>
+              <w:t>nimos por reforzar en optimizaci</w:t>
+            </w:r>
+            <w:r>
+              <w:rPr>
+                <w:rFonts w:ascii="Times New Roman"/>
+                <w:sz w:val="16"/>
+              </w:rPr>
+              <w:t>ó</w:t>
+            </w:r>
+            <w:r>
+              <w:rPr>
+                <w:rFonts w:ascii="Times New Roman"/>
+                <w:sz w:val="16"/>
+              </w:rPr>
+              <w:t>n de rendimiento nativo en dispositivos espec</w:t>
+            </w:r>
+            <w:r>
+              <w:rPr>
+                <w:rFonts w:ascii="Times New Roman"/>
+                <w:sz w:val="16"/>
+              </w:rPr>
+              <w:t>í</w:t>
+            </w:r>
+            <w:r>
+              <w:rPr>
+                <w:rFonts w:ascii="Times New Roman"/>
+                <w:sz w:val="16"/>
+              </w:rPr>
+              <w:t>ficos</w:t>
+            </w:r>
+            <w:r>
+              <w:rPr>
+                <w:rFonts w:ascii="Times New Roman"/>
+                <w:sz w:val="16"/>
+              </w:rPr>
+              <w:t xml:space="preserve"> </w:t>
+            </w:r>
           </w:p>
         </w:tc>
       </w:tr>
       <w:tr>
         <w:trPr>
-          <w:trHeight w:val="780" w:hRule="atLeast"/>
+          <w:trHeight w:val="780"/>
         </w:trPr>
         <w:tc>
           <w:tcPr>
@@ -6015,7 +6201,7 @@
                 <w:spacing w:val="40"/>
                 <w:sz w:val="16"/>
               </w:rPr>
-              <w:t> </w:t>
+              <w:t xml:space="preserve"> </w:t>
             </w:r>
             <w:r>
               <w:rPr>
@@ -6030,7 +6216,7 @@
                 <w:spacing w:val="40"/>
                 <w:sz w:val="16"/>
               </w:rPr>
-              <w:t> </w:t>
+              <w:t xml:space="preserve"> </w:t>
             </w:r>
             <w:r>
               <w:rPr>
@@ -6045,7 +6231,7 @@
                 <w:spacing w:val="-9"/>
                 <w:sz w:val="16"/>
               </w:rPr>
-              <w:t> </w:t>
+              <w:t xml:space="preserve"> </w:t>
             </w:r>
             <w:r>
               <w:rPr>
@@ -6060,7 +6246,7 @@
                 <w:spacing w:val="-5"/>
                 <w:sz w:val="16"/>
               </w:rPr>
-              <w:t> </w:t>
+              <w:t xml:space="preserve"> </w:t>
             </w:r>
             <w:r>
               <w:rPr>
@@ -6075,7 +6261,7 @@
                 <w:spacing w:val="-7"/>
                 <w:sz w:val="16"/>
               </w:rPr>
-              <w:t> </w:t>
+              <w:t xml:space="preserve"> </w:t>
             </w:r>
             <w:r>
               <w:rPr>
@@ -6090,7 +6276,7 @@
                 <w:spacing w:val="-8"/>
                 <w:sz w:val="16"/>
               </w:rPr>
-              <w:t> </w:t>
+              <w:t xml:space="preserve"> </w:t>
             </w:r>
             <w:r>
               <w:rPr>
@@ -6105,7 +6291,7 @@
                 <w:spacing w:val="-3"/>
                 <w:sz w:val="16"/>
               </w:rPr>
-              <w:t> </w:t>
+              <w:t xml:space="preserve"> </w:t>
             </w:r>
             <w:r>
               <w:rPr>
@@ -6120,7 +6306,7 @@
                 <w:spacing w:val="-7"/>
                 <w:sz w:val="16"/>
               </w:rPr>
-              <w:t> </w:t>
+              <w:t xml:space="preserve"> </w:t>
             </w:r>
             <w:r>
               <w:rPr>
@@ -6135,7 +6321,7 @@
                 <w:spacing w:val="-8"/>
                 <w:sz w:val="16"/>
               </w:rPr>
-              <w:t> </w:t>
+              <w:t xml:space="preserve"> </w:t>
             </w:r>
             <w:r>
               <w:rPr>
@@ -6178,58 +6364,22 @@
                 <w:sz w:val="16"/>
               </w:rPr>
             </w:pPr>
-          </w:p>
-        </w:tc>
-        <w:tc>
-          <w:tcPr>
-            <w:tcW w:w="605" w:type="dxa"/>
-          </w:tcPr>
-          <w:p>
-            <w:pPr>
-              <w:pStyle w:val="TableParagraph"/>
-              <w:rPr>
-                <w:rFonts w:ascii="Times New Roman"/>
-                <w:sz w:val="16"/>
-              </w:rPr>
-            </w:pPr>
-          </w:p>
-        </w:tc>
-        <w:tc>
-          <w:tcPr>
-            <w:tcW w:w="600" w:type="dxa"/>
-          </w:tcPr>
-          <w:p>
-            <w:pPr>
-              <w:pStyle w:val="TableParagraph"/>
-              <w:spacing w:before="6" w:after="1"/>
-              <w:rPr>
-                <w:sz w:val="13"/>
-              </w:rPr>
-            </w:pPr>
-          </w:p>
-          <w:p>
-            <w:pPr>
-              <w:pStyle w:val="TableParagraph"/>
-              <w:ind w:left="162"/>
-              <w:rPr>
+            <w:r>
+              <w:rPr>
+                <w:noProof/>
                 <w:sz w:val="20"/>
               </w:rPr>
-            </w:pPr>
-            <w:r>
-              <w:rPr>
-                <w:sz w:val="20"/>
-              </w:rPr>
               <w:drawing>
-                <wp:inline distT="0" distB="0" distL="0" distR="0">
-                  <wp:extent cx="202078" cy="228314"/>
+                <wp:inline distT="0" distB="0" distL="0" distR="0" wp14:anchorId="36D443FF" wp14:editId="6843236B">
+                  <wp:extent cx="228600" cy="387350"/>
                   <wp:effectExtent l="0" t="0" r="0" b="0"/>
                   <wp:docPr id="15" name="Image 15"/>
                   <wp:cNvGraphicFramePr>
-                    <a:graphicFrameLocks/>
+                    <a:graphicFrameLocks xmlns:a="http://schemas.openxmlformats.org/drawingml/2006/main"/>
                   </wp:cNvGraphicFramePr>
-                  <a:graphic>
+                  <a:graphic xmlns:a="http://schemas.openxmlformats.org/drawingml/2006/main">
                     <a:graphicData uri="http://schemas.openxmlformats.org/drawingml/2006/picture">
-                      <pic:pic>
+                      <pic:pic xmlns:pic="http://schemas.openxmlformats.org/drawingml/2006/picture">
                         <pic:nvPicPr>
                           <pic:cNvPr id="15" name="Image 15"/>
                           <pic:cNvPicPr/>
@@ -6243,7 +6393,7 @@
                         <pic:spPr>
                           <a:xfrm>
                             <a:off x="0" y="0"/>
-                            <a:ext cx="202078" cy="228314"/>
+                            <a:ext cx="228950" cy="387943"/>
                           </a:xfrm>
                           <a:prstGeom prst="rect">
                             <a:avLst/>
@@ -6255,11 +6405,43 @@
                 </wp:inline>
               </w:drawing>
             </w:r>
-            <w:r>
+          </w:p>
+        </w:tc>
+        <w:tc>
+          <w:tcPr>
+            <w:tcW w:w="605" w:type="dxa"/>
+          </w:tcPr>
+          <w:p>
+            <w:pPr>
+              <w:pStyle w:val="TableParagraph"/>
+              <w:rPr>
+                <w:rFonts w:ascii="Times New Roman"/>
+                <w:sz w:val="16"/>
+              </w:rPr>
+            </w:pPr>
+          </w:p>
+        </w:tc>
+        <w:tc>
+          <w:tcPr>
+            <w:tcW w:w="600" w:type="dxa"/>
+          </w:tcPr>
+          <w:p>
+            <w:pPr>
+              <w:pStyle w:val="TableParagraph"/>
+              <w:spacing w:before="6" w:after="1"/>
+              <w:rPr>
+                <w:sz w:val="13"/>
+              </w:rPr>
+            </w:pPr>
+          </w:p>
+          <w:p>
+            <w:pPr>
+              <w:pStyle w:val="TableParagraph"/>
+              <w:ind w:left="162"/>
               <w:rPr>
                 <w:sz w:val="20"/>
               </w:rPr>
-            </w:r>
+            </w:pPr>
           </w:p>
         </w:tc>
         <w:tc>
@@ -6300,14 +6482,73 @@
               <w:rPr>
                 <w:rFonts w:ascii="Times New Roman"/>
                 <w:sz w:val="16"/>
-              </w:rPr>
-            </w:pPr>
+                <w:lang w:val="es-CL"/>
+              </w:rPr>
+            </w:pPr>
+            <w:r>
+              <w:rPr>
+                <w:rFonts w:ascii="Times New Roman"/>
+                <w:sz w:val="16"/>
+                <w:lang w:val="es-CL"/>
+              </w:rPr>
+              <w:t>Comprendo integralmente las necesidades de informaci</w:t>
+            </w:r>
+            <w:r>
+              <w:rPr>
+                <w:rFonts w:ascii="Times New Roman"/>
+                <w:sz w:val="16"/>
+                <w:lang w:val="es-CL"/>
+              </w:rPr>
+              <w:t>ó</w:t>
+            </w:r>
+            <w:r>
+              <w:rPr>
+                <w:rFonts w:ascii="Times New Roman"/>
+                <w:sz w:val="16"/>
+                <w:lang w:val="es-CL"/>
+              </w:rPr>
+              <w:t>n corporativa y puedo estructurar modelos de datos eficientes, escalables e integrados a distintas tecnolog</w:t>
+            </w:r>
+            <w:r>
+              <w:rPr>
+                <w:rFonts w:ascii="Times New Roman"/>
+                <w:sz w:val="16"/>
+                <w:lang w:val="es-CL"/>
+              </w:rPr>
+              <w:t>í</w:t>
+            </w:r>
+            <w:r>
+              <w:rPr>
+                <w:rFonts w:ascii="Times New Roman"/>
+                <w:sz w:val="16"/>
+                <w:lang w:val="es-CL"/>
+              </w:rPr>
+              <w:t xml:space="preserve">as de bases de datos. </w:t>
+            </w:r>
+          </w:p>
+          <w:p>
+            <w:pPr>
+              <w:pStyle w:val="TableParagraph"/>
+              <w:rPr>
+                <w:rFonts w:ascii="Times New Roman"/>
+                <w:sz w:val="16"/>
+                <w:lang w:val="es-CL"/>
+              </w:rPr>
+            </w:pPr>
+            <w:r>
+              <w:rPr>
+                <w:rFonts w:ascii="Times New Roman"/>
+                <w:sz w:val="16"/>
+                <w:lang w:val="es-CL"/>
+              </w:rPr>
+              <w:t xml:space="preserve"> </w:t>
+            </w:r>
           </w:p>
         </w:tc>
       </w:tr>
       <w:tr>
         <w:trPr>
-          <w:trHeight w:val="780" w:hRule="atLeast"/>
+          <w:trHeight w:val="780"/>
         </w:trPr>
         <w:tc>
           <w:tcPr>
@@ -6328,6 +6569,7 @@
                 <w:b/>
                 <w:sz w:val="16"/>
               </w:rPr>
+              <w:lastRenderedPageBreak/>
               <w:t>Diseñar y adaptar los procesos de ingeniería de requisitos, a</w:t>
             </w:r>
             <w:r>
@@ -6336,7 +6578,7 @@
                 <w:spacing w:val="40"/>
                 <w:sz w:val="16"/>
               </w:rPr>
-              <w:t> </w:t>
+              <w:t xml:space="preserve"> </w:t>
             </w:r>
             <w:r>
               <w:rPr>
@@ -6351,7 +6593,7 @@
                 <w:spacing w:val="-5"/>
                 <w:sz w:val="16"/>
               </w:rPr>
-              <w:t> </w:t>
+              <w:t xml:space="preserve"> </w:t>
             </w:r>
             <w:r>
               <w:rPr>
@@ -6366,7 +6608,7 @@
                 <w:spacing w:val="-5"/>
                 <w:sz w:val="16"/>
               </w:rPr>
-              <w:t> </w:t>
+              <w:t xml:space="preserve"> </w:t>
             </w:r>
             <w:r>
               <w:rPr>
@@ -6381,7 +6623,7 @@
                 <w:spacing w:val="-7"/>
                 <w:sz w:val="16"/>
               </w:rPr>
-              <w:t> </w:t>
+              <w:t xml:space="preserve"> </w:t>
             </w:r>
             <w:r>
               <w:rPr>
@@ -6396,7 +6638,7 @@
                 <w:spacing w:val="-6"/>
                 <w:sz w:val="16"/>
               </w:rPr>
-              <w:t> </w:t>
+              <w:t xml:space="preserve"> </w:t>
             </w:r>
             <w:r>
               <w:rPr>
@@ -6411,7 +6653,7 @@
                 <w:spacing w:val="-5"/>
                 <w:sz w:val="16"/>
               </w:rPr>
-              <w:t> </w:t>
+              <w:t xml:space="preserve"> </w:t>
             </w:r>
             <w:r>
               <w:rPr>
@@ -6426,7 +6668,7 @@
                 <w:spacing w:val="-6"/>
                 <w:sz w:val="16"/>
               </w:rPr>
-              <w:t> </w:t>
+              <w:t xml:space="preserve"> </w:t>
             </w:r>
             <w:r>
               <w:rPr>
@@ -6441,7 +6683,7 @@
                 <w:spacing w:val="-5"/>
                 <w:sz w:val="16"/>
               </w:rPr>
-              <w:t> </w:t>
+              <w:t xml:space="preserve"> </w:t>
             </w:r>
             <w:r>
               <w:rPr>
@@ -6456,7 +6698,7 @@
                 <w:spacing w:val="-6"/>
                 <w:sz w:val="16"/>
               </w:rPr>
-              <w:t> </w:t>
+              <w:t xml:space="preserve"> </w:t>
             </w:r>
             <w:r>
               <w:rPr>
@@ -6471,7 +6713,7 @@
                 <w:spacing w:val="-1"/>
                 <w:sz w:val="16"/>
               </w:rPr>
-              <w:t> </w:t>
+              <w:t xml:space="preserve"> </w:t>
             </w:r>
             <w:r>
               <w:rPr>
@@ -6486,7 +6728,7 @@
                 <w:spacing w:val="40"/>
                 <w:sz w:val="16"/>
               </w:rPr>
-              <w:t> </w:t>
+              <w:t xml:space="preserve"> </w:t>
             </w:r>
             <w:r>
               <w:rPr>
@@ -6520,7 +6762,7 @@
                 <w:spacing w:val="-4"/>
                 <w:sz w:val="16"/>
               </w:rPr>
-              <w:t> </w:t>
+              <w:t xml:space="preserve"> </w:t>
             </w:r>
             <w:r>
               <w:rPr>
@@ -6535,7 +6777,7 @@
                 <w:spacing w:val="-4"/>
                 <w:sz w:val="16"/>
               </w:rPr>
-              <w:t> </w:t>
+              <w:t xml:space="preserve"> </w:t>
             </w:r>
             <w:r>
               <w:rPr>
@@ -6550,7 +6792,7 @@
                 <w:spacing w:val="-3"/>
                 <w:sz w:val="16"/>
               </w:rPr>
-              <w:t> </w:t>
+              <w:t xml:space="preserve"> </w:t>
             </w:r>
             <w:r>
               <w:rPr>
@@ -6574,58 +6816,22 @@
                 <w:sz w:val="16"/>
               </w:rPr>
             </w:pPr>
-          </w:p>
-        </w:tc>
-        <w:tc>
-          <w:tcPr>
-            <w:tcW w:w="605" w:type="dxa"/>
-          </w:tcPr>
-          <w:p>
-            <w:pPr>
-              <w:pStyle w:val="TableParagraph"/>
-              <w:rPr>
-                <w:rFonts w:ascii="Times New Roman"/>
-                <w:sz w:val="16"/>
-              </w:rPr>
-            </w:pPr>
-          </w:p>
-        </w:tc>
-        <w:tc>
-          <w:tcPr>
-            <w:tcW w:w="600" w:type="dxa"/>
-          </w:tcPr>
-          <w:p>
-            <w:pPr>
-              <w:pStyle w:val="TableParagraph"/>
-              <w:spacing w:before="8" w:after="1"/>
-              <w:rPr>
-                <w:sz w:val="16"/>
-              </w:rPr>
-            </w:pPr>
-          </w:p>
-          <w:p>
-            <w:pPr>
-              <w:pStyle w:val="TableParagraph"/>
-              <w:ind w:left="162"/>
-              <w:rPr>
+            <w:r>
+              <w:rPr>
+                <w:noProof/>
                 <w:sz w:val="20"/>
               </w:rPr>
-            </w:pPr>
-            <w:r>
-              <w:rPr>
-                <w:sz w:val="20"/>
-              </w:rPr>
               <w:drawing>
-                <wp:inline distT="0" distB="0" distL="0" distR="0">
-                  <wp:extent cx="202331" cy="228600"/>
-                  <wp:effectExtent l="0" t="0" r="0" b="0"/>
+                <wp:inline distT="0" distB="0" distL="0" distR="0" wp14:anchorId="001BA697" wp14:editId="61682E3D">
+                  <wp:extent cx="304800" cy="469900"/>
+                  <wp:effectExtent l="0" t="0" r="0" b="6350"/>
                   <wp:docPr id="16" name="Image 16"/>
                   <wp:cNvGraphicFramePr>
-                    <a:graphicFrameLocks/>
+                    <a:graphicFrameLocks xmlns:a="http://schemas.openxmlformats.org/drawingml/2006/main"/>
                   </wp:cNvGraphicFramePr>
-                  <a:graphic>
+                  <a:graphic xmlns:a="http://schemas.openxmlformats.org/drawingml/2006/main">
                     <a:graphicData uri="http://schemas.openxmlformats.org/drawingml/2006/picture">
-                      <pic:pic>
+                      <pic:pic xmlns:pic="http://schemas.openxmlformats.org/drawingml/2006/picture">
                         <pic:nvPicPr>
                           <pic:cNvPr id="16" name="Image 16"/>
                           <pic:cNvPicPr/>
@@ -6639,7 +6845,7 @@
                         <pic:spPr>
                           <a:xfrm>
                             <a:off x="0" y="0"/>
-                            <a:ext cx="202331" cy="228600"/>
+                            <a:ext cx="305406" cy="470834"/>
                           </a:xfrm>
                           <a:prstGeom prst="rect">
                             <a:avLst/>
@@ -6651,11 +6857,43 @@
                 </wp:inline>
               </w:drawing>
             </w:r>
-            <w:r>
+          </w:p>
+        </w:tc>
+        <w:tc>
+          <w:tcPr>
+            <w:tcW w:w="605" w:type="dxa"/>
+          </w:tcPr>
+          <w:p>
+            <w:pPr>
+              <w:pStyle w:val="TableParagraph"/>
+              <w:rPr>
+                <w:rFonts w:ascii="Times New Roman"/>
+                <w:sz w:val="16"/>
+              </w:rPr>
+            </w:pPr>
+          </w:p>
+        </w:tc>
+        <w:tc>
+          <w:tcPr>
+            <w:tcW w:w="600" w:type="dxa"/>
+          </w:tcPr>
+          <w:p>
+            <w:pPr>
+              <w:pStyle w:val="TableParagraph"/>
+              <w:spacing w:before="8" w:after="1"/>
+              <w:rPr>
+                <w:sz w:val="16"/>
+              </w:rPr>
+            </w:pPr>
+          </w:p>
+          <w:p>
+            <w:pPr>
+              <w:pStyle w:val="TableParagraph"/>
+              <w:ind w:left="162"/>
               <w:rPr>
                 <w:sz w:val="20"/>
               </w:rPr>
-            </w:r>
+            </w:pPr>
           </w:p>
         </w:tc>
         <w:tc>
@@ -6698,25 +6936,102 @@
                 <w:sz w:val="16"/>
               </w:rPr>
             </w:pPr>
+            <w:r>
+              <w:rPr>
+                <w:rFonts w:ascii="Times New Roman"/>
+                <w:sz w:val="16"/>
+              </w:rPr>
+              <w:t>Adapto con precisi</w:t>
+            </w:r>
+            <w:r>
+              <w:rPr>
+                <w:rFonts w:ascii="Times New Roman"/>
+                <w:sz w:val="16"/>
+              </w:rPr>
+              <w:t>ó</w:t>
+            </w:r>
+            <w:r>
+              <w:rPr>
+                <w:rFonts w:ascii="Times New Roman"/>
+                <w:sz w:val="16"/>
+              </w:rPr>
+              <w:t>n la captura de requisitos seg</w:t>
+            </w:r>
+            <w:r>
+              <w:rPr>
+                <w:rFonts w:ascii="Times New Roman"/>
+                <w:sz w:val="16"/>
+              </w:rPr>
+              <w:t>ú</w:t>
+            </w:r>
+            <w:r>
+              <w:rPr>
+                <w:rFonts w:ascii="Times New Roman"/>
+                <w:sz w:val="16"/>
+              </w:rPr>
+              <w:t>n la complejidad del entorno organizacional, traduciendo necesidades del negocio en especificaciones t</w:t>
+            </w:r>
+            <w:r>
+              <w:rPr>
+                <w:rFonts w:ascii="Times New Roman"/>
+                <w:sz w:val="16"/>
+              </w:rPr>
+              <w:t>é</w:t>
+            </w:r>
+            <w:r>
+              <w:rPr>
+                <w:rFonts w:ascii="Times New Roman"/>
+                <w:sz w:val="16"/>
+              </w:rPr>
+              <w:t>cnicas de alto valor.</w:t>
+            </w:r>
+            <w:r>
+              <w:rPr>
+                <w:rFonts w:ascii="Times New Roman"/>
+                <w:sz w:val="16"/>
+              </w:rPr>
+              <w:t xml:space="preserve"> </w:t>
+            </w:r>
           </w:p>
         </w:tc>
       </w:tr>
     </w:tbl>
+    <w:p/>
     <w:sectPr>
-      <w:headerReference w:type="default" r:id="rId7"/>
-      <w:footerReference w:type="default" r:id="rId8"/>
+      <w:headerReference w:type="default" r:id="rId16"/>
+      <w:footerReference w:type="default" r:id="rId17"/>
       <w:pgSz w:w="12240" w:h="15840"/>
-      <w:pgMar w:header="327" w:footer="397" w:top="1880" w:bottom="620" w:left="720" w:right="720"/>
+      <w:pgMar w:top="1880" w:right="720" w:bottom="620" w:left="720" w:header="327" w:footer="397" w:gutter="0"/>
+      <w:cols w:space="720"/>
     </w:sectPr>
   </w:body>
 </w:document>
 </file>
 
+<file path=word/endnotes.xml><?xml version="1.0" encoding="utf-8"?>
+<w:endnotes xmlns:wpc="http://schemas.microsoft.com/office/word/2010/wordprocessingCanvas" xmlns:cx="http://schemas.microsoft.com/office/drawing/2014/chartex" xmlns:cx1="http://schemas.microsoft.com/office/drawing/2015/9/8/chartex" xmlns:cx2="http://schemas.microsoft.com/office/drawing/2015/10/21/chartex" xmlns:cx3="http://schemas.microsoft.com/office/drawing/2016/5/9/chartex" xmlns:cx4="http://schemas.microsoft.com/office/drawing/2016/5/10/chartex" xmlns:cx5="http://schemas.microsoft.com/office/drawing/2016/5/11/chartex" xmlns:cx6="http://schemas.microsoft.com/office/drawing/2016/5/12/chartex" xmlns:cx7="http://schemas.microsoft.com/office/drawing/2016/5/13/chartex" xmlns:cx8="http://schemas.microsoft.com/office/drawing/2016/5/14/chartex" xmlns:mc="http://schemas.openxmlformats.org/markup-compatibility/2006" xmlns:aink="http://schemas.microsoft.com/office/drawing/2016/ink" xmlns:am3d="http://schemas.microsoft.com/office/drawing/2017/model3d" xmlns:o="urn:schemas-microsoft-com:office:office" xmlns:oel="http://schemas.microsoft.com/office/2019/extlst" xmlns:r="http://schemas.openxmlformats.org/officeDocument/2006/relationships" xmlns:m="http://schemas.openxmlformats.org/officeDocument/2006/math" xmlns:v="urn:schemas-microsoft-com:vml" xmlns:wp14="http://schemas.microsoft.com/office/word/2010/wordprocessingDrawing" xmlns:wp="http://schemas.openxmlformats.org/drawingml/2006/wordprocessingDrawing" xmlns:w10="urn:schemas-microsoft-com:office:word" xmlns:w="http://schemas.openxmlformats.org/wordprocessingml/2006/main" xmlns:w14="http://schemas.microsoft.com/office/word/2010/wordml" xmlns:w15="http://schemas.microsoft.com/office/word/2012/wordml" xmlns:w16cex="http://schemas.microsoft.com/office/word/2018/wordml/cex" xmlns:w16cid="http://schemas.microsoft.com/office/word/2016/wordml/cid" xmlns:w16="http://schemas.microsoft.com/office/word/2018/wordml" xmlns:w16du="http://schemas.microsoft.com/office/word/2023/wordml/word16du" xmlns:w16sdtdh="http://schemas.microsoft.com/office/word/2020/wordml/sdtdatahash" xmlns:w16sdtfl="http://schemas.microsoft.com/office/word/2024/wordml/sdtformatlock" xmlns:w16se="http://schemas.microsoft.com/office/word/2015/wordml/symex" xmlns:wpg="http://schemas.microsoft.com/office/word/2010/wordprocessingGroup" xmlns:wpi="http://schemas.microsoft.com/office/word/2010/wordprocessingInk" xmlns:wne="http://schemas.microsoft.com/office/word/2006/wordml" xmlns:wps="http://schemas.microsoft.com/office/word/2010/wordprocessingShape" mc:Ignorable="w14 w15 w16se w16cid w16 w16cex w16sdtdh w16sdtfl w16du wp14">
+  <w:endnote w:type="separator" w:id="-1">
+    <w:p>
+      <w:r>
+        <w:separator/>
+      </w:r>
+    </w:p>
+  </w:endnote>
+  <w:endnote w:type="continuationSeparator" w:id="0">
+    <w:p>
+      <w:r>
+        <w:continuationSeparator/>
+      </w:r>
+    </w:p>
+  </w:endnote>
+</w:endnotes>
+</file>
+
 <file path=word/footer1.xml><?xml version="1.0" encoding="utf-8"?>
-<w:ftr xmlns:mc="http://schemas.openxmlformats.org/markup-compatibility/2006" xmlns:ve="http://schemas.openxmlformats.org/markup-compatibility/2006" xmlns:o="urn:schemas-microsoft-com:office:office" xmlns:r="http://schemas.openxmlformats.org/officeDocument/2006/relationships" xmlns:m="http://schemas.openxmlformats.org/officeDocument/2006/math" xmlns:v="urn:schemas-microsoft-com:vml" xmlns:wp="http://schemas.openxmlformats.org/drawingml/2006/wordprocessingDrawing" xmlns:w10="urn:schemas-microsoft-com:office:word" xmlns:w="http://schemas.openxmlformats.org/wordprocessingml/2006/main" xmlns:wne="http://schemas.microsoft.com/office/word/2006/wordml" xmlns:a="http://schemas.openxmlformats.org/drawingml/2006/main" xmlns:pic="http://schemas.openxmlformats.org/drawingml/2006/picture" xmlns:wpg="http://schemas.microsoft.com/office/word/2010/wordprocessingGroup" xmlns:wps="http://schemas.microsoft.com/office/word/2010/wordprocessingShape" xmlns:w14="http://schemas.microsoft.com/office/word/2010/wordml" mc:Ignorable="w14" xml:space="preserve">
+<w:ftr xmlns:wpc="http://schemas.microsoft.com/office/word/2010/wordprocessingCanvas" xmlns:cx="http://schemas.microsoft.com/office/drawing/2014/chartex" xmlns:cx1="http://schemas.microsoft.com/office/drawing/2015/9/8/chartex" xmlns:cx2="http://schemas.microsoft.com/office/drawing/2015/10/21/chartex" xmlns:cx3="http://schemas.microsoft.com/office/drawing/2016/5/9/chartex" xmlns:cx4="http://schemas.microsoft.com/office/drawing/2016/5/10/chartex" xmlns:cx5="http://schemas.microsoft.com/office/drawing/2016/5/11/chartex" xmlns:cx6="http://schemas.microsoft.com/office/drawing/2016/5/12/chartex" xmlns:cx7="http://schemas.microsoft.com/office/drawing/2016/5/13/chartex" xmlns:cx8="http://schemas.microsoft.com/office/drawing/2016/5/14/chartex" xmlns:mc="http://schemas.openxmlformats.org/markup-compatibility/2006" xmlns:aink="http://schemas.microsoft.com/office/drawing/2016/ink" xmlns:am3d="http://schemas.microsoft.com/office/drawing/2017/model3d" xmlns:o="urn:schemas-microsoft-com:office:office" xmlns:oel="http://schemas.microsoft.com/office/2019/extlst" xmlns:r="http://schemas.openxmlformats.org/officeDocument/2006/relationships" xmlns:m="http://schemas.openxmlformats.org/officeDocument/2006/math" xmlns:v="urn:schemas-microsoft-com:vml" xmlns:wp14="http://schemas.microsoft.com/office/word/2010/wordprocessingDrawing" xmlns:wp="http://schemas.openxmlformats.org/drawingml/2006/wordprocessingDrawing" xmlns:w10="urn:schemas-microsoft-com:office:word" xmlns:w="http://schemas.openxmlformats.org/wordprocessingml/2006/main" xmlns:w14="http://schemas.microsoft.com/office/word/2010/wordml" xmlns:w15="http://schemas.microsoft.com/office/word/2012/wordml" xmlns:w16cex="http://schemas.microsoft.com/office/word/2018/wordml/cex" xmlns:w16cid="http://schemas.microsoft.com/office/word/2016/wordml/cid" xmlns:w16="http://schemas.microsoft.com/office/word/2018/wordml" xmlns:w16du="http://schemas.microsoft.com/office/word/2023/wordml/word16du" xmlns:w16sdtdh="http://schemas.microsoft.com/office/word/2020/wordml/sdtdatahash" xmlns:w16sdtfl="http://schemas.microsoft.com/office/word/2024/wordml/sdtformatlock" xmlns:w16se="http://schemas.microsoft.com/office/word/2015/wordml/symex" xmlns:wpg="http://schemas.microsoft.com/office/word/2010/wordprocessingGroup" xmlns:wpi="http://schemas.microsoft.com/office/word/2010/wordprocessingInk" xmlns:wne="http://schemas.microsoft.com/office/word/2006/wordml" xmlns:wps="http://schemas.microsoft.com/office/word/2010/wordprocessingShape" mc:Ignorable="w14 w15 w16se w16cid w16 w16cex w16sdtdh w16sdtfl w16du wp14">
   <w:p>
     <w:pPr>
-      <w:pStyle w:val="BodyText"/>
+      <w:pStyle w:val="Textoindependiente"/>
       <w:spacing w:line="200" w:lineRule="exact"/>
       <w:rPr>
         <w:sz w:val="20"/>
@@ -6724,12 +7039,13 @@
     </w:pPr>
     <w:r>
       <w:rPr>
+        <w:noProof/>
         <w:sz w:val="20"/>
       </w:rPr>
       <mc:AlternateContent>
         <mc:Choice Requires="wps">
           <w:drawing>
-            <wp:anchor distT="0" distB="0" distL="0" distR="0" allowOverlap="1" layoutInCell="1" locked="0" behindDoc="1" simplePos="0" relativeHeight="487392768">
+            <wp:anchor distT="0" distB="0" distL="0" distR="0" simplePos="0" relativeHeight="487392768" behindDoc="1" locked="0" layoutInCell="1" allowOverlap="1" wp14:anchorId="76792266" wp14:editId="2029A429">
               <wp:simplePos x="0" y="0"/>
               <wp:positionH relativeFrom="page">
                 <wp:posOffset>9525</wp:posOffset>
@@ -6742,13 +7058,14 @@
               <wp:wrapNone/>
               <wp:docPr id="3" name="Graphic 3"/>
               <wp:cNvGraphicFramePr>
-                <a:graphicFrameLocks/>
+                <a:graphicFrameLocks xmlns:a="http://schemas.openxmlformats.org/drawingml/2006/main"/>
               </wp:cNvGraphicFramePr>
-              <a:graphic>
+              <a:graphic xmlns:a="http://schemas.openxmlformats.org/drawingml/2006/main">
                 <a:graphicData uri="http://schemas.microsoft.com/office/word/2010/wordprocessingShape">
                   <wps:wsp>
-                    <wps:cNvPr id="3" name="Graphic 3"/>
-                    <wps:cNvSpPr/>
+                    <wps:cNvSpPr>
+                      <a:spLocks/>
+                    </wps:cNvSpPr>
                     <wps:spPr>
                       <a:xfrm>
                         <a:off x="0" y="0"/>
@@ -6812,10 +7129,9 @@
         </mc:Choice>
         <mc:Fallback>
           <w:pict>
-            <v:shape style="position:absolute;margin-left:.75pt;margin-top:756.525024pt;width:610.5pt;height:11.5pt;mso-position-horizontal-relative:page;mso-position-vertical-relative:page;z-index:-15923712" id="docshape2" coordorigin="15,15131" coordsize="12210,230" path="m12225,15361l11597,15361,11597,15131,10970,15131m15,15361l10617,15361,10617,15131,10970,15131e" filled="false" stroked="true" strokeweight=".75pt" strokecolor="#a4a4a4">
+            <v:shape w14:anchorId="1FE52E01" id="Graphic 3" o:spid="_x0000_s1026" style="position:absolute;margin-left:.75pt;margin-top:756.5pt;width:610.5pt;height:11.5pt;z-index:-15923712;visibility:visible;mso-wrap-style:square;mso-wrap-distance-left:0;mso-wrap-distance-top:0;mso-wrap-distance-right:0;mso-wrap-distance-bottom:0;mso-position-horizontal:absolute;mso-position-horizontal-relative:page;mso-position-vertical:absolute;mso-position-vertical-relative:page;v-text-anchor:top" coordsize="7753350,146050" o:gfxdata="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" path="m7753350,146050r-398526,l7354824,,6956171,em,146050r6732016,l6732016,r224155,e" filled="f" strokecolor="#a4a4a4">
               <v:path arrowok="t"/>
-              <v:stroke dashstyle="solid"/>
-              <w10:wrap type="none"/>
+              <w10:wrap anchorx="page" anchory="page"/>
             </v:shape>
           </w:pict>
         </mc:Fallback>
@@ -6823,12 +7139,13 @@
     </w:r>
     <w:r>
       <w:rPr>
+        <w:noProof/>
         <w:sz w:val="20"/>
       </w:rPr>
       <mc:AlternateContent>
         <mc:Choice Requires="wps">
           <w:drawing>
-            <wp:anchor distT="0" distB="0" distL="0" distR="0" allowOverlap="1" layoutInCell="1" locked="0" behindDoc="1" simplePos="0" relativeHeight="487393280">
+            <wp:anchor distT="0" distB="0" distL="0" distR="0" simplePos="0" relativeHeight="487393280" behindDoc="1" locked="0" layoutInCell="1" allowOverlap="1" wp14:anchorId="788B6B2B" wp14:editId="179B4C41">
               <wp:simplePos x="0" y="0"/>
               <wp:positionH relativeFrom="page">
                 <wp:posOffset>7006843</wp:posOffset>
@@ -6841,13 +7158,14 @@
               <wp:wrapNone/>
               <wp:docPr id="4" name="Textbox 4"/>
               <wp:cNvGraphicFramePr>
-                <a:graphicFrameLocks/>
+                <a:graphicFrameLocks xmlns:a="http://schemas.openxmlformats.org/drawingml/2006/main"/>
               </wp:cNvGraphicFramePr>
-              <a:graphic>
+              <a:graphic xmlns:a="http://schemas.openxmlformats.org/drawingml/2006/main">
                 <a:graphicData uri="http://schemas.microsoft.com/office/word/2010/wordprocessingShape">
                   <wps:wsp>
-                    <wps:cNvPr id="4" name="Textbox 4"/>
-                    <wps:cNvSpPr txBox="1"/>
+                    <wps:cNvSpPr txBox="1">
+                      <a:spLocks/>
+                    </wps:cNvSpPr>
                     <wps:spPr>
                       <a:xfrm>
                         <a:off x="0" y="0"/>
@@ -6861,18 +7179,13 @@
                       <w:txbxContent>
                         <w:p>
                           <w:pPr>
-                            <w:spacing w:line="244" w:lineRule="exact" w:before="0"/>
-                            <w:ind w:left="20" w:right="0" w:firstLine="0"/>
-                            <w:jc w:val="left"/>
-                            <w:rPr>
-                              <w:sz w:val="22"/>
-                            </w:rPr>
+                            <w:spacing w:line="244" w:lineRule="exact"/>
+                            <w:ind w:left="20"/>
                           </w:pPr>
                           <w:r>
                             <w:rPr>
                               <w:color w:val="8B8B8B"/>
                               <w:spacing w:val="-10"/>
-                              <w:sz w:val="22"/>
                             </w:rPr>
                             <w:t>0</w:t>
                           </w:r>
@@ -6890,30 +7203,29 @@
         </mc:Choice>
         <mc:Fallback>
           <w:pict>
-            <v:shape style="position:absolute;margin-left:551.719971pt;margin-top:758.5pt;width:7.6pt;height:13pt;mso-position-horizontal-relative:page;mso-position-vertical-relative:page;z-index:-15923200" type="#_x0000_t202" id="docshape3" filled="false" stroked="false">
+            <v:shapetype w14:anchorId="788B6B2B" id="_x0000_t202" coordsize="21600,21600" o:spt="202" path="m,l,21600r21600,l21600,xe">
+              <v:stroke joinstyle="miter"/>
+              <v:path gradientshapeok="t" o:connecttype="rect"/>
+            </v:shapetype>
+            <v:shape id="Textbox 4" o:spid="_x0000_s1027" type="#_x0000_t202" style="position:absolute;margin-left:551.7pt;margin-top:758.5pt;width:7.6pt;height:13pt;z-index:-15923200;visibility:visible;mso-wrap-style:square;mso-wrap-distance-left:0;mso-wrap-distance-top:0;mso-wrap-distance-right:0;mso-wrap-distance-bottom:0;mso-position-horizontal:absolute;mso-position-horizontal-relative:page;mso-position-vertical:absolute;mso-position-vertical-relative:page;v-text-anchor:top" o:gfxdata="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" filled="f" stroked="f">
               <v:textbox inset="0,0,0,0">
                 <w:txbxContent>
                   <w:p>
                     <w:pPr>
-                      <w:spacing w:line="244" w:lineRule="exact" w:before="0"/>
-                      <w:ind w:left="20" w:right="0" w:firstLine="0"/>
-                      <w:jc w:val="left"/>
-                      <w:rPr>
-                        <w:sz w:val="22"/>
-                      </w:rPr>
+                      <w:spacing w:line="244" w:lineRule="exact"/>
+                      <w:ind w:left="20"/>
                     </w:pPr>
                     <w:r>
                       <w:rPr>
                         <w:color w:val="8B8B8B"/>
                         <w:spacing w:val="-10"/>
-                        <w:sz w:val="22"/>
                       </w:rPr>
                       <w:t>0</w:t>
                     </w:r>
                   </w:p>
                 </w:txbxContent>
               </v:textbox>
-              <w10:wrap type="none"/>
+              <w10:wrap anchorx="page" anchory="page"/>
             </v:shape>
           </w:pict>
         </mc:Fallback>
@@ -6924,10 +7236,10 @@
 </file>
 
 <file path=word/footer2.xml><?xml version="1.0" encoding="utf-8"?>
-<w:ftr xmlns:mc="http://schemas.openxmlformats.org/markup-compatibility/2006" xmlns:ve="http://schemas.openxmlformats.org/markup-compatibility/2006" xmlns:o="urn:schemas-microsoft-com:office:office" xmlns:r="http://schemas.openxmlformats.org/officeDocument/2006/relationships" xmlns:m="http://schemas.openxmlformats.org/officeDocument/2006/math" xmlns:v="urn:schemas-microsoft-com:vml" xmlns:wp="http://schemas.openxmlformats.org/drawingml/2006/wordprocessingDrawing" xmlns:w10="urn:schemas-microsoft-com:office:word" xmlns:w="http://schemas.openxmlformats.org/wordprocessingml/2006/main" xmlns:wne="http://schemas.microsoft.com/office/word/2006/wordml" xmlns:a="http://schemas.openxmlformats.org/drawingml/2006/main" xmlns:pic="http://schemas.openxmlformats.org/drawingml/2006/picture" xmlns:wpg="http://schemas.microsoft.com/office/word/2010/wordprocessingGroup" xmlns:wps="http://schemas.microsoft.com/office/word/2010/wordprocessingShape" xmlns:w14="http://schemas.microsoft.com/office/word/2010/wordml" mc:Ignorable="w14" xml:space="preserve">
+<w:ftr xmlns:wpc="http://schemas.microsoft.com/office/word/2010/wordprocessingCanvas" xmlns:cx="http://schemas.microsoft.com/office/drawing/2014/chartex" xmlns:cx1="http://schemas.microsoft.com/office/drawing/2015/9/8/chartex" xmlns:cx2="http://schemas.microsoft.com/office/drawing/2015/10/21/chartex" xmlns:cx3="http://schemas.microsoft.com/office/drawing/2016/5/9/chartex" xmlns:cx4="http://schemas.microsoft.com/office/drawing/2016/5/10/chartex" xmlns:cx5="http://schemas.microsoft.com/office/drawing/2016/5/11/chartex" xmlns:cx6="http://schemas.microsoft.com/office/drawing/2016/5/12/chartex" xmlns:cx7="http://schemas.microsoft.com/office/drawing/2016/5/13/chartex" xmlns:cx8="http://schemas.microsoft.com/office/drawing/2016/5/14/chartex" xmlns:mc="http://schemas.openxmlformats.org/markup-compatibility/2006" xmlns:aink="http://schemas.microsoft.com/office/drawing/2016/ink" xmlns:am3d="http://schemas.microsoft.com/office/drawing/2017/model3d" xmlns:o="urn:schemas-microsoft-com:office:office" xmlns:oel="http://schemas.microsoft.com/office/2019/extlst" xmlns:r="http://schemas.openxmlformats.org/officeDocument/2006/relationships" xmlns:m="http://schemas.openxmlformats.org/officeDocument/2006/math" xmlns:v="urn:schemas-microsoft-com:vml" xmlns:wp14="http://schemas.microsoft.com/office/word/2010/wordprocessingDrawing" xmlns:wp="http://schemas.openxmlformats.org/drawingml/2006/wordprocessingDrawing" xmlns:w10="urn:schemas-microsoft-com:office:word" xmlns:w="http://schemas.openxmlformats.org/wordprocessingml/2006/main" xmlns:w14="http://schemas.microsoft.com/office/word/2010/wordml" xmlns:w15="http://schemas.microsoft.com/office/word/2012/wordml" xmlns:w16cex="http://schemas.microsoft.com/office/word/2018/wordml/cex" xmlns:w16cid="http://schemas.microsoft.com/office/word/2016/wordml/cid" xmlns:w16="http://schemas.microsoft.com/office/word/2018/wordml" xmlns:w16du="http://schemas.microsoft.com/office/word/2023/wordml/word16du" xmlns:w16sdtdh="http://schemas.microsoft.com/office/word/2020/wordml/sdtdatahash" xmlns:w16sdtfl="http://schemas.microsoft.com/office/word/2024/wordml/sdtformatlock" xmlns:w16se="http://schemas.microsoft.com/office/word/2015/wordml/symex" xmlns:wpg="http://schemas.microsoft.com/office/word/2010/wordprocessingGroup" xmlns:wpi="http://schemas.microsoft.com/office/word/2010/wordprocessingInk" xmlns:wne="http://schemas.microsoft.com/office/word/2006/wordml" xmlns:wps="http://schemas.microsoft.com/office/word/2010/wordprocessingShape" mc:Ignorable="w14 w15 w16se w16cid w16 w16cex w16sdtdh w16sdtfl w16du wp14">
   <w:p>
     <w:pPr>
-      <w:pStyle w:val="BodyText"/>
+      <w:pStyle w:val="Textoindependiente"/>
       <w:spacing w:line="200" w:lineRule="exact"/>
       <w:rPr>
         <w:sz w:val="20"/>
@@ -6935,12 +7247,13 @@
     </w:pPr>
     <w:r>
       <w:rPr>
+        <w:noProof/>
         <w:sz w:val="20"/>
       </w:rPr>
       <mc:AlternateContent>
         <mc:Choice Requires="wps">
           <w:drawing>
-            <wp:anchor distT="0" distB="0" distL="0" distR="0" allowOverlap="1" layoutInCell="1" locked="0" behindDoc="1" simplePos="0" relativeHeight="487394816">
+            <wp:anchor distT="0" distB="0" distL="0" distR="0" simplePos="0" relativeHeight="487394816" behindDoc="1" locked="0" layoutInCell="1" allowOverlap="1" wp14:anchorId="16CE79CB" wp14:editId="0A23193F">
               <wp:simplePos x="0" y="0"/>
               <wp:positionH relativeFrom="page">
                 <wp:posOffset>9525</wp:posOffset>
@@ -6953,13 +7266,14 @@
               <wp:wrapNone/>
               <wp:docPr id="7" name="Graphic 7"/>
               <wp:cNvGraphicFramePr>
-                <a:graphicFrameLocks/>
+                <a:graphicFrameLocks xmlns:a="http://schemas.openxmlformats.org/drawingml/2006/main"/>
               </wp:cNvGraphicFramePr>
-              <a:graphic>
+              <a:graphic xmlns:a="http://schemas.openxmlformats.org/drawingml/2006/main">
                 <a:graphicData uri="http://schemas.microsoft.com/office/word/2010/wordprocessingShape">
                   <wps:wsp>
-                    <wps:cNvPr id="7" name="Graphic 7"/>
-                    <wps:cNvSpPr/>
+                    <wps:cNvSpPr>
+                      <a:spLocks/>
+                    </wps:cNvSpPr>
                     <wps:spPr>
                       <a:xfrm>
                         <a:off x="0" y="0"/>
@@ -7023,10 +7337,9 @@
         </mc:Choice>
         <mc:Fallback>
           <w:pict>
-            <v:shape style="position:absolute;margin-left:.75pt;margin-top:756.525024pt;width:610.5pt;height:11.5pt;mso-position-horizontal-relative:page;mso-position-vertical-relative:page;z-index:-15921664" id="docshape5" coordorigin="15,15131" coordsize="12210,230" path="m12225,15361l11597,15361,11597,15131,10970,15131m15,15361l10617,15361,10617,15131,10970,15131e" filled="false" stroked="true" strokeweight=".75pt" strokecolor="#a4a4a4">
+            <v:shape w14:anchorId="338F0B2A" id="Graphic 7" o:spid="_x0000_s1026" style="position:absolute;margin-left:.75pt;margin-top:756.5pt;width:610.5pt;height:11.5pt;z-index:-15921664;visibility:visible;mso-wrap-style:square;mso-wrap-distance-left:0;mso-wrap-distance-top:0;mso-wrap-distance-right:0;mso-wrap-distance-bottom:0;mso-position-horizontal:absolute;mso-position-horizontal-relative:page;mso-position-vertical:absolute;mso-position-vertical-relative:page;v-text-anchor:top" coordsize="7753350,146050" o:gfxdata="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" path="m7753350,146050r-398526,l7354824,,6956171,em,146050r6732016,l6732016,r224155,e" filled="f" strokecolor="#a4a4a4">
               <v:path arrowok="t"/>
-              <v:stroke dashstyle="solid"/>
-              <w10:wrap type="none"/>
+              <w10:wrap anchorx="page" anchory="page"/>
             </v:shape>
           </w:pict>
         </mc:Fallback>
@@ -7034,12 +7347,13 @@
     </w:r>
     <w:r>
       <w:rPr>
+        <w:noProof/>
         <w:sz w:val="20"/>
       </w:rPr>
       <mc:AlternateContent>
         <mc:Choice Requires="wps">
           <w:drawing>
-            <wp:anchor distT="0" distB="0" distL="0" distR="0" allowOverlap="1" layoutInCell="1" locked="0" behindDoc="1" simplePos="0" relativeHeight="487395328">
+            <wp:anchor distT="0" distB="0" distL="0" distR="0" simplePos="0" relativeHeight="487395328" behindDoc="1" locked="0" layoutInCell="1" allowOverlap="1" wp14:anchorId="7F8C37B6" wp14:editId="4142394D">
               <wp:simplePos x="0" y="0"/>
               <wp:positionH relativeFrom="page">
                 <wp:posOffset>7006843</wp:posOffset>
@@ -7052,13 +7366,14 @@
               <wp:wrapNone/>
               <wp:docPr id="8" name="Textbox 8"/>
               <wp:cNvGraphicFramePr>
-                <a:graphicFrameLocks/>
+                <a:graphicFrameLocks xmlns:a="http://schemas.openxmlformats.org/drawingml/2006/main"/>
               </wp:cNvGraphicFramePr>
-              <a:graphic>
+              <a:graphic xmlns:a="http://schemas.openxmlformats.org/drawingml/2006/main">
                 <a:graphicData uri="http://schemas.microsoft.com/office/word/2010/wordprocessingShape">
                   <wps:wsp>
-                    <wps:cNvPr id="8" name="Textbox 8"/>
-                    <wps:cNvSpPr txBox="1"/>
+                    <wps:cNvSpPr txBox="1">
+                      <a:spLocks/>
+                    </wps:cNvSpPr>
                     <wps:spPr>
                       <a:xfrm>
                         <a:off x="0" y="0"/>
@@ -7072,18 +7387,13 @@
                       <w:txbxContent>
                         <w:p>
                           <w:pPr>
-                            <w:spacing w:line="244" w:lineRule="exact" w:before="0"/>
-                            <w:ind w:left="20" w:right="0" w:firstLine="0"/>
-                            <w:jc w:val="left"/>
-                            <w:rPr>
-                              <w:sz w:val="22"/>
-                            </w:rPr>
+                            <w:spacing w:line="244" w:lineRule="exact"/>
+                            <w:ind w:left="20"/>
                           </w:pPr>
                           <w:r>
                             <w:rPr>
                               <w:color w:val="8B8B8B"/>
                               <w:spacing w:val="-10"/>
-                              <w:sz w:val="22"/>
                             </w:rPr>
                             <w:t>1</w:t>
                           </w:r>
@@ -7101,30 +7411,29 @@
         </mc:Choice>
         <mc:Fallback>
           <w:pict>
-            <v:shape style="position:absolute;margin-left:551.719971pt;margin-top:758.5pt;width:7.6pt;height:13pt;mso-position-horizontal-relative:page;mso-position-vertical-relative:page;z-index:-15921152" type="#_x0000_t202" id="docshape6" filled="false" stroked="false">
+            <v:shapetype w14:anchorId="7F8C37B6" id="_x0000_t202" coordsize="21600,21600" o:spt="202" path="m,l,21600r21600,l21600,xe">
+              <v:stroke joinstyle="miter"/>
+              <v:path gradientshapeok="t" o:connecttype="rect"/>
+            </v:shapetype>
+            <v:shape id="Textbox 8" o:spid="_x0000_s1029" type="#_x0000_t202" style="position:absolute;margin-left:551.7pt;margin-top:758.5pt;width:7.6pt;height:13pt;z-index:-15921152;visibility:visible;mso-wrap-style:square;mso-wrap-distance-left:0;mso-wrap-distance-top:0;mso-wrap-distance-right:0;mso-wrap-distance-bottom:0;mso-position-horizontal:absolute;mso-position-horizontal-relative:page;mso-position-vertical:absolute;mso-position-vertical-relative:page;v-text-anchor:top" o:gfxdata="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" filled="f" stroked="f">
               <v:textbox inset="0,0,0,0">
                 <w:txbxContent>
                   <w:p>
                     <w:pPr>
-                      <w:spacing w:line="244" w:lineRule="exact" w:before="0"/>
-                      <w:ind w:left="20" w:right="0" w:firstLine="0"/>
-                      <w:jc w:val="left"/>
-                      <w:rPr>
-                        <w:sz w:val="22"/>
-                      </w:rPr>
+                      <w:spacing w:line="244" w:lineRule="exact"/>
+                      <w:ind w:left="20"/>
                     </w:pPr>
                     <w:r>
                       <w:rPr>
                         <w:color w:val="8B8B8B"/>
                         <w:spacing w:val="-10"/>
-                        <w:sz w:val="22"/>
                       </w:rPr>
                       <w:t>1</w:t>
                     </w:r>
                   </w:p>
                 </w:txbxContent>
               </v:textbox>
-              <w10:wrap type="none"/>
+              <w10:wrap anchorx="page" anchory="page"/>
             </v:shape>
           </w:pict>
         </mc:Fallback>
@@ -7134,11 +7443,30 @@
 </w:ftr>
 </file>
 
+<file path=word/footnotes.xml><?xml version="1.0" encoding="utf-8"?>
+<w:footnotes xmlns:wpc="http://schemas.microsoft.com/office/word/2010/wordprocessingCanvas" xmlns:cx="http://schemas.microsoft.com/office/drawing/2014/chartex" xmlns:cx1="http://schemas.microsoft.com/office/drawing/2015/9/8/chartex" xmlns:cx2="http://schemas.microsoft.com/office/drawing/2015/10/21/chartex" xmlns:cx3="http://schemas.microsoft.com/office/drawing/2016/5/9/chartex" xmlns:cx4="http://schemas.microsoft.com/office/drawing/2016/5/10/chartex" xmlns:cx5="http://schemas.microsoft.com/office/drawing/2016/5/11/chartex" xmlns:cx6="http://schemas.microsoft.com/office/drawing/2016/5/12/chartex" xmlns:cx7="http://schemas.microsoft.com/office/drawing/2016/5/13/chartex" xmlns:cx8="http://schemas.microsoft.com/office/drawing/2016/5/14/chartex" xmlns:mc="http://schemas.openxmlformats.org/markup-compatibility/2006" xmlns:aink="http://schemas.microsoft.com/office/drawing/2016/ink" xmlns:am3d="http://schemas.microsoft.com/office/drawing/2017/model3d" xmlns:o="urn:schemas-microsoft-com:office:office" xmlns:oel="http://schemas.microsoft.com/office/2019/extlst" xmlns:r="http://schemas.openxmlformats.org/officeDocument/2006/relationships" xmlns:m="http://schemas.openxmlformats.org/officeDocument/2006/math" xmlns:v="urn:schemas-microsoft-com:vml" xmlns:wp14="http://schemas.microsoft.com/office/word/2010/wordprocessingDrawing" xmlns:wp="http://schemas.openxmlformats.org/drawingml/2006/wordprocessingDrawing" xmlns:w10="urn:schemas-microsoft-com:office:word" xmlns:w="http://schemas.openxmlformats.org/wordprocessingml/2006/main" xmlns:w14="http://schemas.microsoft.com/office/word/2010/wordml" xmlns:w15="http://schemas.microsoft.com/office/word/2012/wordml" xmlns:w16cex="http://schemas.microsoft.com/office/word/2018/wordml/cex" xmlns:w16cid="http://schemas.microsoft.com/office/word/2016/wordml/cid" xmlns:w16="http://schemas.microsoft.com/office/word/2018/wordml" xmlns:w16du="http://schemas.microsoft.com/office/word/2023/wordml/word16du" xmlns:w16sdtdh="http://schemas.microsoft.com/office/word/2020/wordml/sdtdatahash" xmlns:w16sdtfl="http://schemas.microsoft.com/office/word/2024/wordml/sdtformatlock" xmlns:w16se="http://schemas.microsoft.com/office/word/2015/wordml/symex" xmlns:wpg="http://schemas.microsoft.com/office/word/2010/wordprocessingGroup" xmlns:wpi="http://schemas.microsoft.com/office/word/2010/wordprocessingInk" xmlns:wne="http://schemas.microsoft.com/office/word/2006/wordml" xmlns:wps="http://schemas.microsoft.com/office/word/2010/wordprocessingShape" mc:Ignorable="w14 w15 w16se w16cid w16 w16cex w16sdtdh w16sdtfl w16du wp14">
+  <w:footnote w:type="separator" w:id="-1">
+    <w:p>
+      <w:r>
+        <w:separator/>
+      </w:r>
+    </w:p>
+  </w:footnote>
+  <w:footnote w:type="continuationSeparator" w:id="0">
+    <w:p>
+      <w:r>
+        <w:continuationSeparator/>
+      </w:r>
+    </w:p>
+  </w:footnote>
+</w:footnotes>
+</file>
+
 <file path=word/header1.xml><?xml version="1.0" encoding="utf-8"?>
-<w:hdr xmlns:mc="http://schemas.openxmlformats.org/markup-compatibility/2006" xmlns:ve="http://schemas.openxmlformats.org/markup-compatibility/2006" xmlns:o="urn:schemas-microsoft-com:office:office" xmlns:r="http://schemas.openxmlformats.org/officeDocument/2006/relationships" xmlns:m="http://schemas.openxmlformats.org/officeDocument/2006/math" xmlns:v="urn:schemas-microsoft-com:vml" xmlns:wp="http://schemas.openxmlformats.org/drawingml/2006/wordprocessingDrawing" xmlns:w10="urn:schemas-microsoft-com:office:word" xmlns:w="http://schemas.openxmlformats.org/wordprocessingml/2006/main" xmlns:wne="http://schemas.microsoft.com/office/word/2006/wordml" xmlns:a="http://schemas.openxmlformats.org/drawingml/2006/main" xmlns:pic="http://schemas.openxmlformats.org/drawingml/2006/picture" xmlns:wpg="http://schemas.microsoft.com/office/word/2010/wordprocessingGroup" xmlns:wps="http://schemas.microsoft.com/office/word/2010/wordprocessingShape" xmlns:w14="http://schemas.microsoft.com/office/word/2010/wordml" mc:Ignorable="w14" xml:space="preserve">
+<w:hdr xmlns:wpc="http://schemas.microsoft.com/office/word/2010/wordprocessingCanvas" xmlns:cx="http://schemas.microsoft.com/office/drawing/2014/chartex" xmlns:cx1="http://schemas.microsoft.com/office/drawing/2015/9/8/chartex" xmlns:cx2="http://schemas.microsoft.com/office/drawing/2015/10/21/chartex" xmlns:cx3="http://schemas.microsoft.com/office/drawing/2016/5/9/chartex" xmlns:cx4="http://schemas.microsoft.com/office/drawing/2016/5/10/chartex" xmlns:cx5="http://schemas.microsoft.com/office/drawing/2016/5/11/chartex" xmlns:cx6="http://schemas.microsoft.com/office/drawing/2016/5/12/chartex" xmlns:cx7="http://schemas.microsoft.com/office/drawing/2016/5/13/chartex" xmlns:cx8="http://schemas.microsoft.com/office/drawing/2016/5/14/chartex" xmlns:mc="http://schemas.openxmlformats.org/markup-compatibility/2006" xmlns:aink="http://schemas.microsoft.com/office/drawing/2016/ink" xmlns:am3d="http://schemas.microsoft.com/office/drawing/2017/model3d" xmlns:o="urn:schemas-microsoft-com:office:office" xmlns:oel="http://schemas.microsoft.com/office/2019/extlst" xmlns:r="http://schemas.openxmlformats.org/officeDocument/2006/relationships" xmlns:m="http://schemas.openxmlformats.org/officeDocument/2006/math" xmlns:v="urn:schemas-microsoft-com:vml" xmlns:wp14="http://schemas.microsoft.com/office/word/2010/wordprocessingDrawing" xmlns:wp="http://schemas.openxmlformats.org/drawingml/2006/wordprocessingDrawing" xmlns:w10="urn:schemas-microsoft-com:office:word" xmlns:w="http://schemas.openxmlformats.org/wordprocessingml/2006/main" xmlns:w14="http://schemas.microsoft.com/office/word/2010/wordml" xmlns:w15="http://schemas.microsoft.com/office/word/2012/wordml" xmlns:w16cex="http://schemas.microsoft.com/office/word/2018/wordml/cex" xmlns:w16cid="http://schemas.microsoft.com/office/word/2016/wordml/cid" xmlns:w16="http://schemas.microsoft.com/office/word/2018/wordml" xmlns:w16du="http://schemas.microsoft.com/office/word/2023/wordml/word16du" xmlns:w16sdtdh="http://schemas.microsoft.com/office/word/2020/wordml/sdtdatahash" xmlns:w16sdtfl="http://schemas.microsoft.com/office/word/2024/wordml/sdtformatlock" xmlns:w16se="http://schemas.microsoft.com/office/word/2015/wordml/symex" xmlns:wpg="http://schemas.microsoft.com/office/word/2010/wordprocessingGroup" xmlns:wpi="http://schemas.microsoft.com/office/word/2010/wordprocessingInk" xmlns:wne="http://schemas.microsoft.com/office/word/2006/wordml" xmlns:wps="http://schemas.microsoft.com/office/word/2010/wordprocessingShape" mc:Ignorable="w14 w15 w16se w16cid w16 w16cex w16sdtdh w16sdtfl w16du wp14">
   <w:p>
     <w:pPr>
-      <w:pStyle w:val="BodyText"/>
+      <w:pStyle w:val="Textoindependiente"/>
       <w:spacing w:line="200" w:lineRule="exact"/>
       <w:rPr>
         <w:sz w:val="20"/>
@@ -7146,10 +7474,11 @@
     </w:pPr>
     <w:r>
       <w:rPr>
+        <w:noProof/>
         <w:sz w:val="20"/>
       </w:rPr>
       <w:drawing>
-        <wp:anchor distT="0" distB="0" distL="0" distR="0" allowOverlap="1" layoutInCell="1" locked="0" behindDoc="1" simplePos="0" relativeHeight="487391744">
+        <wp:anchor distT="0" distB="0" distL="0" distR="0" simplePos="0" relativeHeight="487391744" behindDoc="1" locked="0" layoutInCell="1" allowOverlap="1" wp14:anchorId="6587BE88" wp14:editId="23A55627">
           <wp:simplePos x="0" y="0"/>
           <wp:positionH relativeFrom="page">
             <wp:posOffset>5019675</wp:posOffset>
@@ -7162,11 +7491,11 @@
           <wp:wrapNone/>
           <wp:docPr id="1" name="Image 1"/>
           <wp:cNvGraphicFramePr>
-            <a:graphicFrameLocks/>
+            <a:graphicFrameLocks xmlns:a="http://schemas.openxmlformats.org/drawingml/2006/main"/>
           </wp:cNvGraphicFramePr>
-          <a:graphic>
+          <a:graphic xmlns:a="http://schemas.openxmlformats.org/drawingml/2006/main">
             <a:graphicData uri="http://schemas.openxmlformats.org/drawingml/2006/picture">
-              <pic:pic>
+              <pic:pic xmlns:pic="http://schemas.openxmlformats.org/drawingml/2006/picture">
                 <pic:nvPicPr>
                   <pic:cNvPr id="1" name="Image 1"/>
                   <pic:cNvPicPr/>
@@ -7194,12 +7523,13 @@
     </w:r>
     <w:r>
       <w:rPr>
+        <w:noProof/>
         <w:sz w:val="20"/>
       </w:rPr>
       <mc:AlternateContent>
         <mc:Choice Requires="wps">
           <w:drawing>
-            <wp:anchor distT="0" distB="0" distL="0" distR="0" allowOverlap="1" layoutInCell="1" locked="0" behindDoc="1" simplePos="0" relativeHeight="487392256">
+            <wp:anchor distT="0" distB="0" distL="0" distR="0" simplePos="0" relativeHeight="487392256" behindDoc="1" locked="0" layoutInCell="1" allowOverlap="1" wp14:anchorId="18E6DB7B" wp14:editId="6B7EB1D5">
               <wp:simplePos x="0" y="0"/>
               <wp:positionH relativeFrom="page">
                 <wp:posOffset>740092</wp:posOffset>
@@ -7212,13 +7542,14 @@
               <wp:wrapNone/>
               <wp:docPr id="2" name="Textbox 2"/>
               <wp:cNvGraphicFramePr>
-                <a:graphicFrameLocks/>
+                <a:graphicFrameLocks xmlns:a="http://schemas.openxmlformats.org/drawingml/2006/main"/>
               </wp:cNvGraphicFramePr>
-              <a:graphic>
+              <a:graphic xmlns:a="http://schemas.openxmlformats.org/drawingml/2006/main">
                 <a:graphicData uri="http://schemas.microsoft.com/office/word/2010/wordprocessingShape">
                   <wps:wsp>
-                    <wps:cNvPr id="2" name="Textbox 2"/>
-                    <wps:cNvSpPr txBox="1"/>
+                    <wps:cNvSpPr txBox="1">
+                      <a:spLocks/>
+                    </wps:cNvSpPr>
                     <wps:spPr>
                       <a:xfrm>
                         <a:off x="0" y="0"/>
@@ -7232,9 +7563,8 @@
                       <w:txbxContent>
                         <w:p>
                           <w:pPr>
-                            <w:spacing w:line="244" w:lineRule="auto" w:before="18"/>
-                            <w:ind w:left="20" w:right="0" w:firstLine="0"/>
-                            <w:jc w:val="left"/>
+                            <w:spacing w:before="18" w:line="244" w:lineRule="auto"/>
+                            <w:ind w:left="20"/>
                             <w:rPr>
                               <w:rFonts w:ascii="Tahoma" w:hAnsi="Tahoma"/>
                               <w:b/>
@@ -7264,18 +7594,17 @@
         </mc:Choice>
         <mc:Fallback>
           <w:pict>
-            <v:shapetype id="_x0000_t202" o:spt="202" coordsize="21600,21600" path="m,l,21600r21600,l21600,xe">
+            <v:shapetype w14:anchorId="18E6DB7B" id="_x0000_t202" coordsize="21600,21600" o:spt="202" path="m,l,21600r21600,l21600,xe">
               <v:stroke joinstyle="miter"/>
               <v:path gradientshapeok="t" o:connecttype="rect"/>
             </v:shapetype>
-            <v:shape style="position:absolute;margin-left:58.275002pt;margin-top:27.373751pt;width:203.6pt;height:31.3pt;mso-position-horizontal-relative:page;mso-position-vertical-relative:page;z-index:-15924224" type="#_x0000_t202" id="docshape1" filled="false" stroked="false">
+            <v:shape id="Textbox 2" o:spid="_x0000_s1026" type="#_x0000_t202" style="position:absolute;margin-left:58.25pt;margin-top:27.35pt;width:203.6pt;height:31.3pt;z-index:-15924224;visibility:visible;mso-wrap-style:square;mso-wrap-distance-left:0;mso-wrap-distance-top:0;mso-wrap-distance-right:0;mso-wrap-distance-bottom:0;mso-position-horizontal:absolute;mso-position-horizontal-relative:page;mso-position-vertical:absolute;mso-position-vertical-relative:page;v-text-anchor:top" o:gfxdata="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" filled="f" stroked="f">
               <v:textbox inset="0,0,0,0">
                 <w:txbxContent>
                   <w:p>
                     <w:pPr>
-                      <w:spacing w:line="244" w:lineRule="auto" w:before="18"/>
-                      <w:ind w:left="20" w:right="0" w:firstLine="0"/>
-                      <w:jc w:val="left"/>
+                      <w:spacing w:before="18" w:line="244" w:lineRule="auto"/>
+                      <w:ind w:left="20"/>
                       <w:rPr>
                         <w:rFonts w:ascii="Tahoma" w:hAnsi="Tahoma"/>
                         <w:b/>
@@ -7294,7 +7623,7 @@
                   </w:p>
                 </w:txbxContent>
               </v:textbox>
-              <w10:wrap type="none"/>
+              <w10:wrap anchorx="page" anchory="page"/>
             </v:shape>
           </w:pict>
         </mc:Fallback>
@@ -7305,10 +7634,10 @@
 </file>
 
 <file path=word/header2.xml><?xml version="1.0" encoding="utf-8"?>
-<w:hdr xmlns:mc="http://schemas.openxmlformats.org/markup-compatibility/2006" xmlns:ve="http://schemas.openxmlformats.org/markup-compatibility/2006" xmlns:o="urn:schemas-microsoft-com:office:office" xmlns:r="http://schemas.openxmlformats.org/officeDocument/2006/relationships" xmlns:m="http://schemas.openxmlformats.org/officeDocument/2006/math" xmlns:v="urn:schemas-microsoft-com:vml" xmlns:wp="http://schemas.openxmlformats.org/drawingml/2006/wordprocessingDrawing" xmlns:w10="urn:schemas-microsoft-com:office:word" xmlns:w="http://schemas.openxmlformats.org/wordprocessingml/2006/main" xmlns:wne="http://schemas.microsoft.com/office/word/2006/wordml" xmlns:a="http://schemas.openxmlformats.org/drawingml/2006/main" xmlns:pic="http://schemas.openxmlformats.org/drawingml/2006/picture" xmlns:wpg="http://schemas.microsoft.com/office/word/2010/wordprocessingGroup" xmlns:wps="http://schemas.microsoft.com/office/word/2010/wordprocessingShape" xmlns:w14="http://schemas.microsoft.com/office/word/2010/wordml" mc:Ignorable="w14" xml:space="preserve">
+<w:hdr xmlns:wpc="http://schemas.microsoft.com/office/word/2010/wordprocessingCanvas" xmlns:cx="http://schemas.microsoft.com/office/drawing/2014/chartex" xmlns:cx1="http://schemas.microsoft.com/office/drawing/2015/9/8/chartex" xmlns:cx2="http://schemas.microsoft.com/office/drawing/2015/10/21/chartex" xmlns:cx3="http://schemas.microsoft.com/office/drawing/2016/5/9/chartex" xmlns:cx4="http://schemas.microsoft.com/office/drawing/2016/5/10/chartex" xmlns:cx5="http://schemas.microsoft.com/office/drawing/2016/5/11/chartex" xmlns:cx6="http://schemas.microsoft.com/office/drawing/2016/5/12/chartex" xmlns:cx7="http://schemas.microsoft.com/office/drawing/2016/5/13/chartex" xmlns:cx8="http://schemas.microsoft.com/office/drawing/2016/5/14/chartex" xmlns:mc="http://schemas.openxmlformats.org/markup-compatibility/2006" xmlns:aink="http://schemas.microsoft.com/office/drawing/2016/ink" xmlns:am3d="http://schemas.microsoft.com/office/drawing/2017/model3d" xmlns:o="urn:schemas-microsoft-com:office:office" xmlns:oel="http://schemas.microsoft.com/office/2019/extlst" xmlns:r="http://schemas.openxmlformats.org/officeDocument/2006/relationships" xmlns:m="http://schemas.openxmlformats.org/officeDocument/2006/math" xmlns:v="urn:schemas-microsoft-com:vml" xmlns:wp14="http://schemas.microsoft.com/office/word/2010/wordprocessingDrawing" xmlns:wp="http://schemas.openxmlformats.org/drawingml/2006/wordprocessingDrawing" xmlns:w10="urn:schemas-microsoft-com:office:word" xmlns:w="http://schemas.openxmlformats.org/wordprocessingml/2006/main" xmlns:w14="http://schemas.microsoft.com/office/word/2010/wordml" xmlns:w15="http://schemas.microsoft.com/office/word/2012/wordml" xmlns:w16cex="http://schemas.microsoft.com/office/word/2018/wordml/cex" xmlns:w16cid="http://schemas.microsoft.com/office/word/2016/wordml/cid" xmlns:w16="http://schemas.microsoft.com/office/word/2018/wordml" xmlns:w16du="http://schemas.microsoft.com/office/word/2023/wordml/word16du" xmlns:w16sdtdh="http://schemas.microsoft.com/office/word/2020/wordml/sdtdatahash" xmlns:w16sdtfl="http://schemas.microsoft.com/office/word/2024/wordml/sdtformatlock" xmlns:w16se="http://schemas.microsoft.com/office/word/2015/wordml/symex" xmlns:wpg="http://schemas.microsoft.com/office/word/2010/wordprocessingGroup" xmlns:wpi="http://schemas.microsoft.com/office/word/2010/wordprocessingInk" xmlns:wne="http://schemas.microsoft.com/office/word/2006/wordml" xmlns:wps="http://schemas.microsoft.com/office/word/2010/wordprocessingShape" mc:Ignorable="w14 w15 w16se w16cid w16 w16cex w16sdtdh w16sdtfl w16du wp14">
   <w:p>
     <w:pPr>
-      <w:pStyle w:val="BodyText"/>
+      <w:pStyle w:val="Textoindependiente"/>
       <w:spacing w:line="200" w:lineRule="exact"/>
       <w:rPr>
         <w:sz w:val="20"/>
@@ -7316,10 +7645,11 @@
     </w:pPr>
     <w:r>
       <w:rPr>
+        <w:noProof/>
         <w:sz w:val="20"/>
       </w:rPr>
       <w:drawing>
-        <wp:anchor distT="0" distB="0" distL="0" distR="0" allowOverlap="1" layoutInCell="1" locked="0" behindDoc="1" simplePos="0" relativeHeight="487393792">
+        <wp:anchor distT="0" distB="0" distL="0" distR="0" simplePos="0" relativeHeight="487393792" behindDoc="1" locked="0" layoutInCell="1" allowOverlap="1" wp14:anchorId="3BC9285D" wp14:editId="2F1E4DF4">
           <wp:simplePos x="0" y="0"/>
           <wp:positionH relativeFrom="page">
             <wp:posOffset>5019675</wp:posOffset>
@@ -7332,11 +7662,11 @@
           <wp:wrapNone/>
           <wp:docPr id="5" name="Image 5"/>
           <wp:cNvGraphicFramePr>
-            <a:graphicFrameLocks/>
+            <a:graphicFrameLocks xmlns:a="http://schemas.openxmlformats.org/drawingml/2006/main"/>
           </wp:cNvGraphicFramePr>
-          <a:graphic>
+          <a:graphic xmlns:a="http://schemas.openxmlformats.org/drawingml/2006/main">
             <a:graphicData uri="http://schemas.openxmlformats.org/drawingml/2006/picture">
-              <pic:pic>
+              <pic:pic xmlns:pic="http://schemas.openxmlformats.org/drawingml/2006/picture">
                 <pic:nvPicPr>
                   <pic:cNvPr id="5" name="Image 5"/>
                   <pic:cNvPicPr/>
@@ -7364,12 +7694,13 @@
     </w:r>
     <w:r>
       <w:rPr>
+        <w:noProof/>
         <w:sz w:val="20"/>
       </w:rPr>
       <mc:AlternateContent>
         <mc:Choice Requires="wps">
           <w:drawing>
-            <wp:anchor distT="0" distB="0" distL="0" distR="0" allowOverlap="1" layoutInCell="1" locked="0" behindDoc="1" simplePos="0" relativeHeight="487394304">
+            <wp:anchor distT="0" distB="0" distL="0" distR="0" simplePos="0" relativeHeight="487394304" behindDoc="1" locked="0" layoutInCell="1" allowOverlap="1" wp14:anchorId="38A15F22" wp14:editId="21CB7EDC">
               <wp:simplePos x="0" y="0"/>
               <wp:positionH relativeFrom="page">
                 <wp:posOffset>740092</wp:posOffset>
@@ -7382,13 +7713,14 @@
               <wp:wrapNone/>
               <wp:docPr id="6" name="Textbox 6"/>
               <wp:cNvGraphicFramePr>
-                <a:graphicFrameLocks/>
+                <a:graphicFrameLocks xmlns:a="http://schemas.openxmlformats.org/drawingml/2006/main"/>
               </wp:cNvGraphicFramePr>
-              <a:graphic>
+              <a:graphic xmlns:a="http://schemas.openxmlformats.org/drawingml/2006/main">
                 <a:graphicData uri="http://schemas.microsoft.com/office/word/2010/wordprocessingShape">
                   <wps:wsp>
-                    <wps:cNvPr id="6" name="Textbox 6"/>
-                    <wps:cNvSpPr txBox="1"/>
+                    <wps:cNvSpPr txBox="1">
+                      <a:spLocks/>
+                    </wps:cNvSpPr>
                     <wps:spPr>
                       <a:xfrm>
                         <a:off x="0" y="0"/>
@@ -7402,9 +7734,8 @@
                       <w:txbxContent>
                         <w:p>
                           <w:pPr>
-                            <w:spacing w:line="244" w:lineRule="auto" w:before="18"/>
-                            <w:ind w:left="20" w:right="0" w:firstLine="0"/>
-                            <w:jc w:val="left"/>
+                            <w:spacing w:before="18" w:line="244" w:lineRule="auto"/>
+                            <w:ind w:left="20"/>
                             <w:rPr>
                               <w:rFonts w:ascii="Tahoma" w:hAnsi="Tahoma"/>
                               <w:b/>
@@ -7434,14 +7765,17 @@
         </mc:Choice>
         <mc:Fallback>
           <w:pict>
-            <v:shape style="position:absolute;margin-left:58.275002pt;margin-top:27.373751pt;width:203.6pt;height:31.3pt;mso-position-horizontal-relative:page;mso-position-vertical-relative:page;z-index:-15922176" type="#_x0000_t202" id="docshape4" filled="false" stroked="false">
+            <v:shapetype w14:anchorId="38A15F22" id="_x0000_t202" coordsize="21600,21600" o:spt="202" path="m,l,21600r21600,l21600,xe">
+              <v:stroke joinstyle="miter"/>
+              <v:path gradientshapeok="t" o:connecttype="rect"/>
+            </v:shapetype>
+            <v:shape id="Textbox 6" o:spid="_x0000_s1028" type="#_x0000_t202" style="position:absolute;margin-left:58.25pt;margin-top:27.35pt;width:203.6pt;height:31.3pt;z-index:-15922176;visibility:visible;mso-wrap-style:square;mso-wrap-distance-left:0;mso-wrap-distance-top:0;mso-wrap-distance-right:0;mso-wrap-distance-bottom:0;mso-position-horizontal:absolute;mso-position-horizontal-relative:page;mso-position-vertical:absolute;mso-position-vertical-relative:page;v-text-anchor:top" o:gfxdata="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" filled="f" stroked="f">
               <v:textbox inset="0,0,0,0">
                 <w:txbxContent>
                   <w:p>
                     <w:pPr>
-                      <w:spacing w:line="244" w:lineRule="auto" w:before="18"/>
-                      <w:ind w:left="20" w:right="0" w:firstLine="0"/>
-                      <w:jc w:val="left"/>
+                      <w:spacing w:before="18" w:line="244" w:lineRule="auto"/>
+                      <w:ind w:left="20"/>
                       <w:rPr>
                         <w:rFonts w:ascii="Tahoma" w:hAnsi="Tahoma"/>
                         <w:b/>
@@ -7460,7 +7794,7 @@
                   </w:p>
                 </w:txbxContent>
               </v:textbox>
-              <w10:wrap type="none"/>
+              <w10:wrap anchorx="page" anchory="page"/>
             </v:shape>
           </w:pict>
         </mc:Fallback>
@@ -7471,11 +7805,12 @@
 </file>
 
 <file path=word/numbering.xml><?xml version="1.0" encoding="utf-8"?>
-<w:numbering xmlns:ve="http://schemas.openxmlformats.org/markup-compatibility/2006" xmlns:o="urn:schemas-microsoft-com:office:office" xmlns:r="http://schemas.openxmlformats.org/officeDocument/2006/relationships" xmlns:m="http://schemas.openxmlformats.org/officeDocument/2006/math" xmlns:v="urn:schemas-microsoft-com:vml" xmlns:wp="http://schemas.openxmlformats.org/drawingml/2006/wordprocessingDrawing" xmlns:w10="urn:schemas-microsoft-com:office:word" xmlns:w="http://schemas.openxmlformats.org/wordprocessingml/2006/main" xmlns:wne="http://schemas.microsoft.com/office/word/2006/wordml">
-  <w:abstractNum w:abstractNumId="0">
+<w:numbering xmlns:wpc="http://schemas.microsoft.com/office/word/2010/wordprocessingCanvas" xmlns:cx="http://schemas.microsoft.com/office/drawing/2014/chartex" xmlns:cx1="http://schemas.microsoft.com/office/drawing/2015/9/8/chartex" xmlns:cx2="http://schemas.microsoft.com/office/drawing/2015/10/21/chartex" xmlns:cx3="http://schemas.microsoft.com/office/drawing/2016/5/9/chartex" xmlns:cx4="http://schemas.microsoft.com/office/drawing/2016/5/10/chartex" xmlns:cx5="http://schemas.microsoft.com/office/drawing/2016/5/11/chartex" xmlns:cx6="http://schemas.microsoft.com/office/drawing/2016/5/12/chartex" xmlns:cx7="http://schemas.microsoft.com/office/drawing/2016/5/13/chartex" xmlns:cx8="http://schemas.microsoft.com/office/drawing/2016/5/14/chartex" xmlns:mc="http://schemas.openxmlformats.org/markup-compatibility/2006" xmlns:aink="http://schemas.microsoft.com/office/drawing/2016/ink" xmlns:am3d="http://schemas.microsoft.com/office/drawing/2017/model3d" xmlns:o="urn:schemas-microsoft-com:office:office" xmlns:oel="http://schemas.microsoft.com/office/2019/extlst" xmlns:r="http://schemas.openxmlformats.org/officeDocument/2006/relationships" xmlns:m="http://schemas.openxmlformats.org/officeDocument/2006/math" xmlns:v="urn:schemas-microsoft-com:vml" xmlns:wp14="http://schemas.microsoft.com/office/word/2010/wordprocessingDrawing" xmlns:wp="http://schemas.openxmlformats.org/drawingml/2006/wordprocessingDrawing" xmlns:w10="urn:schemas-microsoft-com:office:word" xmlns:w="http://schemas.openxmlformats.org/wordprocessingml/2006/main" xmlns:w14="http://schemas.microsoft.com/office/word/2010/wordml" xmlns:w15="http://schemas.microsoft.com/office/word/2012/wordml" xmlns:w16cex="http://schemas.microsoft.com/office/word/2018/wordml/cex" xmlns:w16cid="http://schemas.microsoft.com/office/word/2016/wordml/cid" xmlns:w16="http://schemas.microsoft.com/office/word/2018/wordml" xmlns:w16du="http://schemas.microsoft.com/office/word/2023/wordml/word16du" xmlns:w16sdtdh="http://schemas.microsoft.com/office/word/2020/wordml/sdtdatahash" xmlns:w16sdtfl="http://schemas.microsoft.com/office/word/2024/wordml/sdtformatlock" xmlns:w16se="http://schemas.microsoft.com/office/word/2015/wordml/symex" xmlns:wpg="http://schemas.microsoft.com/office/word/2010/wordprocessingGroup" xmlns:wpi="http://schemas.microsoft.com/office/word/2010/wordprocessingInk" xmlns:wne="http://schemas.microsoft.com/office/word/2006/wordml" xmlns:wps="http://schemas.microsoft.com/office/word/2010/wordprocessingShape" mc:Ignorable="w14 w15 w16se w16cid w16 w16cex w16sdtdh w16sdtfl w16du wp14">
+  <w:abstractNum w:abstractNumId="0" w15:restartNumberingAfterBreak="0">
+    <w:nsid w:val="01DD1A91"/>
     <w:multiLevelType w:val="hybridMultilevel"/>
-    <w:lvl w:ilvl="0">
-      <w:start w:val="0"/>
+    <w:tmpl w:val="84B6BC8A"/>
+    <w:lvl w:ilvl="0" w:tplc="7C7C427E">
       <w:numFmt w:val="bullet"/>
       <w:lvlText w:val="-"/>
       <w:lvlJc w:val="left"/>
@@ -7483,7 +7818,7 @@
         <w:ind w:left="1151" w:hanging="361"/>
       </w:pPr>
       <w:rPr>
-        <w:rFonts w:hint="default" w:ascii="Calibri" w:hAnsi="Calibri" w:eastAsia="Calibri" w:cs="Calibri"/>
+        <w:rFonts w:ascii="Calibri" w:eastAsia="Calibri" w:hAnsi="Calibri" w:cs="Calibri" w:hint="default"/>
         <w:b w:val="0"/>
         <w:bCs w:val="0"/>
         <w:i w:val="0"/>
@@ -7496,8 +7831,7 @@
         <w:lang w:val="es-ES" w:eastAsia="en-US" w:bidi="ar-SA"/>
       </w:rPr>
     </w:lvl>
-    <w:lvl w:ilvl="1">
-      <w:start w:val="0"/>
+    <w:lvl w:ilvl="1" w:tplc="53C2927E">
       <w:numFmt w:val="bullet"/>
       <w:lvlText w:val="•"/>
       <w:lvlJc w:val="left"/>
@@ -7509,8 +7843,7 @@
         <w:lang w:val="es-ES" w:eastAsia="en-US" w:bidi="ar-SA"/>
       </w:rPr>
     </w:lvl>
-    <w:lvl w:ilvl="2">
-      <w:start w:val="0"/>
+    <w:lvl w:ilvl="2" w:tplc="52809204">
       <w:numFmt w:val="bullet"/>
       <w:lvlText w:val="•"/>
       <w:lvlJc w:val="left"/>
@@ -7522,8 +7855,7 @@
         <w:lang w:val="es-ES" w:eastAsia="en-US" w:bidi="ar-SA"/>
       </w:rPr>
     </w:lvl>
-    <w:lvl w:ilvl="3">
-      <w:start w:val="0"/>
+    <w:lvl w:ilvl="3" w:tplc="0BEEEE12">
       <w:numFmt w:val="bullet"/>
       <w:lvlText w:val="•"/>
       <w:lvlJc w:val="left"/>
@@ -7535,8 +7867,7 @@
         <w:lang w:val="es-ES" w:eastAsia="en-US" w:bidi="ar-SA"/>
       </w:rPr>
     </w:lvl>
-    <w:lvl w:ilvl="4">
-      <w:start w:val="0"/>
+    <w:lvl w:ilvl="4" w:tplc="E0908B98">
       <w:numFmt w:val="bullet"/>
       <w:lvlText w:val="•"/>
       <w:lvlJc w:val="left"/>
@@ -7548,8 +7879,7 @@
         <w:lang w:val="es-ES" w:eastAsia="en-US" w:bidi="ar-SA"/>
       </w:rPr>
     </w:lvl>
-    <w:lvl w:ilvl="5">
-      <w:start w:val="0"/>
+    <w:lvl w:ilvl="5" w:tplc="EF5A153A">
       <w:numFmt w:val="bullet"/>
       <w:lvlText w:val="•"/>
       <w:lvlJc w:val="left"/>
@@ -7561,8 +7891,7 @@
         <w:lang w:val="es-ES" w:eastAsia="en-US" w:bidi="ar-SA"/>
       </w:rPr>
     </w:lvl>
-    <w:lvl w:ilvl="6">
-      <w:start w:val="0"/>
+    <w:lvl w:ilvl="6" w:tplc="C7F0D8A2">
       <w:numFmt w:val="bullet"/>
       <w:lvlText w:val="•"/>
       <w:lvlJc w:val="left"/>
@@ -7574,8 +7903,7 @@
         <w:lang w:val="es-ES" w:eastAsia="en-US" w:bidi="ar-SA"/>
       </w:rPr>
     </w:lvl>
-    <w:lvl w:ilvl="7">
-      <w:start w:val="0"/>
+    <w:lvl w:ilvl="7" w:tplc="5E30ABF0">
       <w:numFmt w:val="bullet"/>
       <w:lvlText w:val="•"/>
       <w:lvlJc w:val="left"/>
@@ -7587,8 +7915,7 @@
         <w:lang w:val="es-ES" w:eastAsia="en-US" w:bidi="ar-SA"/>
       </w:rPr>
     </w:lvl>
-    <w:lvl w:ilvl="8">
-      <w:start w:val="0"/>
+    <w:lvl w:ilvl="8" w:tplc="9AB8F488">
       <w:numFmt w:val="bullet"/>
       <w:lvlText w:val="•"/>
       <w:lvlJc w:val="left"/>
@@ -7601,21 +7928,21 @@
       </w:rPr>
     </w:lvl>
   </w:abstractNum>
-  <w:num w:numId="1">
+  <w:num w:numId="1" w16cid:durableId="1682471264">
     <w:abstractNumId w:val="0"/>
   </w:num>
 </w:numbering>
 </file>
 
 <file path=word/styles.xml><?xml version="1.0" encoding="utf-8"?>
-<w:styles xmlns:r="http://schemas.openxmlformats.org/officeDocument/2006/relationships" xmlns:w="http://schemas.openxmlformats.org/wordprocessingml/2006/main">
+<w:styles xmlns:mc="http://schemas.openxmlformats.org/markup-compatibility/2006" xmlns:r="http://schemas.openxmlformats.org/officeDocument/2006/relationships" xmlns:w="http://schemas.openxmlformats.org/wordprocessingml/2006/main" xmlns:w14="http://schemas.microsoft.com/office/word/2010/wordml" xmlns:w15="http://schemas.microsoft.com/office/word/2012/wordml" xmlns:w16cex="http://schemas.microsoft.com/office/word/2018/wordml/cex" xmlns:w16cid="http://schemas.microsoft.com/office/word/2016/wordml/cid" xmlns:w16="http://schemas.microsoft.com/office/word/2018/wordml" xmlns:w16du="http://schemas.microsoft.com/office/word/2023/wordml/word16du" xmlns:w16sdtdh="http://schemas.microsoft.com/office/word/2020/wordml/sdtdatahash" xmlns:w16sdtfl="http://schemas.microsoft.com/office/word/2024/wordml/sdtformatlock" xmlns:w16se="http://schemas.microsoft.com/office/word/2015/wordml/symex" mc:Ignorable="w14 w15 w16se w16cid w16 w16cex w16sdtdh w16sdtfl w16du">
   <w:docDefaults>
     <w:rPrDefault>
       <w:rPr>
-        <w:rFonts w:cstheme="minorBidi" w:hAnsiTheme="minorHAnsi" w:eastAsiaTheme="minorHAnsi" w:asciiTheme="minorHAnsi"/>
+        <w:rFonts w:asciiTheme="minorHAnsi" w:eastAsiaTheme="minorHAnsi" w:hAnsiTheme="minorHAnsi" w:cstheme="minorBidi"/>
         <w:sz w:val="22"/>
         <w:szCs w:val="22"/>
-        <w:lang w:val="en-US" w:bidi="ar-SA" w:eastAsia="en-US"/>
+        <w:lang w:val="en-US" w:eastAsia="en-US" w:bidi="ar-SA"/>
       </w:rPr>
     </w:rPrDefault>
     <w:pPrDefault>
@@ -7623,19 +7950,438 @@
         <w:widowControl w:val="0"/>
         <w:autoSpaceDE w:val="0"/>
         <w:autoSpaceDN w:val="0"/>
-        <w:spacing w:lineRule="auto" w:line="240" w:before="0" w:after="0"/>
-        <w:ind w:left="0" w:right="0"/>
-        <w:jc w:val="left"/>
       </w:pPr>
     </w:pPrDefault>
   </w:docDefaults>
-  <w:style w:styleId="DefaultParagraphFont" w:default="1" w:type="character">
+  <w:latentStyles w:defLockedState="0" w:defUIPriority="99" w:defSemiHidden="0" w:defUnhideWhenUsed="0" w:defQFormat="0" w:count="376">
+    <w:lsdException w:name="Normal" w:uiPriority="0" w:qFormat="1"/>
+    <w:lsdException w:name="heading 1" w:uiPriority="9" w:qFormat="1"/>
+    <w:lsdException w:name="heading 2" w:semiHidden="1" w:uiPriority="9" w:unhideWhenUsed="1" w:qFormat="1"/>
+    <w:lsdException w:name="heading 3" w:semiHidden="1" w:uiPriority="9" w:unhideWhenUsed="1" w:qFormat="1"/>
+    <w:lsdException w:name="heading 4" w:semiHidden="1" w:uiPriority="9" w:unhideWhenUsed="1" w:qFormat="1"/>
+    <w:lsdException w:name="heading 5" w:semiHidden="1" w:uiPriority="9" w:unhideWhenUsed="1" w:qFormat="1"/>
+    <w:lsdException w:name="heading 6" w:semiHidden="1" w:uiPriority="9" w:unhideWhenUsed="1" w:qFormat="1"/>
+    <w:lsdException w:name="heading 7" w:semiHidden="1" w:uiPriority="9" w:unhideWhenUsed="1" w:qFormat="1"/>
+    <w:lsdException w:name="heading 8" w:semiHidden="1" w:uiPriority="9" w:unhideWhenUsed="1" w:qFormat="1"/>
+    <w:lsdException w:name="heading 9" w:semiHidden="1" w:uiPriority="9" w:unhideWhenUsed="1" w:qFormat="1"/>
+    <w:lsdException w:name="index 1" w:semiHidden="1" w:unhideWhenUsed="1"/>
+    <w:lsdException w:name="index 2" w:semiHidden="1" w:unhideWhenUsed="1"/>
+    <w:lsdException w:name="index 3" w:semiHidden="1" w:unhideWhenUsed="1"/>
+    <w:lsdException w:name="index 4" w:semiHidden="1" w:unhideWhenUsed="1"/>
+    <w:lsdException w:name="index 5" w:semiHidden="1" w:unhideWhenUsed="1"/>
+    <w:lsdException w:name="index 6" w:semiHidden="1" w:unhideWhenUsed="1"/>
+    <w:lsdException w:name="index 7" w:semiHidden="1" w:unhideWhenUsed="1"/>
+    <w:lsdException w:name="index 8" w:semiHidden="1" w:unhideWhenUsed="1"/>
+    <w:lsdException w:name="index 9" w:semiHidden="1" w:unhideWhenUsed="1"/>
+    <w:lsdException w:name="toc 1" w:semiHidden="1" w:uiPriority="39" w:unhideWhenUsed="1"/>
+    <w:lsdException w:name="toc 2" w:semiHidden="1" w:uiPriority="39" w:unhideWhenUsed="1"/>
+    <w:lsdException w:name="toc 3" w:semiHidden="1" w:uiPriority="39" w:unhideWhenUsed="1"/>
+    <w:lsdException w:name="toc 4" w:semiHidden="1" w:uiPriority="39" w:unhideWhenUsed="1"/>
+    <w:lsdException w:name="toc 5" w:semiHidden="1" w:uiPriority="39" w:unhideWhenUsed="1"/>
+    <w:lsdException w:name="toc 6" w:semiHidden="1" w:uiPriority="39" w:unhideWhenUsed="1"/>
+    <w:lsdException w:name="toc 7" w:semiHidden="1" w:uiPriority="39" w:unhideWhenUsed="1"/>
+    <w:lsdException w:name="toc 8" w:semiHidden="1" w:uiPriority="39" w:unhideWhenUsed="1"/>
+    <w:lsdException w:name="toc 9" w:semiHidden="1" w:uiPriority="39" w:unhideWhenUsed="1"/>
+    <w:lsdException w:name="Normal Indent" w:semiHidden="1" w:unhideWhenUsed="1"/>
+    <w:lsdException w:name="footnote text" w:semiHidden="1" w:unhideWhenUsed="1"/>
+    <w:lsdException w:name="annotation text" w:semiHidden="1" w:unhideWhenUsed="1"/>
+    <w:lsdException w:name="header" w:semiHidden="1" w:unhideWhenUsed="1"/>
+    <w:lsdException w:name="footer" w:semiHidden="1" w:unhideWhenUsed="1"/>
+    <w:lsdException w:name="index heading" w:semiHidden="1" w:unhideWhenUsed="1"/>
+    <w:lsdException w:name="caption" w:semiHidden="1" w:uiPriority="35" w:unhideWhenUsed="1" w:qFormat="1"/>
+    <w:lsdException w:name="table of figures" w:semiHidden="1" w:unhideWhenUsed="1"/>
+    <w:lsdException w:name="envelope address" w:semiHidden="1" w:unhideWhenUsed="1"/>
+    <w:lsdException w:name="envelope return" w:semiHidden="1" w:unhideWhenUsed="1"/>
+    <w:lsdException w:name="footnote reference" w:semiHidden="1" w:unhideWhenUsed="1"/>
+    <w:lsdException w:name="annotation reference" w:semiHidden="1" w:unhideWhenUsed="1"/>
+    <w:lsdException w:name="line number" w:semiHidden="1" w:unhideWhenUsed="1"/>
+    <w:lsdException w:name="page number" w:semiHidden="1" w:unhideWhenUsed="1"/>
+    <w:lsdException w:name="endnote reference" w:semiHidden="1" w:unhideWhenUsed="1"/>
+    <w:lsdException w:name="endnote text" w:semiHidden="1" w:unhideWhenUsed="1"/>
+    <w:lsdException w:name="table of authorities" w:semiHidden="1" w:unhideWhenUsed="1"/>
+    <w:lsdException w:name="macro" w:semiHidden="1" w:unhideWhenUsed="1"/>
+    <w:lsdException w:name="toa heading" w:semiHidden="1" w:unhideWhenUsed="1"/>
+    <w:lsdException w:name="List" w:semiHidden="1" w:unhideWhenUsed="1"/>
+    <w:lsdException w:name="List Bullet" w:semiHidden="1" w:unhideWhenUsed="1"/>
+    <w:lsdException w:name="List Number" w:semiHidden="1" w:unhideWhenUsed="1"/>
+    <w:lsdException w:name="List 2" w:semiHidden="1" w:unhideWhenUsed="1"/>
+    <w:lsdException w:name="List 3" w:semiHidden="1" w:unhideWhenUsed="1"/>
+    <w:lsdException w:name="List 4" w:semiHidden="1" w:unhideWhenUsed="1"/>
+    <w:lsdException w:name="List 5" w:semiHidden="1" w:unhideWhenUsed="1"/>
+    <w:lsdException w:name="List Bullet 2" w:semiHidden="1" w:unhideWhenUsed="1"/>
+    <w:lsdException w:name="List Bullet 3" w:semiHidden="1" w:unhideWhenUsed="1"/>
+    <w:lsdException w:name="List Bullet 4" w:semiHidden="1" w:unhideWhenUsed="1"/>
+    <w:lsdException w:name="List Bullet 5" w:semiHidden="1" w:unhideWhenUsed="1"/>
+    <w:lsdException w:name="List Number 2" w:semiHidden="1" w:unhideWhenUsed="1"/>
+    <w:lsdException w:name="List Number 3" w:semiHidden="1" w:unhideWhenUsed="1"/>
+    <w:lsdException w:name="List Number 4" w:semiHidden="1" w:unhideWhenUsed="1"/>
+    <w:lsdException w:name="List Number 5" w:semiHidden="1" w:unhideWhenUsed="1"/>
+    <w:lsdException w:name="Title" w:uiPriority="10" w:qFormat="1"/>
+    <w:lsdException w:name="Closing" w:semiHidden="1" w:unhideWhenUsed="1"/>
+    <w:lsdException w:name="Signature" w:semiHidden="1" w:unhideWhenUsed="1"/>
+    <w:lsdException w:name="Default Paragraph Font" w:semiHidden="1" w:uiPriority="1" w:unhideWhenUsed="1"/>
+    <w:lsdException w:name="Body Text" w:semiHidden="1" w:unhideWhenUsed="1"/>
+    <w:lsdException w:name="Body Text Indent" w:semiHidden="1" w:unhideWhenUsed="1"/>
+    <w:lsdException w:name="List Continue" w:semiHidden="1" w:unhideWhenUsed="1"/>
+    <w:lsdException w:name="List Continue 2" w:semiHidden="1" w:unhideWhenUsed="1"/>
+    <w:lsdException w:name="List Continue 3" w:semiHidden="1" w:unhideWhenUsed="1"/>
+    <w:lsdException w:name="List Continue 4" w:semiHidden="1" w:unhideWhenUsed="1"/>
+    <w:lsdException w:name="List Continue 5" w:semiHidden="1" w:unhideWhenUsed="1"/>
+    <w:lsdException w:name="Message Header" w:semiHidden="1" w:unhideWhenUsed="1"/>
+    <w:lsdException w:name="Subtitle" w:uiPriority="11" w:qFormat="1"/>
+    <w:lsdException w:name="Salutation" w:semiHidden="1" w:unhideWhenUsed="1"/>
+    <w:lsdException w:name="Date" w:semiHidden="1" w:unhideWhenUsed="1"/>
+    <w:lsdException w:name="Body Text First Indent" w:semiHidden="1" w:unhideWhenUsed="1"/>
+    <w:lsdException w:name="Body Text First Indent 2" w:semiHidden="1" w:unhideWhenUsed="1"/>
+    <w:lsdException w:name="Note Heading" w:semiHidden="1" w:unhideWhenUsed="1"/>
+    <w:lsdException w:name="Body Text 2" w:semiHidden="1" w:unhideWhenUsed="1"/>
+    <w:lsdException w:name="Body Text 3" w:semiHidden="1" w:unhideWhenUsed="1"/>
+    <w:lsdException w:name="Body Text Indent 2" w:semiHidden="1" w:unhideWhenUsed="1"/>
+    <w:lsdException w:name="Body Text Indent 3" w:semiHidden="1" w:unhideWhenUsed="1"/>
+    <w:lsdException w:name="Block Text" w:semiHidden="1" w:unhideWhenUsed="1"/>
+    <w:lsdException w:name="Hyperlink" w:semiHidden="1" w:unhideWhenUsed="1"/>
+    <w:lsdException w:name="FollowedHyperlink" w:semiHidden="1" w:unhideWhenUsed="1"/>
+    <w:lsdException w:name="Strong" w:uiPriority="22" w:qFormat="1"/>
+    <w:lsdException w:name="Emphasis" w:uiPriority="20" w:qFormat="1"/>
+    <w:lsdException w:name="Document Map" w:semiHidden="1" w:unhideWhenUsed="1"/>
+    <w:lsdException w:name="Plain Text" w:semiHidden="1" w:unhideWhenUsed="1"/>
+    <w:lsdException w:name="E-mail Signature" w:semiHidden="1" w:unhideWhenUsed="1"/>
+    <w:lsdException w:name="HTML Top of Form" w:semiHidden="1" w:unhideWhenUsed="1"/>
+    <w:lsdException w:name="HTML Bottom of Form" w:semiHidden="1" w:unhideWhenUsed="1"/>
+    <w:lsdException w:name="Normal (Web)" w:semiHidden="1" w:unhideWhenUsed="1"/>
+    <w:lsdException w:name="HTML Acronym" w:semiHidden="1" w:unhideWhenUsed="1"/>
+    <w:lsdException w:name="HTML Address" w:semiHidden="1" w:unhideWhenUsed="1"/>
+    <w:lsdException w:name="HTML Cite" w:semiHidden="1" w:unhideWhenUsed="1"/>
+    <w:lsdException w:name="HTML Code" w:semiHidden="1" w:unhideWhenUsed="1"/>
+    <w:lsdException w:name="HTML Definition" w:semiHidden="1" w:unhideWhenUsed="1"/>
+    <w:lsdException w:name="HTML Keyboard" w:semiHidden="1" w:unhideWhenUsed="1"/>
+    <w:lsdException w:name="HTML Preformatted" w:semiHidden="1" w:unhideWhenUsed="1"/>
+    <w:lsdException w:name="HTML Sample" w:semiHidden="1" w:unhideWhenUsed="1"/>
+    <w:lsdException w:name="HTML Typewriter" w:semiHidden="1" w:unhideWhenUsed="1"/>
+    <w:lsdException w:name="HTML Variable" w:semiHidden="1" w:unhideWhenUsed="1"/>
+    <w:lsdException w:name="Normal Table" w:semiHidden="1" w:unhideWhenUsed="1"/>
+    <w:lsdException w:name="annotation subject" w:semiHidden="1" w:unhideWhenUsed="1"/>
+    <w:lsdException w:name="No List" w:semiHidden="1" w:unhideWhenUsed="1"/>
+    <w:lsdException w:name="Outline List 1" w:semiHidden="1" w:unhideWhenUsed="1"/>
+    <w:lsdException w:name="Outline List 2" w:semiHidden="1" w:unhideWhenUsed="1"/>
+    <w:lsdException w:name="Outline List 3" w:semiHidden="1" w:unhideWhenUsed="1"/>
+    <w:lsdException w:name="Table Simple 1" w:semiHidden="1" w:unhideWhenUsed="1"/>
+    <w:lsdException w:name="Table Simple 2" w:semiHidden="1" w:unhideWhenUsed="1"/>
+    <w:lsdException w:name="Table Simple 3" w:semiHidden="1" w:unhideWhenUsed="1"/>
+    <w:lsdException w:name="Table Classic 1" w:semiHidden="1" w:unhideWhenUsed="1"/>
+    <w:lsdException w:name="Table Classic 2" w:semiHidden="1" w:unhideWhenUsed="1"/>
+    <w:lsdException w:name="Table Classic 3" w:semiHidden="1" w:unhideWhenUsed="1"/>
+    <w:lsdException w:name="Table Classic 4" w:semiHidden="1" w:unhideWhenUsed="1"/>
+    <w:lsdException w:name="Table Colorful 1" w:semiHidden="1" w:unhideWhenUsed="1"/>
+    <w:lsdException w:name="Table Colorful 2" w:semiHidden="1" w:unhideWhenUsed="1"/>
+    <w:lsdException w:name="Table Colorful 3" w:semiHidden="1" w:unhideWhenUsed="1"/>
+    <w:lsdException w:name="Table Columns 1" w:semiHidden="1" w:unhideWhenUsed="1"/>
+    <w:lsdException w:name="Table Columns 2" w:semiHidden="1" w:unhideWhenUsed="1"/>
+    <w:lsdException w:name="Table Columns 3" w:semiHidden="1" w:unhideWhenUsed="1"/>
+    <w:lsdException w:name="Table Columns 4" w:semiHidden="1" w:unhideWhenUsed="1"/>
+    <w:lsdException w:name="Table Columns 5" w:semiHidden="1" w:unhideWhenUsed="1"/>
+    <w:lsdException w:name="Table Grid 1" w:semiHidden="1" w:unhideWhenUsed="1"/>
+    <w:lsdException w:name="Table Grid 2" w:semiHidden="1" w:unhideWhenUsed="1"/>
+    <w:lsdException w:name="Table Grid 3" w:semiHidden="1" w:unhideWhenUsed="1"/>
+    <w:lsdException w:name="Table Grid 4" w:semiHidden="1" w:unhideWhenUsed="1"/>
+    <w:lsdException w:name="Table Grid 5" w:semiHidden="1" w:unhideWhenUsed="1"/>
+    <w:lsdException w:name="Table Grid 6" w:semiHidden="1" w:unhideWhenUsed="1"/>
+    <w:lsdException w:name="Table Grid 7" w:semiHidden="1" w:unhideWhenUsed="1"/>
+    <w:lsdException w:name="Table Grid 8" w:semiHidden="1" w:unhideWhenUsed="1"/>
+    <w:lsdException w:name="Table List 1" w:semiHidden="1" w:unhideWhenUsed="1"/>
+    <w:lsdException w:name="Table List 2" w:semiHidden="1" w:unhideWhenUsed="1"/>
+    <w:lsdException w:name="Table List 3" w:semiHidden="1" w:unhideWhenUsed="1"/>
+    <w:lsdException w:name="Table List 4" w:semiHidden="1" w:unhideWhenUsed="1"/>
+    <w:lsdException w:name="Table List 5" w:semiHidden="1" w:unhideWhenUsed="1"/>
+    <w:lsdException w:name="Table List 6" w:semiHidden="1" w:unhideWhenUsed="1"/>
+    <w:lsdException w:name="Table List 7" w:semiHidden="1" w:unhideWhenUsed="1"/>
+    <w:lsdException w:name="Table List 8" w:semiHidden="1" w:unhideWhenUsed="1"/>
+    <w:lsdException w:name="Table 3D effects 1" w:semiHidden="1" w:unhideWhenUsed="1"/>
+    <w:lsdException w:name="Table 3D effects 2" w:semiHidden="1" w:unhideWhenUsed="1"/>
+    <w:lsdException w:name="Table 3D effects 3" w:semiHidden="1" w:unhideWhenUsed="1"/>
+    <w:lsdException w:name="Table Contemporary" w:semiHidden="1" w:unhideWhenUsed="1"/>
+    <w:lsdException w:name="Table Elegant" w:semiHidden="1" w:unhideWhenUsed="1"/>
+    <w:lsdException w:name="Table Professional" w:semiHidden="1" w:unhideWhenUsed="1"/>
+    <w:lsdException w:name="Table Subtle 1" w:semiHidden="1" w:unhideWhenUsed="1"/>
+    <w:lsdException w:name="Table Subtle 2" w:semiHidden="1" w:unhideWhenUsed="1"/>
+    <w:lsdException w:name="Table Web 1" w:semiHidden="1" w:unhideWhenUsed="1"/>
+    <w:lsdException w:name="Table Web 2" w:semiHidden="1" w:unhideWhenUsed="1"/>
+    <w:lsdException w:name="Table Web 3" w:semiHidden="1" w:unhideWhenUsed="1"/>
+    <w:lsdException w:name="Balloon Text" w:semiHidden="1" w:unhideWhenUsed="1"/>
+    <w:lsdException w:name="Table Grid" w:uiPriority="39"/>
+    <w:lsdException w:name="Table Theme" w:semiHidden="1" w:unhideWhenUsed="1"/>
+    <w:lsdException w:name="Placeholder Text" w:semiHidden="1"/>
+    <w:lsdException w:name="No Spacing" w:uiPriority="1" w:qFormat="1"/>
+    <w:lsdException w:name="Light Shading" w:uiPriority="60"/>
+    <w:lsdException w:name="Light List" w:uiPriority="61"/>
+    <w:lsdException w:name="Light Grid" w:uiPriority="62"/>
+    <w:lsdException w:name="Medium Shading 1" w:uiPriority="63"/>
+    <w:lsdException w:name="Medium Shading 2" w:uiPriority="64"/>
+    <w:lsdException w:name="Medium List 1" w:uiPriority="65"/>
+    <w:lsdException w:name="Medium List 2" w:uiPriority="66"/>
+    <w:lsdException w:name="Medium Grid 1" w:uiPriority="67"/>
+    <w:lsdException w:name="Medium Grid 2" w:uiPriority="68"/>
+    <w:lsdException w:name="Medium Grid 3" w:uiPriority="69"/>
+    <w:lsdException w:name="Dark List" w:uiPriority="70"/>
+    <w:lsdException w:name="Colorful Shading" w:uiPriority="71"/>
+    <w:lsdException w:name="Colorful List" w:uiPriority="72"/>
+    <w:lsdException w:name="Colorful Grid" w:uiPriority="73"/>
+    <w:lsdException w:name="Light Shading Accent 1" w:uiPriority="60"/>
+    <w:lsdException w:name="Light List Accent 1" w:uiPriority="61"/>
+    <w:lsdException w:name="Light Grid Accent 1" w:uiPriority="62"/>
+    <w:lsdException w:name="Medium Shading 1 Accent 1" w:uiPriority="63"/>
+    <w:lsdException w:name="Medium Shading 2 Accent 1" w:uiPriority="64"/>
+    <w:lsdException w:name="Medium List 1 Accent 1" w:uiPriority="65"/>
+    <w:lsdException w:name="Revision" w:semiHidden="1"/>
+    <w:lsdException w:name="List Paragraph" w:uiPriority="34" w:qFormat="1"/>
+    <w:lsdException w:name="Quote" w:uiPriority="29" w:qFormat="1"/>
+    <w:lsdException w:name="Intense Quote" w:uiPriority="30" w:qFormat="1"/>
+    <w:lsdException w:name="Medium List 2 Accent 1" w:uiPriority="66"/>
+    <w:lsdException w:name="Medium Grid 1 Accent 1" w:uiPriority="67"/>
+    <w:lsdException w:name="Medium Grid 2 Accent 1" w:uiPriority="68"/>
+    <w:lsdException w:name="Medium Grid 3 Accent 1" w:uiPriority="69"/>
+    <w:lsdException w:name="Dark List Accent 1" w:uiPriority="70"/>
+    <w:lsdException w:name="Colorful Shading Accent 1" w:uiPriority="71"/>
+    <w:lsdException w:name="Colorful List Accent 1" w:uiPriority="72"/>
+    <w:lsdException w:name="Colorful Grid Accent 1" w:uiPriority="73"/>
+    <w:lsdException w:name="Light Shading Accent 2" w:uiPriority="60"/>
+    <w:lsdException w:name="Light List Accent 2" w:uiPriority="61"/>
+    <w:lsdException w:name="Light Grid Accent 2" w:uiPriority="62"/>
+    <w:lsdException w:name="Medium Shading 1 Accent 2" w:uiPriority="63"/>
+    <w:lsdException w:name="Medium Shading 2 Accent 2" w:uiPriority="64"/>
+    <w:lsdException w:name="Medium List 1 Accent 2" w:uiPriority="65"/>
+    <w:lsdException w:name="Medium List 2 Accent 2" w:uiPriority="66"/>
+    <w:lsdException w:name="Medium Grid 1 Accent 2" w:uiPriority="67"/>
+    <w:lsdException w:name="Medium Grid 2 Accent 2" w:uiPriority="68"/>
+    <w:lsdException w:name="Medium Grid 3 Accent 2" w:uiPriority="69"/>
+    <w:lsdException w:name="Dark List Accent 2" w:uiPriority="70"/>
+    <w:lsdException w:name="Colorful Shading Accent 2" w:uiPriority="71"/>
+    <w:lsdException w:name="Colorful List Accent 2" w:uiPriority="72"/>
+    <w:lsdException w:name="Colorful Grid Accent 2" w:uiPriority="73"/>
+    <w:lsdException w:name="Light Shading Accent 3" w:uiPriority="60"/>
+    <w:lsdException w:name="Light List Accent 3" w:uiPriority="61"/>
+    <w:lsdException w:name="Light Grid Accent 3" w:uiPriority="62"/>
+    <w:lsdException w:name="Medium Shading 1 Accent 3" w:uiPriority="63"/>
+    <w:lsdException w:name="Medium Shading 2 Accent 3" w:uiPriority="64"/>
+    <w:lsdException w:name="Medium List 1 Accent 3" w:uiPriority="65"/>
+    <w:lsdException w:name="Medium List 2 Accent 3" w:uiPriority="66"/>
+    <w:lsdException w:name="Medium Grid 1 Accent 3" w:uiPriority="67"/>
+    <w:lsdException w:name="Medium Grid 2 Accent 3" w:uiPriority="68"/>
+    <w:lsdException w:name="Medium Grid 3 Accent 3" w:uiPriority="69"/>
+    <w:lsdException w:name="Dark List Accent 3" w:uiPriority="70"/>
+    <w:lsdException w:name="Colorful Shading Accent 3" w:uiPriority="71"/>
+    <w:lsdException w:name="Colorful List Accent 3" w:uiPriority="72"/>
+    <w:lsdException w:name="Colorful Grid Accent 3" w:uiPriority="73"/>
+    <w:lsdException w:name="Light Shading Accent 4" w:uiPriority="60"/>
+    <w:lsdException w:name="Light List Accent 4" w:uiPriority="61"/>
+    <w:lsdException w:name="Light Grid Accent 4" w:uiPriority="62"/>
+    <w:lsdException w:name="Medium Shading 1 Accent 4" w:uiPriority="63"/>
+    <w:lsdException w:name="Medium Shading 2 Accent 4" w:uiPriority="64"/>
+    <w:lsdException w:name="Medium List 1 Accent 4" w:uiPriority="65"/>
+    <w:lsdException w:name="Medium List 2 Accent 4" w:uiPriority="66"/>
+    <w:lsdException w:name="Medium Grid 1 Accent 4" w:uiPriority="67"/>
+    <w:lsdException w:name="Medium Grid 2 Accent 4" w:uiPriority="68"/>
+    <w:lsdException w:name="Medium Grid 3 Accent 4" w:uiPriority="69"/>
+    <w:lsdException w:name="Dark List Accent 4" w:uiPriority="70"/>
+    <w:lsdException w:name="Colorful Shading Accent 4" w:uiPriority="71"/>
+    <w:lsdException w:name="Colorful List Accent 4" w:uiPriority="72"/>
+    <w:lsdException w:name="Colorful Grid Accent 4" w:uiPriority="73"/>
+    <w:lsdException w:name="Light Shading Accent 5" w:uiPriority="60"/>
+    <w:lsdException w:name="Light List Accent 5" w:uiPriority="61"/>
+    <w:lsdException w:name="Light Grid Accent 5" w:uiPriority="62"/>
+    <w:lsdException w:name="Medium Shading 1 Accent 5" w:uiPriority="63"/>
+    <w:lsdException w:name="Medium Shading 2 Accent 5" w:uiPriority="64"/>
+    <w:lsdException w:name="Medium List 1 Accent 5" w:uiPriority="65"/>
+    <w:lsdException w:name="Medium List 2 Accent 5" w:uiPriority="66"/>
+    <w:lsdException w:name="Medium Grid 1 Accent 5" w:uiPriority="67"/>
+    <w:lsdException w:name="Medium Grid 2 Accent 5" w:uiPriority="68"/>
+    <w:lsdException w:name="Medium Grid 3 Accent 5" w:uiPriority="69"/>
+    <w:lsdException w:name="Dark List Accent 5" w:uiPriority="70"/>
+    <w:lsdException w:name="Colorful Shading Accent 5" w:uiPriority="71"/>
+    <w:lsdException w:name="Colorful List Accent 5" w:uiPriority="72"/>
+    <w:lsdException w:name="Colorful Grid Accent 5" w:uiPriority="73"/>
+    <w:lsdException w:name="Light Shading Accent 6" w:uiPriority="60"/>
+    <w:lsdException w:name="Light List Accent 6" w:uiPriority="61"/>
+    <w:lsdException w:name="Light Grid Accent 6" w:uiPriority="62"/>
+    <w:lsdException w:name="Medium Shading 1 Accent 6" w:uiPriority="63"/>
+    <w:lsdException w:name="Medium Shading 2 Accent 6" w:uiPriority="64"/>
+    <w:lsdException w:name="Medium List 1 Accent 6" w:uiPriority="65"/>
+    <w:lsdException w:name="Medium List 2 Accent 6" w:uiPriority="66"/>
+    <w:lsdException w:name="Medium Grid 1 Accent 6" w:uiPriority="67"/>
+    <w:lsdException w:name="Medium Grid 2 Accent 6" w:uiPriority="68"/>
+    <w:lsdException w:name="Medium Grid 3 Accent 6" w:uiPriority="69"/>
+    <w:lsdException w:name="Dark List Accent 6" w:uiPriority="70"/>
+    <w:lsdException w:name="Colorful Shading Accent 6" w:uiPriority="71"/>
+    <w:lsdException w:name="Colorful List Accent 6" w:uiPriority="72"/>
+    <w:lsdException w:name="Colorful Grid Accent 6" w:uiPriority="73"/>
+    <w:lsdException w:name="Subtle Emphasis" w:uiPriority="19" w:qFormat="1"/>
+    <w:lsdException w:name="Intense Emphasis" w:uiPriority="21" w:qFormat="1"/>
+    <w:lsdException w:name="Subtle Reference" w:uiPriority="31" w:qFormat="1"/>
+    <w:lsdException w:name="Intense Reference" w:uiPriority="32" w:qFormat="1"/>
+    <w:lsdException w:name="Book Title" w:uiPriority="33" w:qFormat="1"/>
+    <w:lsdException w:name="Bibliography" w:semiHidden="1" w:uiPriority="37" w:unhideWhenUsed="1"/>
+    <w:lsdException w:name="TOC Heading" w:semiHidden="1" w:uiPriority="39" w:unhideWhenUsed="1" w:qFormat="1"/>
+    <w:lsdException w:name="Plain Table 1" w:uiPriority="41"/>
+    <w:lsdException w:name="Plain Table 2" w:uiPriority="42"/>
+    <w:lsdException w:name="Plain Table 3" w:uiPriority="43"/>
+    <w:lsdException w:name="Plain Table 4" w:uiPriority="44"/>
+    <w:lsdException w:name="Plain Table 5" w:uiPriority="45"/>
+    <w:lsdException w:name="Grid Table Light" w:uiPriority="40"/>
+    <w:lsdException w:name="Grid Table 1 Light" w:uiPriority="46"/>
+    <w:lsdException w:name="Grid Table 2" w:uiPriority="47"/>
+    <w:lsdException w:name="Grid Table 3" w:uiPriority="48"/>
+    <w:lsdException w:name="Grid Table 4" w:uiPriority="49"/>
+    <w:lsdException w:name="Grid Table 5 Dark" w:uiPriority="50"/>
+    <w:lsdException w:name="Grid Table 6 Colorful" w:uiPriority="51"/>
+    <w:lsdException w:name="Grid Table 7 Colorful" w:uiPriority="52"/>
+    <w:lsdException w:name="Grid Table 1 Light Accent 1" w:uiPriority="46"/>
+    <w:lsdException w:name="Grid Table 2 Accent 1" w:uiPriority="47"/>
+    <w:lsdException w:name="Grid Table 3 Accent 1" w:uiPriority="48"/>
+    <w:lsdException w:name="Grid Table 4 Accent 1" w:uiPriority="49"/>
+    <w:lsdException w:name="Grid Table 5 Dark Accent 1" w:uiPriority="50"/>
+    <w:lsdException w:name="Grid Table 6 Colorful Accent 1" w:uiPriority="51"/>
+    <w:lsdException w:name="Grid Table 7 Colorful Accent 1" w:uiPriority="52"/>
+    <w:lsdException w:name="Grid Table 1 Light Accent 2" w:uiPriority="46"/>
+    <w:lsdException w:name="Grid Table 2 Accent 2" w:uiPriority="47"/>
+    <w:lsdException w:name="Grid Table 3 Accent 2" w:uiPriority="48"/>
+    <w:lsdException w:name="Grid Table 4 Accent 2" w:uiPriority="49"/>
+    <w:lsdException w:name="Grid Table 5 Dark Accent 2" w:uiPriority="50"/>
+    <w:lsdException w:name="Grid Table 6 Colorful Accent 2" w:uiPriority="51"/>
+    <w:lsdException w:name="Grid Table 7 Colorful Accent 2" w:uiPriority="52"/>
+    <w:lsdException w:name="Grid Table 1 Light Accent 3" w:uiPriority="46"/>
+    <w:lsdException w:name="Grid Table 2 Accent 3" w:uiPriority="47"/>
+    <w:lsdException w:name="Grid Table 3 Accent 3" w:uiPriority="48"/>
+    <w:lsdException w:name="Grid Table 4 Accent 3" w:uiPriority="49"/>
+    <w:lsdException w:name="Grid Table 5 Dark Accent 3" w:uiPriority="50"/>
+    <w:lsdException w:name="Grid Table 6 Colorful Accent 3" w:uiPriority="51"/>
+    <w:lsdException w:name="Grid Table 7 Colorful Accent 3" w:uiPriority="52"/>
+    <w:lsdException w:name="Grid Table 1 Light Accent 4" w:uiPriority="46"/>
+    <w:lsdException w:name="Grid Table 2 Accent 4" w:uiPriority="47"/>
+    <w:lsdException w:name="Grid Table 3 Accent 4" w:uiPriority="48"/>
+    <w:lsdException w:name="Grid Table 4 Accent 4" w:uiPriority="49"/>
+    <w:lsdException w:name="Grid Table 5 Dark Accent 4" w:uiPriority="50"/>
+    <w:lsdException w:name="Grid Table 6 Colorful Accent 4" w:uiPriority="51"/>
+    <w:lsdException w:name="Grid Table 7 Colorful Accent 4" w:uiPriority="52"/>
+    <w:lsdException w:name="Grid Table 1 Light Accent 5" w:uiPriority="46"/>
+    <w:lsdException w:name="Grid Table 2 Accent 5" w:uiPriority="47"/>
+    <w:lsdException w:name="Grid Table 3 Accent 5" w:uiPriority="48"/>
+    <w:lsdException w:name="Grid Table 4 Accent 5" w:uiPriority="49"/>
+    <w:lsdException w:name="Grid Table 5 Dark Accent 5" w:uiPriority="50"/>
+    <w:lsdException w:name="Grid Table 6 Colorful Accent 5" w:uiPriority="51"/>
+    <w:lsdException w:name="Grid Table 7 Colorful Accent 5" w:uiPriority="52"/>
+    <w:lsdException w:name="Grid Table 1 Light Accent 6" w:uiPriority="46"/>
+    <w:lsdException w:name="Grid Table 2 Accent 6" w:uiPriority="47"/>
+    <w:lsdException w:name="Grid Table 3 Accent 6" w:uiPriority="48"/>
+    <w:lsdException w:name="Grid Table 4 Accent 6" w:uiPriority="49"/>
+    <w:lsdException w:name="Grid Table 5 Dark Accent 6" w:uiPriority="50"/>
+    <w:lsdException w:name="Grid Table 6 Colorful Accent 6" w:uiPriority="51"/>
+    <w:lsdException w:name="Grid Table 7 Colorful Accent 6" w:uiPriority="52"/>
+    <w:lsdException w:name="List Table 1 Light" w:uiPriority="46"/>
+    <w:lsdException w:name="List Table 2" w:uiPriority="47"/>
+    <w:lsdException w:name="List Table 3" w:uiPriority="48"/>
+    <w:lsdException w:name="List Table 4" w:uiPriority="49"/>
+    <w:lsdException w:name="List Table 5 Dark" w:uiPriority="50"/>
+    <w:lsdException w:name="List Table 6 Colorful" w:uiPriority="51"/>
+    <w:lsdException w:name="List Table 7 Colorful" w:uiPriority="52"/>
+    <w:lsdException w:name="List Table 1 Light Accent 1" w:uiPriority="46"/>
+    <w:lsdException w:name="List Table 2 Accent 1" w:uiPriority="47"/>
+    <w:lsdException w:name="List Table 3 Accent 1" w:uiPriority="48"/>
+    <w:lsdException w:name="List Table 4 Accent 1" w:uiPriority="49"/>
+    <w:lsdException w:name="List Table 5 Dark Accent 1" w:uiPriority="50"/>
+    <w:lsdException w:name="List Table 6 Colorful Accent 1" w:uiPriority="51"/>
+    <w:lsdException w:name="List Table 7 Colorful Accent 1" w:uiPriority="52"/>
+    <w:lsdException w:name="List Table 1 Light Accent 2" w:uiPriority="46"/>
+    <w:lsdException w:name="List Table 2 Accent 2" w:uiPriority="47"/>
+    <w:lsdException w:name="List Table 3 Accent 2" w:uiPriority="48"/>
+    <w:lsdException w:name="List Table 4 Accent 2" w:uiPriority="49"/>
+    <w:lsdException w:name="List Table 5 Dark Accent 2" w:uiPriority="50"/>
+    <w:lsdException w:name="List Table 6 Colorful Accent 2" w:uiPriority="51"/>
+    <w:lsdException w:name="List Table 7 Colorful Accent 2" w:uiPriority="52"/>
+    <w:lsdException w:name="List Table 1 Light Accent 3" w:uiPriority="46"/>
+    <w:lsdException w:name="List Table 2 Accent 3" w:uiPriority="47"/>
+    <w:lsdException w:name="List Table 3 Accent 3" w:uiPriority="48"/>
+    <w:lsdException w:name="List Table 4 Accent 3" w:uiPriority="49"/>
+    <w:lsdException w:name="List Table 5 Dark Accent 3" w:uiPriority="50"/>
+    <w:lsdException w:name="List Table 6 Colorful Accent 3" w:uiPriority="51"/>
+    <w:lsdException w:name="List Table 7 Colorful Accent 3" w:uiPriority="52"/>
+    <w:lsdException w:name="List Table 1 Light Accent 4" w:uiPriority="46"/>
+    <w:lsdException w:name="List Table 2 Accent 4" w:uiPriority="47"/>
+    <w:lsdException w:name="List Table 3 Accent 4" w:uiPriority="48"/>
+    <w:lsdException w:name="List Table 4 Accent 4" w:uiPriority="49"/>
+    <w:lsdException w:name="List Table 5 Dark Accent 4" w:uiPriority="50"/>
+    <w:lsdException w:name="List Table 6 Colorful Accent 4" w:uiPriority="51"/>
+    <w:lsdException w:name="List Table 7 Colorful Accent 4" w:uiPriority="52"/>
+    <w:lsdException w:name="List Table 1 Light Accent 5" w:uiPriority="46"/>
+    <w:lsdException w:name="List Table 2 Accent 5" w:uiPriority="47"/>
+    <w:lsdException w:name="List Table 3 Accent 5" w:uiPriority="48"/>
+    <w:lsdException w:name="List Table 4 Accent 5" w:uiPriority="49"/>
+    <w:lsdException w:name="List Table 5 Dark Accent 5" w:uiPriority="50"/>
+    <w:lsdException w:name="List Table 6 Colorful Accent 5" w:uiPriority="51"/>
+    <w:lsdException w:name="List Table 7 Colorful Accent 5" w:uiPriority="52"/>
+    <w:lsdException w:name="List Table 1 Light Accent 6" w:uiPriority="46"/>
+    <w:lsdException w:name="List Table 2 Accent 6" w:uiPriority="47"/>
+    <w:lsdException w:name="List Table 3 Accent 6" w:uiPriority="48"/>
+    <w:lsdException w:name="List Table 4 Accent 6" w:uiPriority="49"/>
+    <w:lsdException w:name="List Table 5 Dark Accent 6" w:uiPriority="50"/>
+    <w:lsdException w:name="List Table 6 Colorful Accent 6" w:uiPriority="51"/>
+    <w:lsdException w:name="List Table 7 Colorful Accent 6" w:uiPriority="52"/>
+    <w:lsdException w:name="Mention" w:semiHidden="1" w:unhideWhenUsed="1"/>
+    <w:lsdException w:name="Smart Hyperlink" w:semiHidden="1" w:unhideWhenUsed="1"/>
+    <w:lsdException w:name="Hashtag" w:semiHidden="1" w:unhideWhenUsed="1"/>
+    <w:lsdException w:name="Unresolved Mention" w:semiHidden="1" w:unhideWhenUsed="1"/>
+    <w:lsdException w:name="Smart Link" w:semiHidden="1" w:unhideWhenUsed="1"/>
+  </w:latentStyles>
+  <w:style w:type="paragraph" w:default="1" w:styleId="Normal">
+    <w:name w:val="Normal"/>
+    <w:qFormat/>
+    <w:rPr>
+      <w:rFonts w:ascii="Calibri" w:eastAsia="Calibri" w:hAnsi="Calibri" w:cs="Calibri"/>
+      <w:lang w:val="es-ES"/>
+    </w:rPr>
+  </w:style>
+  <w:style w:type="paragraph" w:styleId="Ttulo1">
+    <w:name w:val="heading 1"/>
+    <w:basedOn w:val="Normal"/>
+    <w:uiPriority w:val="9"/>
+    <w:qFormat/>
+    <w:pPr>
+      <w:spacing w:before="77"/>
+      <w:ind w:left="355"/>
+      <w:outlineLvl w:val="0"/>
+    </w:pPr>
+    <w:rPr>
+      <w:rFonts w:ascii="Calibri Light" w:eastAsia="Calibri Light" w:hAnsi="Calibri Light" w:cs="Calibri Light"/>
+      <w:sz w:val="26"/>
+      <w:szCs w:val="26"/>
+    </w:rPr>
+  </w:style>
+  <w:style w:type="character" w:default="1" w:styleId="Fuentedeprrafopredeter">
     <w:name w:val="Default Paragraph Font"/>
     <w:uiPriority w:val="1"/>
+    <w:unhideWhenUsed/>
+  </w:style>
+  <w:style w:type="table" w:default="1" w:styleId="Tablanormal">
+    <w:name w:val="Normal Table"/>
+    <w:uiPriority w:val="99"/>
+    <w:semiHidden/>
+    <w:unhideWhenUsed/>
+    <w:tblPr>
+      <w:tblInd w:w="0" w:type="dxa"/>
+      <w:tblCellMar>
+        <w:top w:w="0" w:type="dxa"/>
+        <w:left w:w="108" w:type="dxa"/>
+        <w:bottom w:w="0" w:type="dxa"/>
+        <w:right w:w="108" w:type="dxa"/>
+      </w:tblCellMar>
+    </w:tblPr>
+  </w:style>
+  <w:style w:type="numbering" w:default="1" w:styleId="Sinlista">
+    <w:name w:val="No List"/>
+    <w:uiPriority w:val="99"/>
     <w:semiHidden/>
     <w:unhideWhenUsed/>
   </w:style>
-  <w:style w:styleId="TableNormal" w:default="1" w:type="table">
+  <w:style w:type="table" w:customStyle="1" w:styleId="TableNormal">
     <w:name w:val="Table Normal"/>
     <w:uiPriority w:val="2"/>
     <w:semiHidden/>
@@ -7651,53 +8397,17 @@
       </w:tblCellMar>
     </w:tblPr>
   </w:style>
-  <w:style w:styleId="NoList" w:default="1" w:type="numbering">
-    <w:name w:val="No List"/>
-    <w:uiPriority w:val="99"/>
-    <w:semiHidden/>
-    <w:unhideWhenUsed/>
-  </w:style>
-  <w:style w:default="1" w:styleId="Normal" w:type="paragraph">
-    <w:name w:val="Normal"/>
-    <w:uiPriority w:val="1"/>
-    <w:qFormat/>
-    <w:pPr/>
-    <w:rPr>
-      <w:rFonts w:ascii="Calibri" w:hAnsi="Calibri" w:eastAsia="Calibri" w:cs="Calibri"/>
-      <w:lang w:val="es-ES" w:eastAsia="en-US" w:bidi="ar-SA"/>
-    </w:rPr>
-  </w:style>
-  <w:style w:styleId="BodyText" w:type="paragraph">
+  <w:style w:type="paragraph" w:styleId="Textoindependiente">
     <w:name w:val="Body Text"/>
     <w:basedOn w:val="Normal"/>
     <w:uiPriority w:val="1"/>
     <w:qFormat/>
-    <w:pPr/>
     <w:rPr>
-      <w:rFonts w:ascii="Calibri" w:hAnsi="Calibri" w:eastAsia="Calibri" w:cs="Calibri"/>
       <w:sz w:val="24"/>
       <w:szCs w:val="24"/>
-      <w:lang w:val="es-ES" w:eastAsia="en-US" w:bidi="ar-SA"/>
     </w:rPr>
   </w:style>
-  <w:style w:styleId="Heading1" w:type="paragraph">
-    <w:name w:val="Heading 1"/>
-    <w:basedOn w:val="Normal"/>
-    <w:uiPriority w:val="1"/>
-    <w:qFormat/>
-    <w:pPr>
-      <w:spacing w:before="77"/>
-      <w:ind w:left="355"/>
-      <w:outlineLvl w:val="1"/>
-    </w:pPr>
-    <w:rPr>
-      <w:rFonts w:ascii="Calibri Light" w:hAnsi="Calibri Light" w:eastAsia="Calibri Light" w:cs="Calibri Light"/>
-      <w:sz w:val="26"/>
-      <w:szCs w:val="26"/>
-      <w:lang w:val="es-ES" w:eastAsia="en-US" w:bidi="ar-SA"/>
-    </w:rPr>
-  </w:style>
-  <w:style w:styleId="ListParagraph" w:type="paragraph">
+  <w:style w:type="paragraph" w:styleId="Prrafodelista">
     <w:name w:val="List Paragraph"/>
     <w:basedOn w:val="Normal"/>
     <w:uiPriority w:val="1"/>
@@ -7705,21 +8415,12 @@
     <w:pPr>
       <w:ind w:left="1150" w:hanging="361"/>
     </w:pPr>
-    <w:rPr>
-      <w:rFonts w:ascii="Calibri" w:hAnsi="Calibri" w:eastAsia="Calibri" w:cs="Calibri"/>
-      <w:lang w:val="es-ES" w:eastAsia="en-US" w:bidi="ar-SA"/>
-    </w:rPr>
   </w:style>
-  <w:style w:styleId="TableParagraph" w:type="paragraph">
+  <w:style w:type="paragraph" w:customStyle="1" w:styleId="TableParagraph">
     <w:name w:val="Table Paragraph"/>
     <w:basedOn w:val="Normal"/>
     <w:uiPriority w:val="1"/>
     <w:qFormat/>
-    <w:pPr/>
-    <w:rPr>
-      <w:rFonts w:ascii="Calibri" w:hAnsi="Calibri" w:eastAsia="Calibri" w:cs="Calibri"/>
-      <w:lang w:val="es-ES" w:eastAsia="en-US" w:bidi="ar-SA"/>
-    </w:rPr>
   </w:style>
 </w:styles>
 </file>
